--- a/TheorynCoding/Study Material/Java Overall/Java Overall/Quick Java/oza sir/Study This/study material/JVM & Class Loading -4.docx
+++ b/TheorynCoding/Study Material/Java Overall/Java Overall/Quick Java/oza sir/Study This/study material/JVM & Class Loading -4.docx
@@ -1677,6 +1677,200 @@
     </w:p>
     <w:p>
       <w:pPr>
+        <w:pStyle w:val="NormalWeb"/>
+      </w:pPr>
+      <w:r>
+        <w:rPr>
+          <w:rStyle w:val="Strong"/>
+        </w:rPr>
+        <w:t>Interview Answer</w:t>
+      </w:r>
+    </w:p>
+    <w:p>
+      <w:pPr>
+        <w:pStyle w:val="NormalWeb"/>
+      </w:pPr>
+      <w:r>
+        <w:t>Runtime Constant Pool is part of the Method Area and stores constants and symbolic references required by a class during execution.</w:t>
+      </w:r>
+    </w:p>
+    <w:p>
+      <w:pPr>
+        <w:pStyle w:val="Heading3"/>
+      </w:pPr>
+      <w:r>
+        <w:t>One-Liner</w:t>
+      </w:r>
+    </w:p>
+    <w:p>
+      <w:pPr>
+        <w:pStyle w:val="HTMLPreformatted"/>
+      </w:pPr>
+      <w:r>
+        <w:rPr>
+          <w:rStyle w:val="HTMLCode"/>
+        </w:rPr>
+        <w:t>Stores constants and references used by a class at runtime.</w:t>
+      </w:r>
+    </w:p>
+    <w:p>
+      <w:r>
+        <w:pict>
+          <v:rect id="_x0000_i1046" style="width:0;height:1.5pt" o:hralign="center" o:hrstd="t" o:hr="t" fillcolor="#a0a0a0" stroked="f"/>
+        </w:pict>
+      </w:r>
+    </w:p>
+    <w:p>
+      <w:pPr>
+        <w:pStyle w:val="Heading2"/>
+      </w:pPr>
+      <w:r>
+        <w:lastRenderedPageBreak/>
+        <w:t>If interviewer asks "What are symbolic references?"</w:t>
+      </w:r>
+    </w:p>
+    <w:p>
+      <w:pPr>
+        <w:pStyle w:val="NormalWeb"/>
+      </w:pPr>
+      <w:r>
+        <w:t>Example:</w:t>
+      </w:r>
+    </w:p>
+    <w:p>
+      <w:pPr>
+        <w:pStyle w:val="HTMLPreformatted"/>
+      </w:pPr>
+      <w:proofErr w:type="gramStart"/>
+      <w:r>
+        <w:rPr>
+          <w:rStyle w:val="m"/>
+        </w:rPr>
+        <w:t>System</w:t>
+      </w:r>
+      <w:r>
+        <w:rPr>
+          <w:rStyle w:val="g"/>
+        </w:rPr>
+        <w:t>.</w:t>
+      </w:r>
+      <w:r>
+        <w:rPr>
+          <w:rStyle w:val="m"/>
+        </w:rPr>
+        <w:t>out</w:t>
+      </w:r>
+      <w:r>
+        <w:rPr>
+          <w:rStyle w:val="g"/>
+        </w:rPr>
+        <w:t>.</w:t>
+      </w:r>
+      <w:r>
+        <w:rPr>
+          <w:rStyle w:val="m"/>
+        </w:rPr>
+        <w:t>println</w:t>
+      </w:r>
+      <w:r>
+        <w:rPr>
+          <w:rStyle w:val="HTMLCode"/>
+        </w:rPr>
+        <w:t>(</w:t>
+      </w:r>
+      <w:proofErr w:type="gramEnd"/>
+      <w:r>
+        <w:rPr>
+          <w:rStyle w:val="k"/>
+        </w:rPr>
+        <w:t>"Hello"</w:t>
+      </w:r>
+      <w:r>
+        <w:rPr>
+          <w:rStyle w:val="HTMLCode"/>
+        </w:rPr>
+        <w:t>);</w:t>
+      </w:r>
+    </w:p>
+    <w:p>
+      <w:pPr>
+        <w:pStyle w:val="NormalWeb"/>
+      </w:pPr>
+      <w:r>
+        <w:t>JVM needs to know:</w:t>
+      </w:r>
+    </w:p>
+    <w:p>
+      <w:pPr>
+        <w:pStyle w:val="HTMLPreformatted"/>
+      </w:pPr>
+      <w:r>
+        <w:rPr>
+          <w:rStyle w:val="HTMLCode"/>
+        </w:rPr>
+        <w:t>Which class?  -&gt; System</w:t>
+      </w:r>
+      <w:r>
+        <w:br/>
+      </w:r>
+      <w:proofErr w:type="gramStart"/>
+      <w:r>
+        <w:rPr>
+          <w:rStyle w:val="HTMLCode"/>
+        </w:rPr>
+        <w:t>Which</w:t>
+      </w:r>
+      <w:proofErr w:type="gramEnd"/>
+      <w:r>
+        <w:rPr>
+          <w:rStyle w:val="HTMLCode"/>
+        </w:rPr>
+        <w:t xml:space="preserve"> field?  -&gt; </w:t>
+      </w:r>
+      <w:proofErr w:type="gramStart"/>
+      <w:r>
+        <w:rPr>
+          <w:rStyle w:val="HTMLCode"/>
+        </w:rPr>
+        <w:t>out</w:t>
+      </w:r>
+      <w:proofErr w:type="gramEnd"/>
+      <w:r>
+        <w:br/>
+      </w:r>
+      <w:r>
+        <w:rPr>
+          <w:rStyle w:val="HTMLCode"/>
+        </w:rPr>
+        <w:t xml:space="preserve">Which method? -&gt; </w:t>
+      </w:r>
+      <w:proofErr w:type="spellStart"/>
+      <w:proofErr w:type="gramStart"/>
+      <w:r>
+        <w:rPr>
+          <w:rStyle w:val="HTMLCode"/>
+        </w:rPr>
+        <w:t>println</w:t>
+      </w:r>
+      <w:proofErr w:type="spellEnd"/>
+      <w:r>
+        <w:rPr>
+          <w:rStyle w:val="HTMLCode"/>
+        </w:rPr>
+        <w:t>()</w:t>
+      </w:r>
+      <w:proofErr w:type="gramEnd"/>
+    </w:p>
+    <w:p>
+      <w:pPr>
+        <w:pStyle w:val="NormalWeb"/>
+      </w:pPr>
+      <w:r>
+        <w:t>These references are maintained in the Runtime Constant Pool.</w:t>
+      </w:r>
+    </w:p>
+    <w:p>
+      <w:pPr>
         <w:spacing w:before="100" w:beforeAutospacing="1" w:after="100" w:afterAutospacing="1" w:line="240" w:lineRule="auto"/>
         <w:outlineLvl w:val="2"/>
         <w:rPr>
@@ -1697,72 +1891,7 @@
           <w:szCs w:val="27"/>
           <w:lang w:eastAsia="en-IN"/>
         </w:rPr>
-        <w:t>Interview Answer</w:t>
-      </w:r>
-    </w:p>
-    <w:p>
-      <w:pPr>
-        <w:spacing w:before="100" w:beforeAutospacing="1" w:after="100" w:afterAutospacing="1" w:line="240" w:lineRule="auto"/>
-        <w:rPr>
-          <w:rFonts w:ascii="Times New Roman" w:eastAsia="Times New Roman" w:hAnsi="Times New Roman" w:cs="Times New Roman"/>
-          <w:sz w:val="24"/>
-          <w:szCs w:val="24"/>
-          <w:lang w:eastAsia="en-IN"/>
-        </w:rPr>
-      </w:pPr>
-      <w:r>
-        <w:rPr>
-          <w:rFonts w:ascii="Times New Roman" w:eastAsia="Times New Roman" w:hAnsi="Times New Roman" w:cs="Times New Roman"/>
-          <w:sz w:val="24"/>
-          <w:szCs w:val="24"/>
-          <w:lang w:eastAsia="en-IN"/>
-        </w:rPr>
-        <w:t>Runtime Constant Pool stores constants, string literals and symbolic references required during execution.</w:t>
-      </w:r>
-    </w:p>
-    <w:p>
-      <w:pPr>
-        <w:spacing w:before="100" w:beforeAutospacing="1" w:after="100" w:afterAutospacing="1" w:line="240" w:lineRule="auto"/>
-        <w:rPr>
-          <w:rFonts w:ascii="Times New Roman" w:eastAsia="Times New Roman" w:hAnsi="Times New Roman" w:cs="Times New Roman"/>
-          <w:sz w:val="24"/>
-          <w:szCs w:val="24"/>
-          <w:lang w:eastAsia="en-IN"/>
-        </w:rPr>
-      </w:pPr>
-      <w:r>
-        <w:rPr>
-          <w:rFonts w:ascii="Times New Roman" w:eastAsia="Times New Roman" w:hAnsi="Times New Roman" w:cs="Times New Roman"/>
-          <w:sz w:val="24"/>
-          <w:szCs w:val="24"/>
-          <w:lang w:eastAsia="en-IN"/>
-        </w:rPr>
-        <w:t>It is part of Method Area.</w:t>
-      </w:r>
-    </w:p>
-    <w:p>
-      <w:pPr>
-        <w:spacing w:before="100" w:beforeAutospacing="1" w:after="100" w:afterAutospacing="1" w:line="240" w:lineRule="auto"/>
-        <w:outlineLvl w:val="2"/>
-        <w:rPr>
-          <w:rFonts w:ascii="Times New Roman" w:eastAsia="Times New Roman" w:hAnsi="Times New Roman" w:cs="Times New Roman"/>
-          <w:b/>
-          <w:bCs/>
-          <w:sz w:val="27"/>
-          <w:szCs w:val="27"/>
-          <w:lang w:eastAsia="en-IN"/>
-        </w:rPr>
-      </w:pPr>
-      <w:r>
-        <w:rPr>
-          <w:rFonts w:ascii="Times New Roman" w:eastAsia="Times New Roman" w:hAnsi="Times New Roman" w:cs="Times New Roman"/>
-          <w:b/>
-          <w:bCs/>
-          <w:sz w:val="27"/>
-          <w:szCs w:val="27"/>
-          <w:lang w:eastAsia="en-IN"/>
-        </w:rPr>
-        <w:t>Example</w:t>
+        <w:t>One-Liner</w:t>
       </w:r>
     </w:p>
     <w:p>
@@ -1800,28 +1929,122 @@
           <w:szCs w:val="20"/>
           <w:lang w:eastAsia="en-IN"/>
         </w:rPr>
+        <w:t>Runtime Constant Pool stores constants used by classes at runtime.</w:t>
+      </w:r>
+    </w:p>
+    <w:p>
+      <w:pPr>
+        <w:spacing w:after="0" w:line="240" w:lineRule="auto"/>
+        <w:rPr>
+          <w:rFonts w:ascii="Times New Roman" w:eastAsia="Times New Roman" w:hAnsi="Times New Roman" w:cs="Times New Roman"/>
+          <w:sz w:val="24"/>
+          <w:szCs w:val="24"/>
+          <w:lang w:eastAsia="en-IN"/>
+        </w:rPr>
+      </w:pPr>
+      <w:r>
+        <w:rPr>
+          <w:rFonts w:ascii="Times New Roman" w:eastAsia="Times New Roman" w:hAnsi="Times New Roman" w:cs="Times New Roman"/>
+          <w:sz w:val="24"/>
+          <w:szCs w:val="24"/>
+          <w:lang w:eastAsia="en-IN"/>
+        </w:rPr>
+        <w:pict>
+          <v:rect id="_x0000_i1030" style="width:0;height:1.5pt" o:hralign="center" o:hrstd="t" o:hr="t" fillcolor="#a0a0a0" stroked="f"/>
+        </w:pict>
+      </w:r>
+    </w:p>
+    <w:p>
+      <w:pPr>
+        <w:spacing w:before="100" w:beforeAutospacing="1" w:after="100" w:afterAutospacing="1" w:line="240" w:lineRule="auto"/>
+        <w:outlineLvl w:val="0"/>
+        <w:rPr>
+          <w:rFonts w:ascii="Times New Roman" w:eastAsia="Times New Roman" w:hAnsi="Times New Roman" w:cs="Times New Roman"/>
+          <w:b/>
+          <w:bCs/>
+          <w:kern w:val="36"/>
+          <w:sz w:val="48"/>
+          <w:szCs w:val="48"/>
+          <w:lang w:eastAsia="en-IN"/>
+        </w:rPr>
+      </w:pPr>
+      <w:r>
+        <w:rPr>
+          <w:rFonts w:ascii="Times New Roman" w:eastAsia="Times New Roman" w:hAnsi="Times New Roman" w:cs="Times New Roman"/>
+          <w:b/>
+          <w:bCs/>
+          <w:kern w:val="36"/>
+          <w:sz w:val="48"/>
+          <w:szCs w:val="48"/>
+          <w:lang w:eastAsia="en-IN"/>
+        </w:rPr>
+        <w:t>7. Loading</w:t>
+      </w:r>
+    </w:p>
+    <w:p>
+      <w:pPr>
+        <w:spacing w:before="100" w:beforeAutospacing="1" w:after="100" w:afterAutospacing="1" w:line="240" w:lineRule="auto"/>
+        <w:outlineLvl w:val="2"/>
+        <w:rPr>
+          <w:rFonts w:ascii="Times New Roman" w:eastAsia="Times New Roman" w:hAnsi="Times New Roman" w:cs="Times New Roman"/>
+          <w:b/>
+          <w:bCs/>
+          <w:sz w:val="27"/>
+          <w:szCs w:val="27"/>
+          <w:lang w:eastAsia="en-IN"/>
+        </w:rPr>
+      </w:pPr>
+      <w:r>
+        <w:rPr>
+          <w:rFonts w:ascii="Times New Roman" w:eastAsia="Times New Roman" w:hAnsi="Times New Roman" w:cs="Times New Roman"/>
+          <w:b/>
+          <w:bCs/>
+          <w:sz w:val="27"/>
+          <w:szCs w:val="27"/>
+          <w:lang w:eastAsia="en-IN"/>
+        </w:rPr>
+        <w:t>Interview Answer</w:t>
+      </w:r>
+    </w:p>
+    <w:p>
+      <w:pPr>
+        <w:spacing w:before="100" w:beforeAutospacing="1" w:after="100" w:afterAutospacing="1" w:line="240" w:lineRule="auto"/>
+        <w:rPr>
+          <w:rFonts w:ascii="Times New Roman" w:eastAsia="Times New Roman" w:hAnsi="Times New Roman" w:cs="Times New Roman"/>
+          <w:sz w:val="24"/>
+          <w:szCs w:val="24"/>
+          <w:lang w:eastAsia="en-IN"/>
+        </w:rPr>
+      </w:pPr>
+      <w:r>
+        <w:rPr>
+          <w:rFonts w:ascii="Times New Roman" w:eastAsia="Times New Roman" w:hAnsi="Times New Roman" w:cs="Times New Roman"/>
+          <w:sz w:val="24"/>
+          <w:szCs w:val="24"/>
+          <w:lang w:eastAsia="en-IN"/>
+        </w:rPr>
+        <w:t>Loading is the first phase of Class Loading.</w:t>
+      </w:r>
+    </w:p>
+    <w:p>
+      <w:pPr>
+        <w:spacing w:before="100" w:beforeAutospacing="1" w:after="100" w:afterAutospacing="1" w:line="240" w:lineRule="auto"/>
+        <w:rPr>
+          <w:rFonts w:ascii="Times New Roman" w:eastAsia="Times New Roman" w:hAnsi="Times New Roman" w:cs="Times New Roman"/>
+          <w:sz w:val="24"/>
+          <w:szCs w:val="24"/>
+          <w:lang w:eastAsia="en-IN"/>
+        </w:rPr>
+      </w:pPr>
+      <w:r>
+        <w:rPr>
+          <w:rFonts w:ascii="Times New Roman" w:eastAsia="Times New Roman" w:hAnsi="Times New Roman" w:cs="Times New Roman"/>
+          <w:sz w:val="24"/>
+          <w:szCs w:val="24"/>
+          <w:lang w:eastAsia="en-IN"/>
+        </w:rPr>
         <w:lastRenderedPageBreak/>
-        <w:t>String s = "Java";</w:t>
-      </w:r>
-    </w:p>
-    <w:p>
-      <w:pPr>
-        <w:spacing w:before="100" w:beforeAutospacing="1" w:after="100" w:afterAutospacing="1" w:line="240" w:lineRule="auto"/>
-        <w:rPr>
-          <w:rFonts w:ascii="Times New Roman" w:eastAsia="Times New Roman" w:hAnsi="Times New Roman" w:cs="Times New Roman"/>
-          <w:sz w:val="24"/>
-          <w:szCs w:val="24"/>
-          <w:lang w:eastAsia="en-IN"/>
-        </w:rPr>
-      </w:pPr>
-      <w:r>
-        <w:rPr>
-          <w:rFonts w:ascii="Times New Roman" w:eastAsia="Times New Roman" w:hAnsi="Times New Roman" w:cs="Times New Roman"/>
-          <w:sz w:val="24"/>
-          <w:szCs w:val="24"/>
-          <w:lang w:eastAsia="en-IN"/>
-        </w:rPr>
-        <w:t>Literal "Java" stored in Runtime Constant Pool.</w:t>
+        <w:t>JVM reads the .class file and creates a Class object in memory.</w:t>
       </w:r>
     </w:p>
     <w:p>
@@ -1846,7 +2069,7 @@
           <w:szCs w:val="27"/>
           <w:lang w:eastAsia="en-IN"/>
         </w:rPr>
-        <w:t>One-Liner</w:t>
+        <w:t>Example</w:t>
       </w:r>
     </w:p>
     <w:p>
@@ -1877,63 +2100,56 @@
           <w:lang w:eastAsia="en-IN"/>
         </w:rPr>
       </w:pPr>
-      <w:r>
-        <w:rPr>
-          <w:rFonts w:ascii="Courier New" w:eastAsia="Times New Roman" w:hAnsi="Courier New" w:cs="Courier New"/>
-          <w:sz w:val="20"/>
-          <w:szCs w:val="20"/>
-          <w:lang w:eastAsia="en-IN"/>
-        </w:rPr>
-        <w:t>Runtime Constant Pool stores constants used by classes at runtime.</w:t>
-      </w:r>
-    </w:p>
-    <w:p>
-      <w:pPr>
-        <w:spacing w:after="0" w:line="240" w:lineRule="auto"/>
-        <w:rPr>
-          <w:rFonts w:ascii="Times New Roman" w:eastAsia="Times New Roman" w:hAnsi="Times New Roman" w:cs="Times New Roman"/>
-          <w:sz w:val="24"/>
-          <w:szCs w:val="24"/>
-          <w:lang w:eastAsia="en-IN"/>
-        </w:rPr>
-      </w:pPr>
-      <w:r>
-        <w:rPr>
-          <w:rFonts w:ascii="Times New Roman" w:eastAsia="Times New Roman" w:hAnsi="Times New Roman" w:cs="Times New Roman"/>
-          <w:sz w:val="24"/>
-          <w:szCs w:val="24"/>
-          <w:lang w:eastAsia="en-IN"/>
-        </w:rPr>
-        <w:pict>
-          <v:rect id="_x0000_i1030" style="width:0;height:1.5pt" o:hralign="center" o:hrstd="t" o:hr="t" fillcolor="#a0a0a0" stroked="f"/>
-        </w:pict>
-      </w:r>
-    </w:p>
-    <w:p>
-      <w:pPr>
-        <w:spacing w:before="100" w:beforeAutospacing="1" w:after="100" w:afterAutospacing="1" w:line="240" w:lineRule="auto"/>
-        <w:outlineLvl w:val="0"/>
-        <w:rPr>
-          <w:rFonts w:ascii="Times New Roman" w:eastAsia="Times New Roman" w:hAnsi="Times New Roman" w:cs="Times New Roman"/>
-          <w:b/>
-          <w:bCs/>
-          <w:kern w:val="36"/>
-          <w:sz w:val="48"/>
-          <w:szCs w:val="48"/>
-          <w:lang w:eastAsia="en-IN"/>
-        </w:rPr>
-      </w:pPr>
-      <w:r>
-        <w:rPr>
-          <w:rFonts w:ascii="Times New Roman" w:eastAsia="Times New Roman" w:hAnsi="Times New Roman" w:cs="Times New Roman"/>
-          <w:b/>
-          <w:bCs/>
-          <w:kern w:val="36"/>
-          <w:sz w:val="48"/>
-          <w:szCs w:val="48"/>
-          <w:lang w:eastAsia="en-IN"/>
-        </w:rPr>
-        <w:t>7. Loading</w:t>
+      <w:proofErr w:type="spellStart"/>
+      <w:proofErr w:type="gramStart"/>
+      <w:r>
+        <w:rPr>
+          <w:rFonts w:ascii="Courier New" w:eastAsia="Times New Roman" w:hAnsi="Courier New" w:cs="Courier New"/>
+          <w:sz w:val="20"/>
+          <w:szCs w:val="20"/>
+          <w:lang w:eastAsia="en-IN"/>
+        </w:rPr>
+        <w:t>Class.forName</w:t>
+      </w:r>
+      <w:proofErr w:type="spellEnd"/>
+      <w:r>
+        <w:rPr>
+          <w:rFonts w:ascii="Courier New" w:eastAsia="Times New Roman" w:hAnsi="Courier New" w:cs="Courier New"/>
+          <w:sz w:val="20"/>
+          <w:szCs w:val="20"/>
+          <w:lang w:eastAsia="en-IN"/>
+        </w:rPr>
+        <w:t>(</w:t>
+      </w:r>
+      <w:proofErr w:type="gramEnd"/>
+      <w:r>
+        <w:rPr>
+          <w:rFonts w:ascii="Courier New" w:eastAsia="Times New Roman" w:hAnsi="Courier New" w:cs="Courier New"/>
+          <w:sz w:val="20"/>
+          <w:szCs w:val="20"/>
+          <w:lang w:eastAsia="en-IN"/>
+        </w:rPr>
+        <w:t>"Employee");</w:t>
+      </w:r>
+    </w:p>
+    <w:p>
+      <w:pPr>
+        <w:spacing w:before="100" w:beforeAutospacing="1" w:after="100" w:afterAutospacing="1" w:line="240" w:lineRule="auto"/>
+        <w:rPr>
+          <w:rFonts w:ascii="Times New Roman" w:eastAsia="Times New Roman" w:hAnsi="Times New Roman" w:cs="Times New Roman"/>
+          <w:sz w:val="24"/>
+          <w:szCs w:val="24"/>
+          <w:lang w:eastAsia="en-IN"/>
+        </w:rPr>
+      </w:pPr>
+      <w:r>
+        <w:rPr>
+          <w:rFonts w:ascii="Times New Roman" w:eastAsia="Times New Roman" w:hAnsi="Times New Roman" w:cs="Times New Roman"/>
+          <w:sz w:val="24"/>
+          <w:szCs w:val="24"/>
+          <w:lang w:eastAsia="en-IN"/>
+        </w:rPr>
+        <w:t>Triggers class loading.</w:t>
       </w:r>
     </w:p>
     <w:p>
@@ -1958,72 +2174,7 @@
           <w:szCs w:val="27"/>
           <w:lang w:eastAsia="en-IN"/>
         </w:rPr>
-        <w:t>Interview Answer</w:t>
-      </w:r>
-    </w:p>
-    <w:p>
-      <w:pPr>
-        <w:spacing w:before="100" w:beforeAutospacing="1" w:after="100" w:afterAutospacing="1" w:line="240" w:lineRule="auto"/>
-        <w:rPr>
-          <w:rFonts w:ascii="Times New Roman" w:eastAsia="Times New Roman" w:hAnsi="Times New Roman" w:cs="Times New Roman"/>
-          <w:sz w:val="24"/>
-          <w:szCs w:val="24"/>
-          <w:lang w:eastAsia="en-IN"/>
-        </w:rPr>
-      </w:pPr>
-      <w:r>
-        <w:rPr>
-          <w:rFonts w:ascii="Times New Roman" w:eastAsia="Times New Roman" w:hAnsi="Times New Roman" w:cs="Times New Roman"/>
-          <w:sz w:val="24"/>
-          <w:szCs w:val="24"/>
-          <w:lang w:eastAsia="en-IN"/>
-        </w:rPr>
-        <w:t>Loading is the first phase of Class Loading.</w:t>
-      </w:r>
-    </w:p>
-    <w:p>
-      <w:pPr>
-        <w:spacing w:before="100" w:beforeAutospacing="1" w:after="100" w:afterAutospacing="1" w:line="240" w:lineRule="auto"/>
-        <w:rPr>
-          <w:rFonts w:ascii="Times New Roman" w:eastAsia="Times New Roman" w:hAnsi="Times New Roman" w:cs="Times New Roman"/>
-          <w:sz w:val="24"/>
-          <w:szCs w:val="24"/>
-          <w:lang w:eastAsia="en-IN"/>
-        </w:rPr>
-      </w:pPr>
-      <w:r>
-        <w:rPr>
-          <w:rFonts w:ascii="Times New Roman" w:eastAsia="Times New Roman" w:hAnsi="Times New Roman" w:cs="Times New Roman"/>
-          <w:sz w:val="24"/>
-          <w:szCs w:val="24"/>
-          <w:lang w:eastAsia="en-IN"/>
-        </w:rPr>
-        <w:t>JVM reads the .class file and creates a Class object in memory.</w:t>
-      </w:r>
-    </w:p>
-    <w:p>
-      <w:pPr>
-        <w:spacing w:before="100" w:beforeAutospacing="1" w:after="100" w:afterAutospacing="1" w:line="240" w:lineRule="auto"/>
-        <w:outlineLvl w:val="2"/>
-        <w:rPr>
-          <w:rFonts w:ascii="Times New Roman" w:eastAsia="Times New Roman" w:hAnsi="Times New Roman" w:cs="Times New Roman"/>
-          <w:b/>
-          <w:bCs/>
-          <w:sz w:val="27"/>
-          <w:szCs w:val="27"/>
-          <w:lang w:eastAsia="en-IN"/>
-        </w:rPr>
-      </w:pPr>
-      <w:r>
-        <w:rPr>
-          <w:rFonts w:ascii="Times New Roman" w:eastAsia="Times New Roman" w:hAnsi="Times New Roman" w:cs="Times New Roman"/>
-          <w:b/>
-          <w:bCs/>
-          <w:sz w:val="27"/>
-          <w:szCs w:val="27"/>
-          <w:lang w:eastAsia="en-IN"/>
-        </w:rPr>
-        <w:t>Example</w:t>
+        <w:t>One-Liner</w:t>
       </w:r>
     </w:p>
     <w:p>
@@ -2054,56 +2205,63 @@
           <w:lang w:eastAsia="en-IN"/>
         </w:rPr>
       </w:pPr>
-      <w:proofErr w:type="spellStart"/>
-      <w:proofErr w:type="gramStart"/>
-      <w:r>
-        <w:rPr>
-          <w:rFonts w:ascii="Courier New" w:eastAsia="Times New Roman" w:hAnsi="Courier New" w:cs="Courier New"/>
-          <w:sz w:val="20"/>
-          <w:szCs w:val="20"/>
-          <w:lang w:eastAsia="en-IN"/>
-        </w:rPr>
-        <w:t>Class.forName</w:t>
-      </w:r>
-      <w:proofErr w:type="spellEnd"/>
-      <w:r>
-        <w:rPr>
-          <w:rFonts w:ascii="Courier New" w:eastAsia="Times New Roman" w:hAnsi="Courier New" w:cs="Courier New"/>
-          <w:sz w:val="20"/>
-          <w:szCs w:val="20"/>
-          <w:lang w:eastAsia="en-IN"/>
-        </w:rPr>
-        <w:t>(</w:t>
-      </w:r>
-      <w:proofErr w:type="gramEnd"/>
-      <w:r>
-        <w:rPr>
-          <w:rFonts w:ascii="Courier New" w:eastAsia="Times New Roman" w:hAnsi="Courier New" w:cs="Courier New"/>
-          <w:sz w:val="20"/>
-          <w:szCs w:val="20"/>
-          <w:lang w:eastAsia="en-IN"/>
-        </w:rPr>
-        <w:t>"Employee");</w:t>
-      </w:r>
-    </w:p>
-    <w:p>
-      <w:pPr>
-        <w:spacing w:before="100" w:beforeAutospacing="1" w:after="100" w:afterAutospacing="1" w:line="240" w:lineRule="auto"/>
-        <w:rPr>
-          <w:rFonts w:ascii="Times New Roman" w:eastAsia="Times New Roman" w:hAnsi="Times New Roman" w:cs="Times New Roman"/>
-          <w:sz w:val="24"/>
-          <w:szCs w:val="24"/>
-          <w:lang w:eastAsia="en-IN"/>
-        </w:rPr>
-      </w:pPr>
-      <w:r>
-        <w:rPr>
-          <w:rFonts w:ascii="Times New Roman" w:eastAsia="Times New Roman" w:hAnsi="Times New Roman" w:cs="Times New Roman"/>
-          <w:sz w:val="24"/>
-          <w:szCs w:val="24"/>
-          <w:lang w:eastAsia="en-IN"/>
-        </w:rPr>
-        <w:t>Triggers class loading.</w:t>
+      <w:r>
+        <w:rPr>
+          <w:rFonts w:ascii="Courier New" w:eastAsia="Times New Roman" w:hAnsi="Courier New" w:cs="Courier New"/>
+          <w:sz w:val="20"/>
+          <w:szCs w:val="20"/>
+          <w:lang w:eastAsia="en-IN"/>
+        </w:rPr>
+        <w:t>Loading brings .class file into JVM memory.</w:t>
+      </w:r>
+    </w:p>
+    <w:p>
+      <w:pPr>
+        <w:spacing w:after="0" w:line="240" w:lineRule="auto"/>
+        <w:rPr>
+          <w:rFonts w:ascii="Times New Roman" w:eastAsia="Times New Roman" w:hAnsi="Times New Roman" w:cs="Times New Roman"/>
+          <w:sz w:val="24"/>
+          <w:szCs w:val="24"/>
+          <w:lang w:eastAsia="en-IN"/>
+        </w:rPr>
+      </w:pPr>
+      <w:r>
+        <w:rPr>
+          <w:rFonts w:ascii="Times New Roman" w:eastAsia="Times New Roman" w:hAnsi="Times New Roman" w:cs="Times New Roman"/>
+          <w:sz w:val="24"/>
+          <w:szCs w:val="24"/>
+          <w:lang w:eastAsia="en-IN"/>
+        </w:rPr>
+        <w:pict>
+          <v:rect id="_x0000_i1031" style="width:0;height:1.5pt" o:hralign="center" o:hrstd="t" o:hr="t" fillcolor="#a0a0a0" stroked="f"/>
+        </w:pict>
+      </w:r>
+    </w:p>
+    <w:p>
+      <w:pPr>
+        <w:spacing w:before="100" w:beforeAutospacing="1" w:after="100" w:afterAutospacing="1" w:line="240" w:lineRule="auto"/>
+        <w:outlineLvl w:val="0"/>
+        <w:rPr>
+          <w:rFonts w:ascii="Times New Roman" w:eastAsia="Times New Roman" w:hAnsi="Times New Roman" w:cs="Times New Roman"/>
+          <w:b/>
+          <w:bCs/>
+          <w:kern w:val="36"/>
+          <w:sz w:val="48"/>
+          <w:szCs w:val="48"/>
+          <w:lang w:eastAsia="en-IN"/>
+        </w:rPr>
+      </w:pPr>
+      <w:r>
+        <w:rPr>
+          <w:rFonts w:ascii="Times New Roman" w:eastAsia="Times New Roman" w:hAnsi="Times New Roman" w:cs="Times New Roman"/>
+          <w:b/>
+          <w:bCs/>
+          <w:kern w:val="36"/>
+          <w:sz w:val="48"/>
+          <w:szCs w:val="48"/>
+          <w:lang w:eastAsia="en-IN"/>
+        </w:rPr>
+        <w:t>8. Linking</w:t>
       </w:r>
     </w:p>
     <w:p>
@@ -2128,8 +2286,47 @@
           <w:szCs w:val="27"/>
           <w:lang w:eastAsia="en-IN"/>
         </w:rPr>
-        <w:lastRenderedPageBreak/>
-        <w:t>One-Liner</w:t>
+        <w:t>Interview Answer</w:t>
+      </w:r>
+    </w:p>
+    <w:p>
+      <w:pPr>
+        <w:spacing w:before="100" w:beforeAutospacing="1" w:after="100" w:afterAutospacing="1" w:line="240" w:lineRule="auto"/>
+        <w:rPr>
+          <w:rFonts w:ascii="Times New Roman" w:eastAsia="Times New Roman" w:hAnsi="Times New Roman" w:cs="Times New Roman"/>
+          <w:sz w:val="24"/>
+          <w:szCs w:val="24"/>
+          <w:lang w:eastAsia="en-IN"/>
+        </w:rPr>
+      </w:pPr>
+      <w:r>
+        <w:rPr>
+          <w:rFonts w:ascii="Times New Roman" w:eastAsia="Times New Roman" w:hAnsi="Times New Roman" w:cs="Times New Roman"/>
+          <w:sz w:val="24"/>
+          <w:szCs w:val="24"/>
+          <w:lang w:eastAsia="en-IN"/>
+        </w:rPr>
+        <w:t>Linking prepares the loaded class for execution.</w:t>
+      </w:r>
+    </w:p>
+    <w:p>
+      <w:pPr>
+        <w:spacing w:before="100" w:beforeAutospacing="1" w:after="100" w:afterAutospacing="1" w:line="240" w:lineRule="auto"/>
+        <w:rPr>
+          <w:rFonts w:ascii="Times New Roman" w:eastAsia="Times New Roman" w:hAnsi="Times New Roman" w:cs="Times New Roman"/>
+          <w:sz w:val="24"/>
+          <w:szCs w:val="24"/>
+          <w:lang w:eastAsia="en-IN"/>
+        </w:rPr>
+      </w:pPr>
+      <w:r>
+        <w:rPr>
+          <w:rFonts w:ascii="Times New Roman" w:eastAsia="Times New Roman" w:hAnsi="Times New Roman" w:cs="Times New Roman"/>
+          <w:sz w:val="24"/>
+          <w:szCs w:val="24"/>
+          <w:lang w:eastAsia="en-IN"/>
+        </w:rPr>
+        <w:t>It consists of:</w:t>
       </w:r>
     </w:p>
     <w:p>
@@ -2167,121 +2364,7 @@
           <w:szCs w:val="20"/>
           <w:lang w:eastAsia="en-IN"/>
         </w:rPr>
-        <w:t>Loading brings .class file into JVM memory.</w:t>
-      </w:r>
-    </w:p>
-    <w:p>
-      <w:pPr>
-        <w:spacing w:after="0" w:line="240" w:lineRule="auto"/>
-        <w:rPr>
-          <w:rFonts w:ascii="Times New Roman" w:eastAsia="Times New Roman" w:hAnsi="Times New Roman" w:cs="Times New Roman"/>
-          <w:sz w:val="24"/>
-          <w:szCs w:val="24"/>
-          <w:lang w:eastAsia="en-IN"/>
-        </w:rPr>
-      </w:pPr>
-      <w:r>
-        <w:rPr>
-          <w:rFonts w:ascii="Times New Roman" w:eastAsia="Times New Roman" w:hAnsi="Times New Roman" w:cs="Times New Roman"/>
-          <w:sz w:val="24"/>
-          <w:szCs w:val="24"/>
-          <w:lang w:eastAsia="en-IN"/>
-        </w:rPr>
-        <w:pict>
-          <v:rect id="_x0000_i1031" style="width:0;height:1.5pt" o:hralign="center" o:hrstd="t" o:hr="t" fillcolor="#a0a0a0" stroked="f"/>
-        </w:pict>
-      </w:r>
-    </w:p>
-    <w:p>
-      <w:pPr>
-        <w:spacing w:before="100" w:beforeAutospacing="1" w:after="100" w:afterAutospacing="1" w:line="240" w:lineRule="auto"/>
-        <w:outlineLvl w:val="0"/>
-        <w:rPr>
-          <w:rFonts w:ascii="Times New Roman" w:eastAsia="Times New Roman" w:hAnsi="Times New Roman" w:cs="Times New Roman"/>
-          <w:b/>
-          <w:bCs/>
-          <w:kern w:val="36"/>
-          <w:sz w:val="48"/>
-          <w:szCs w:val="48"/>
-          <w:lang w:eastAsia="en-IN"/>
-        </w:rPr>
-      </w:pPr>
-      <w:r>
-        <w:rPr>
-          <w:rFonts w:ascii="Times New Roman" w:eastAsia="Times New Roman" w:hAnsi="Times New Roman" w:cs="Times New Roman"/>
-          <w:b/>
-          <w:bCs/>
-          <w:kern w:val="36"/>
-          <w:sz w:val="48"/>
-          <w:szCs w:val="48"/>
-          <w:lang w:eastAsia="en-IN"/>
-        </w:rPr>
-        <w:t>8. Linking</w:t>
-      </w:r>
-    </w:p>
-    <w:p>
-      <w:pPr>
-        <w:spacing w:before="100" w:beforeAutospacing="1" w:after="100" w:afterAutospacing="1" w:line="240" w:lineRule="auto"/>
-        <w:outlineLvl w:val="2"/>
-        <w:rPr>
-          <w:rFonts w:ascii="Times New Roman" w:eastAsia="Times New Roman" w:hAnsi="Times New Roman" w:cs="Times New Roman"/>
-          <w:b/>
-          <w:bCs/>
-          <w:sz w:val="27"/>
-          <w:szCs w:val="27"/>
-          <w:lang w:eastAsia="en-IN"/>
-        </w:rPr>
-      </w:pPr>
-      <w:r>
-        <w:rPr>
-          <w:rFonts w:ascii="Times New Roman" w:eastAsia="Times New Roman" w:hAnsi="Times New Roman" w:cs="Times New Roman"/>
-          <w:b/>
-          <w:bCs/>
-          <w:sz w:val="27"/>
-          <w:szCs w:val="27"/>
-          <w:lang w:eastAsia="en-IN"/>
-        </w:rPr>
-        <w:t>Interview Answer</w:t>
-      </w:r>
-    </w:p>
-    <w:p>
-      <w:pPr>
-        <w:spacing w:before="100" w:beforeAutospacing="1" w:after="100" w:afterAutospacing="1" w:line="240" w:lineRule="auto"/>
-        <w:rPr>
-          <w:rFonts w:ascii="Times New Roman" w:eastAsia="Times New Roman" w:hAnsi="Times New Roman" w:cs="Times New Roman"/>
-          <w:sz w:val="24"/>
-          <w:szCs w:val="24"/>
-          <w:lang w:eastAsia="en-IN"/>
-        </w:rPr>
-      </w:pPr>
-      <w:r>
-        <w:rPr>
-          <w:rFonts w:ascii="Times New Roman" w:eastAsia="Times New Roman" w:hAnsi="Times New Roman" w:cs="Times New Roman"/>
-          <w:sz w:val="24"/>
-          <w:szCs w:val="24"/>
-          <w:lang w:eastAsia="en-IN"/>
-        </w:rPr>
-        <w:t>Linking prepares the loaded class for execution.</w:t>
-      </w:r>
-    </w:p>
-    <w:p>
-      <w:pPr>
-        <w:spacing w:before="100" w:beforeAutospacing="1" w:after="100" w:afterAutospacing="1" w:line="240" w:lineRule="auto"/>
-        <w:rPr>
-          <w:rFonts w:ascii="Times New Roman" w:eastAsia="Times New Roman" w:hAnsi="Times New Roman" w:cs="Times New Roman"/>
-          <w:sz w:val="24"/>
-          <w:szCs w:val="24"/>
-          <w:lang w:eastAsia="en-IN"/>
-        </w:rPr>
-      </w:pPr>
-      <w:r>
-        <w:rPr>
-          <w:rFonts w:ascii="Times New Roman" w:eastAsia="Times New Roman" w:hAnsi="Times New Roman" w:cs="Times New Roman"/>
-          <w:sz w:val="24"/>
-          <w:szCs w:val="24"/>
-          <w:lang w:eastAsia="en-IN"/>
-        </w:rPr>
-        <w:t>It consists of:</w:t>
+        <w:t>Verification</w:t>
       </w:r>
     </w:p>
     <w:p>
@@ -2319,7 +2402,7 @@
           <w:szCs w:val="20"/>
           <w:lang w:eastAsia="en-IN"/>
         </w:rPr>
-        <w:t>Verification</w:t>
+        <w:t>Preparation</w:t>
       </w:r>
     </w:p>
     <w:p>
@@ -2357,7 +2440,33 @@
           <w:szCs w:val="20"/>
           <w:lang w:eastAsia="en-IN"/>
         </w:rPr>
-        <w:t>Preparation</w:t>
+        <w:t>Resolution</w:t>
+      </w:r>
+    </w:p>
+    <w:p>
+      <w:pPr>
+        <w:spacing w:before="100" w:beforeAutospacing="1" w:after="100" w:afterAutospacing="1" w:line="240" w:lineRule="auto"/>
+        <w:outlineLvl w:val="2"/>
+        <w:rPr>
+          <w:rFonts w:ascii="Times New Roman" w:eastAsia="Times New Roman" w:hAnsi="Times New Roman" w:cs="Times New Roman"/>
+          <w:b/>
+          <w:bCs/>
+          <w:sz w:val="27"/>
+          <w:szCs w:val="27"/>
+          <w:lang w:eastAsia="en-IN"/>
+        </w:rPr>
+      </w:pPr>
+      <w:r>
+        <w:rPr>
+          <w:rFonts w:ascii="Times New Roman" w:eastAsia="Times New Roman" w:hAnsi="Times New Roman" w:cs="Times New Roman"/>
+          <w:b/>
+          <w:bCs/>
+          <w:sz w:val="27"/>
+          <w:szCs w:val="27"/>
+          <w:lang w:eastAsia="en-IN"/>
+        </w:rPr>
+        <w:lastRenderedPageBreak/>
+        <w:t>One-Liner</w:t>
       </w:r>
     </w:p>
     <w:p>
@@ -2395,7 +2504,121 @@
           <w:szCs w:val="20"/>
           <w:lang w:eastAsia="en-IN"/>
         </w:rPr>
-        <w:t>Resolution</w:t>
+        <w:t>Linking validates and prepares class metadata.</w:t>
+      </w:r>
+    </w:p>
+    <w:p>
+      <w:pPr>
+        <w:spacing w:after="0" w:line="240" w:lineRule="auto"/>
+        <w:rPr>
+          <w:rFonts w:ascii="Times New Roman" w:eastAsia="Times New Roman" w:hAnsi="Times New Roman" w:cs="Times New Roman"/>
+          <w:sz w:val="24"/>
+          <w:szCs w:val="24"/>
+          <w:lang w:eastAsia="en-IN"/>
+        </w:rPr>
+      </w:pPr>
+      <w:r>
+        <w:rPr>
+          <w:rFonts w:ascii="Times New Roman" w:eastAsia="Times New Roman" w:hAnsi="Times New Roman" w:cs="Times New Roman"/>
+          <w:sz w:val="24"/>
+          <w:szCs w:val="24"/>
+          <w:lang w:eastAsia="en-IN"/>
+        </w:rPr>
+        <w:pict>
+          <v:rect id="_x0000_i1032" style="width:0;height:1.5pt" o:hralign="center" o:hrstd="t" o:hr="t" fillcolor="#a0a0a0" stroked="f"/>
+        </w:pict>
+      </w:r>
+    </w:p>
+    <w:p>
+      <w:pPr>
+        <w:spacing w:before="100" w:beforeAutospacing="1" w:after="100" w:afterAutospacing="1" w:line="240" w:lineRule="auto"/>
+        <w:outlineLvl w:val="0"/>
+        <w:rPr>
+          <w:rFonts w:ascii="Times New Roman" w:eastAsia="Times New Roman" w:hAnsi="Times New Roman" w:cs="Times New Roman"/>
+          <w:b/>
+          <w:bCs/>
+          <w:kern w:val="36"/>
+          <w:sz w:val="48"/>
+          <w:szCs w:val="48"/>
+          <w:lang w:eastAsia="en-IN"/>
+        </w:rPr>
+      </w:pPr>
+      <w:r>
+        <w:rPr>
+          <w:rFonts w:ascii="Times New Roman" w:eastAsia="Times New Roman" w:hAnsi="Times New Roman" w:cs="Times New Roman"/>
+          <w:b/>
+          <w:bCs/>
+          <w:kern w:val="36"/>
+          <w:sz w:val="48"/>
+          <w:szCs w:val="48"/>
+          <w:lang w:eastAsia="en-IN"/>
+        </w:rPr>
+        <w:t>9. Verification</w:t>
+      </w:r>
+    </w:p>
+    <w:p>
+      <w:pPr>
+        <w:spacing w:before="100" w:beforeAutospacing="1" w:after="100" w:afterAutospacing="1" w:line="240" w:lineRule="auto"/>
+        <w:outlineLvl w:val="2"/>
+        <w:rPr>
+          <w:rFonts w:ascii="Times New Roman" w:eastAsia="Times New Roman" w:hAnsi="Times New Roman" w:cs="Times New Roman"/>
+          <w:b/>
+          <w:bCs/>
+          <w:sz w:val="27"/>
+          <w:szCs w:val="27"/>
+          <w:lang w:eastAsia="en-IN"/>
+        </w:rPr>
+      </w:pPr>
+      <w:r>
+        <w:rPr>
+          <w:rFonts w:ascii="Times New Roman" w:eastAsia="Times New Roman" w:hAnsi="Times New Roman" w:cs="Times New Roman"/>
+          <w:b/>
+          <w:bCs/>
+          <w:sz w:val="27"/>
+          <w:szCs w:val="27"/>
+          <w:lang w:eastAsia="en-IN"/>
+        </w:rPr>
+        <w:t>Interview Answer</w:t>
+      </w:r>
+    </w:p>
+    <w:p>
+      <w:pPr>
+        <w:spacing w:before="100" w:beforeAutospacing="1" w:after="100" w:afterAutospacing="1" w:line="240" w:lineRule="auto"/>
+        <w:rPr>
+          <w:rFonts w:ascii="Times New Roman" w:eastAsia="Times New Roman" w:hAnsi="Times New Roman" w:cs="Times New Roman"/>
+          <w:sz w:val="24"/>
+          <w:szCs w:val="24"/>
+          <w:lang w:eastAsia="en-IN"/>
+        </w:rPr>
+      </w:pPr>
+      <w:r>
+        <w:rPr>
+          <w:rFonts w:ascii="Times New Roman" w:eastAsia="Times New Roman" w:hAnsi="Times New Roman" w:cs="Times New Roman"/>
+          <w:sz w:val="24"/>
+          <w:szCs w:val="24"/>
+          <w:lang w:eastAsia="en-IN"/>
+        </w:rPr>
+        <w:t>Verification checks whether bytecode is valid and secure.</w:t>
+      </w:r>
+    </w:p>
+    <w:p>
+      <w:pPr>
+        <w:spacing w:before="100" w:beforeAutospacing="1" w:after="100" w:afterAutospacing="1" w:line="240" w:lineRule="auto"/>
+        <w:rPr>
+          <w:rFonts w:ascii="Times New Roman" w:eastAsia="Times New Roman" w:hAnsi="Times New Roman" w:cs="Times New Roman"/>
+          <w:sz w:val="24"/>
+          <w:szCs w:val="24"/>
+          <w:lang w:eastAsia="en-IN"/>
+        </w:rPr>
+      </w:pPr>
+      <w:r>
+        <w:rPr>
+          <w:rFonts w:ascii="Times New Roman" w:eastAsia="Times New Roman" w:hAnsi="Times New Roman" w:cs="Times New Roman"/>
+          <w:sz w:val="24"/>
+          <w:szCs w:val="24"/>
+          <w:lang w:eastAsia="en-IN"/>
+        </w:rPr>
+        <w:t>It prevents execution of corrupted or malicious code.</w:t>
       </w:r>
     </w:p>
     <w:p>
@@ -2458,7 +2681,7 @@
           <w:szCs w:val="20"/>
           <w:lang w:eastAsia="en-IN"/>
         </w:rPr>
-        <w:t>Linking validates and prepares class metadata.</w:t>
+        <w:t>Verification ensures bytecode safety.</w:t>
       </w:r>
     </w:p>
     <w:p>
@@ -2479,7 +2702,7 @@
           <w:lang w:eastAsia="en-IN"/>
         </w:rPr>
         <w:pict>
-          <v:rect id="_x0000_i1032" style="width:0;height:1.5pt" o:hralign="center" o:hrstd="t" o:hr="t" fillcolor="#a0a0a0" stroked="f"/>
+          <v:rect id="_x0000_i1033" style="width:0;height:1.5pt" o:hralign="center" o:hrstd="t" o:hr="t" fillcolor="#a0a0a0" stroked="f"/>
         </w:pict>
       </w:r>
     </w:p>
@@ -2507,7 +2730,7 @@
           <w:szCs w:val="48"/>
           <w:lang w:eastAsia="en-IN"/>
         </w:rPr>
-        <w:t>9. Verification</w:t>
+        <w:t>10. Preparation</w:t>
       </w:r>
     </w:p>
     <w:p>
@@ -2532,48 +2755,28 @@
           <w:szCs w:val="27"/>
           <w:lang w:eastAsia="en-IN"/>
         </w:rPr>
+        <w:t>Interview Answer</w:t>
+      </w:r>
+    </w:p>
+    <w:p>
+      <w:pPr>
+        <w:spacing w:before="100" w:beforeAutospacing="1" w:after="100" w:afterAutospacing="1" w:line="240" w:lineRule="auto"/>
+        <w:rPr>
+          <w:rFonts w:ascii="Times New Roman" w:eastAsia="Times New Roman" w:hAnsi="Times New Roman" w:cs="Times New Roman"/>
+          <w:sz w:val="24"/>
+          <w:szCs w:val="24"/>
+          <w:lang w:eastAsia="en-IN"/>
+        </w:rPr>
+      </w:pPr>
+      <w:r>
+        <w:rPr>
+          <w:rFonts w:ascii="Times New Roman" w:eastAsia="Times New Roman" w:hAnsi="Times New Roman" w:cs="Times New Roman"/>
+          <w:sz w:val="24"/>
+          <w:szCs w:val="24"/>
+          <w:lang w:eastAsia="en-IN"/>
+        </w:rPr>
         <w:lastRenderedPageBreak/>
-        <w:t>Interview Answer</w:t>
-      </w:r>
-    </w:p>
-    <w:p>
-      <w:pPr>
-        <w:spacing w:before="100" w:beforeAutospacing="1" w:after="100" w:afterAutospacing="1" w:line="240" w:lineRule="auto"/>
-        <w:rPr>
-          <w:rFonts w:ascii="Times New Roman" w:eastAsia="Times New Roman" w:hAnsi="Times New Roman" w:cs="Times New Roman"/>
-          <w:sz w:val="24"/>
-          <w:szCs w:val="24"/>
-          <w:lang w:eastAsia="en-IN"/>
-        </w:rPr>
-      </w:pPr>
-      <w:r>
-        <w:rPr>
-          <w:rFonts w:ascii="Times New Roman" w:eastAsia="Times New Roman" w:hAnsi="Times New Roman" w:cs="Times New Roman"/>
-          <w:sz w:val="24"/>
-          <w:szCs w:val="24"/>
-          <w:lang w:eastAsia="en-IN"/>
-        </w:rPr>
-        <w:t>Verification checks whether bytecode is valid and secure.</w:t>
-      </w:r>
-    </w:p>
-    <w:p>
-      <w:pPr>
-        <w:spacing w:before="100" w:beforeAutospacing="1" w:after="100" w:afterAutospacing="1" w:line="240" w:lineRule="auto"/>
-        <w:rPr>
-          <w:rFonts w:ascii="Times New Roman" w:eastAsia="Times New Roman" w:hAnsi="Times New Roman" w:cs="Times New Roman"/>
-          <w:sz w:val="24"/>
-          <w:szCs w:val="24"/>
-          <w:lang w:eastAsia="en-IN"/>
-        </w:rPr>
-      </w:pPr>
-      <w:r>
-        <w:rPr>
-          <w:rFonts w:ascii="Times New Roman" w:eastAsia="Times New Roman" w:hAnsi="Times New Roman" w:cs="Times New Roman"/>
-          <w:sz w:val="24"/>
-          <w:szCs w:val="24"/>
-          <w:lang w:eastAsia="en-IN"/>
-        </w:rPr>
-        <w:t>It prevents execution of corrupted or malicious code.</w:t>
+        <w:t>Preparation allocates memory for static variables and initializes them with default values.</w:t>
       </w:r>
     </w:p>
     <w:p>
@@ -2598,7 +2801,7 @@
           <w:szCs w:val="27"/>
           <w:lang w:eastAsia="en-IN"/>
         </w:rPr>
-        <w:t>One-Liner</w:t>
+        <w:t>Example</w:t>
       </w:r>
     </w:p>
     <w:p>
@@ -2629,133 +2832,45 @@
           <w:lang w:eastAsia="en-IN"/>
         </w:rPr>
       </w:pPr>
-      <w:r>
-        <w:rPr>
-          <w:rFonts w:ascii="Courier New" w:eastAsia="Times New Roman" w:hAnsi="Courier New" w:cs="Courier New"/>
-          <w:sz w:val="20"/>
-          <w:szCs w:val="20"/>
-          <w:lang w:eastAsia="en-IN"/>
-        </w:rPr>
-        <w:t>Verification ensures bytecode safety.</w:t>
-      </w:r>
-    </w:p>
-    <w:p>
-      <w:pPr>
-        <w:spacing w:after="0" w:line="240" w:lineRule="auto"/>
-        <w:rPr>
-          <w:rFonts w:ascii="Times New Roman" w:eastAsia="Times New Roman" w:hAnsi="Times New Roman" w:cs="Times New Roman"/>
-          <w:sz w:val="24"/>
-          <w:szCs w:val="24"/>
-          <w:lang w:eastAsia="en-IN"/>
-        </w:rPr>
-      </w:pPr>
-      <w:r>
-        <w:rPr>
-          <w:rFonts w:ascii="Times New Roman" w:eastAsia="Times New Roman" w:hAnsi="Times New Roman" w:cs="Times New Roman"/>
-          <w:sz w:val="24"/>
-          <w:szCs w:val="24"/>
-          <w:lang w:eastAsia="en-IN"/>
-        </w:rPr>
-        <w:pict>
-          <v:rect id="_x0000_i1033" style="width:0;height:1.5pt" o:hralign="center" o:hrstd="t" o:hr="t" fillcolor="#a0a0a0" stroked="f"/>
-        </w:pict>
-      </w:r>
-    </w:p>
-    <w:p>
-      <w:pPr>
-        <w:spacing w:before="100" w:beforeAutospacing="1" w:after="100" w:afterAutospacing="1" w:line="240" w:lineRule="auto"/>
-        <w:outlineLvl w:val="0"/>
-        <w:rPr>
-          <w:rFonts w:ascii="Times New Roman" w:eastAsia="Times New Roman" w:hAnsi="Times New Roman" w:cs="Times New Roman"/>
-          <w:b/>
-          <w:bCs/>
-          <w:kern w:val="36"/>
-          <w:sz w:val="48"/>
-          <w:szCs w:val="48"/>
-          <w:lang w:eastAsia="en-IN"/>
-        </w:rPr>
-      </w:pPr>
-      <w:r>
-        <w:rPr>
-          <w:rFonts w:ascii="Times New Roman" w:eastAsia="Times New Roman" w:hAnsi="Times New Roman" w:cs="Times New Roman"/>
-          <w:b/>
-          <w:bCs/>
-          <w:kern w:val="36"/>
-          <w:sz w:val="48"/>
-          <w:szCs w:val="48"/>
-          <w:lang w:eastAsia="en-IN"/>
-        </w:rPr>
-        <w:t>10. Preparation</w:t>
-      </w:r>
-    </w:p>
-    <w:p>
-      <w:pPr>
-        <w:spacing w:before="100" w:beforeAutospacing="1" w:after="100" w:afterAutospacing="1" w:line="240" w:lineRule="auto"/>
-        <w:outlineLvl w:val="2"/>
-        <w:rPr>
-          <w:rFonts w:ascii="Times New Roman" w:eastAsia="Times New Roman" w:hAnsi="Times New Roman" w:cs="Times New Roman"/>
-          <w:b/>
-          <w:bCs/>
-          <w:sz w:val="27"/>
-          <w:szCs w:val="27"/>
-          <w:lang w:eastAsia="en-IN"/>
-        </w:rPr>
-      </w:pPr>
-      <w:r>
-        <w:rPr>
-          <w:rFonts w:ascii="Times New Roman" w:eastAsia="Times New Roman" w:hAnsi="Times New Roman" w:cs="Times New Roman"/>
-          <w:b/>
-          <w:bCs/>
-          <w:sz w:val="27"/>
-          <w:szCs w:val="27"/>
-          <w:lang w:eastAsia="en-IN"/>
-        </w:rPr>
-        <w:t>Interview Answer</w:t>
-      </w:r>
-    </w:p>
-    <w:p>
-      <w:pPr>
-        <w:spacing w:before="100" w:beforeAutospacing="1" w:after="100" w:afterAutospacing="1" w:line="240" w:lineRule="auto"/>
-        <w:rPr>
-          <w:rFonts w:ascii="Times New Roman" w:eastAsia="Times New Roman" w:hAnsi="Times New Roman" w:cs="Times New Roman"/>
-          <w:sz w:val="24"/>
-          <w:szCs w:val="24"/>
-          <w:lang w:eastAsia="en-IN"/>
-        </w:rPr>
-      </w:pPr>
-      <w:r>
-        <w:rPr>
-          <w:rFonts w:ascii="Times New Roman" w:eastAsia="Times New Roman" w:hAnsi="Times New Roman" w:cs="Times New Roman"/>
-          <w:sz w:val="24"/>
-          <w:szCs w:val="24"/>
-          <w:lang w:eastAsia="en-IN"/>
-        </w:rPr>
-        <w:t>Preparation allocates memory for static variables and initializes them with default values.</w:t>
-      </w:r>
-    </w:p>
-    <w:p>
-      <w:pPr>
-        <w:spacing w:before="100" w:beforeAutospacing="1" w:after="100" w:afterAutospacing="1" w:line="240" w:lineRule="auto"/>
-        <w:outlineLvl w:val="2"/>
-        <w:rPr>
-          <w:rFonts w:ascii="Times New Roman" w:eastAsia="Times New Roman" w:hAnsi="Times New Roman" w:cs="Times New Roman"/>
-          <w:b/>
-          <w:bCs/>
-          <w:sz w:val="27"/>
-          <w:szCs w:val="27"/>
-          <w:lang w:eastAsia="en-IN"/>
-        </w:rPr>
-      </w:pPr>
-      <w:r>
-        <w:rPr>
-          <w:rFonts w:ascii="Times New Roman" w:eastAsia="Times New Roman" w:hAnsi="Times New Roman" w:cs="Times New Roman"/>
-          <w:b/>
-          <w:bCs/>
-          <w:sz w:val="27"/>
-          <w:szCs w:val="27"/>
-          <w:lang w:eastAsia="en-IN"/>
-        </w:rPr>
-        <w:t>Example</w:t>
+      <w:proofErr w:type="gramStart"/>
+      <w:r>
+        <w:rPr>
+          <w:rFonts w:ascii="Courier New" w:eastAsia="Times New Roman" w:hAnsi="Courier New" w:cs="Courier New"/>
+          <w:sz w:val="20"/>
+          <w:szCs w:val="20"/>
+          <w:lang w:eastAsia="en-IN"/>
+        </w:rPr>
+        <w:t>static</w:t>
+      </w:r>
+      <w:proofErr w:type="gramEnd"/>
+      <w:r>
+        <w:rPr>
+          <w:rFonts w:ascii="Courier New" w:eastAsia="Times New Roman" w:hAnsi="Courier New" w:cs="Courier New"/>
+          <w:sz w:val="20"/>
+          <w:szCs w:val="20"/>
+          <w:lang w:eastAsia="en-IN"/>
+        </w:rPr>
+        <w:t xml:space="preserve"> int count = 100;</w:t>
+      </w:r>
+    </w:p>
+    <w:p>
+      <w:pPr>
+        <w:spacing w:before="100" w:beforeAutospacing="1" w:after="100" w:afterAutospacing="1" w:line="240" w:lineRule="auto"/>
+        <w:rPr>
+          <w:rFonts w:ascii="Times New Roman" w:eastAsia="Times New Roman" w:hAnsi="Times New Roman" w:cs="Times New Roman"/>
+          <w:sz w:val="24"/>
+          <w:szCs w:val="24"/>
+          <w:lang w:eastAsia="en-IN"/>
+        </w:rPr>
+      </w:pPr>
+      <w:r>
+        <w:rPr>
+          <w:rFonts w:ascii="Times New Roman" w:eastAsia="Times New Roman" w:hAnsi="Times New Roman" w:cs="Times New Roman"/>
+          <w:sz w:val="24"/>
+          <w:szCs w:val="24"/>
+          <w:lang w:eastAsia="en-IN"/>
+        </w:rPr>
+        <w:t>During preparation:</w:t>
       </w:r>
     </w:p>
     <w:p>
@@ -2794,7 +2909,7 @@
           <w:szCs w:val="20"/>
           <w:lang w:eastAsia="en-IN"/>
         </w:rPr>
-        <w:t>static</w:t>
+        <w:t>count</w:t>
       </w:r>
       <w:proofErr w:type="gramEnd"/>
       <w:r>
@@ -2804,27 +2919,32 @@
           <w:szCs w:val="20"/>
           <w:lang w:eastAsia="en-IN"/>
         </w:rPr>
-        <w:t xml:space="preserve"> int count = 100;</w:t>
-      </w:r>
-    </w:p>
-    <w:p>
-      <w:pPr>
-        <w:spacing w:before="100" w:beforeAutospacing="1" w:after="100" w:afterAutospacing="1" w:line="240" w:lineRule="auto"/>
-        <w:rPr>
-          <w:rFonts w:ascii="Times New Roman" w:eastAsia="Times New Roman" w:hAnsi="Times New Roman" w:cs="Times New Roman"/>
-          <w:sz w:val="24"/>
-          <w:szCs w:val="24"/>
-          <w:lang w:eastAsia="en-IN"/>
-        </w:rPr>
-      </w:pPr>
-      <w:r>
-        <w:rPr>
-          <w:rFonts w:ascii="Times New Roman" w:eastAsia="Times New Roman" w:hAnsi="Times New Roman" w:cs="Times New Roman"/>
-          <w:sz w:val="24"/>
-          <w:szCs w:val="24"/>
-          <w:lang w:eastAsia="en-IN"/>
-        </w:rPr>
-        <w:t>During preparation:</w:t>
+        <w:t xml:space="preserve"> = 0;</w:t>
+      </w:r>
+    </w:p>
+    <w:p>
+      <w:pPr>
+        <w:spacing w:before="100" w:beforeAutospacing="1" w:after="100" w:afterAutospacing="1" w:line="240" w:lineRule="auto"/>
+        <w:outlineLvl w:val="2"/>
+        <w:rPr>
+          <w:rFonts w:ascii="Times New Roman" w:eastAsia="Times New Roman" w:hAnsi="Times New Roman" w:cs="Times New Roman"/>
+          <w:b/>
+          <w:bCs/>
+          <w:sz w:val="27"/>
+          <w:szCs w:val="27"/>
+          <w:lang w:eastAsia="en-IN"/>
+        </w:rPr>
+      </w:pPr>
+      <w:r>
+        <w:rPr>
+          <w:rFonts w:ascii="Times New Roman" w:eastAsia="Times New Roman" w:hAnsi="Times New Roman" w:cs="Times New Roman"/>
+          <w:b/>
+          <w:bCs/>
+          <w:sz w:val="27"/>
+          <w:szCs w:val="27"/>
+          <w:lang w:eastAsia="en-IN"/>
+        </w:rPr>
+        <w:t>One-Liner</w:t>
       </w:r>
     </w:p>
     <w:p>
@@ -2855,26 +2975,63 @@
           <w:lang w:eastAsia="en-IN"/>
         </w:rPr>
       </w:pPr>
-      <w:proofErr w:type="gramStart"/>
-      <w:r>
-        <w:rPr>
-          <w:rFonts w:ascii="Courier New" w:eastAsia="Times New Roman" w:hAnsi="Courier New" w:cs="Courier New"/>
-          <w:sz w:val="20"/>
-          <w:szCs w:val="20"/>
-          <w:lang w:eastAsia="en-IN"/>
-        </w:rPr>
-        <w:lastRenderedPageBreak/>
-        <w:t>count</w:t>
-      </w:r>
-      <w:proofErr w:type="gramEnd"/>
-      <w:r>
-        <w:rPr>
-          <w:rFonts w:ascii="Courier New" w:eastAsia="Times New Roman" w:hAnsi="Courier New" w:cs="Courier New"/>
-          <w:sz w:val="20"/>
-          <w:szCs w:val="20"/>
-          <w:lang w:eastAsia="en-IN"/>
-        </w:rPr>
-        <w:t xml:space="preserve"> = 0;</w:t>
+      <w:r>
+        <w:rPr>
+          <w:rFonts w:ascii="Courier New" w:eastAsia="Times New Roman" w:hAnsi="Courier New" w:cs="Courier New"/>
+          <w:sz w:val="20"/>
+          <w:szCs w:val="20"/>
+          <w:lang w:eastAsia="en-IN"/>
+        </w:rPr>
+        <w:t>Preparation assigns default values to static variables.</w:t>
+      </w:r>
+    </w:p>
+    <w:p>
+      <w:pPr>
+        <w:spacing w:after="0" w:line="240" w:lineRule="auto"/>
+        <w:rPr>
+          <w:rFonts w:ascii="Times New Roman" w:eastAsia="Times New Roman" w:hAnsi="Times New Roman" w:cs="Times New Roman"/>
+          <w:sz w:val="24"/>
+          <w:szCs w:val="24"/>
+          <w:lang w:eastAsia="en-IN"/>
+        </w:rPr>
+      </w:pPr>
+      <w:r>
+        <w:rPr>
+          <w:rFonts w:ascii="Times New Roman" w:eastAsia="Times New Roman" w:hAnsi="Times New Roman" w:cs="Times New Roman"/>
+          <w:sz w:val="24"/>
+          <w:szCs w:val="24"/>
+          <w:lang w:eastAsia="en-IN"/>
+        </w:rPr>
+        <w:pict>
+          <v:rect id="_x0000_i1034" style="width:0;height:1.5pt" o:hralign="center" o:hrstd="t" o:hr="t" fillcolor="#a0a0a0" stroked="f"/>
+        </w:pict>
+      </w:r>
+    </w:p>
+    <w:p>
+      <w:pPr>
+        <w:spacing w:before="100" w:beforeAutospacing="1" w:after="100" w:afterAutospacing="1" w:line="240" w:lineRule="auto"/>
+        <w:outlineLvl w:val="0"/>
+        <w:rPr>
+          <w:rFonts w:ascii="Times New Roman" w:eastAsia="Times New Roman" w:hAnsi="Times New Roman" w:cs="Times New Roman"/>
+          <w:b/>
+          <w:bCs/>
+          <w:kern w:val="36"/>
+          <w:sz w:val="48"/>
+          <w:szCs w:val="48"/>
+          <w:lang w:eastAsia="en-IN"/>
+        </w:rPr>
+      </w:pPr>
+      <w:r>
+        <w:rPr>
+          <w:rFonts w:ascii="Times New Roman" w:eastAsia="Times New Roman" w:hAnsi="Times New Roman" w:cs="Times New Roman"/>
+          <w:b/>
+          <w:bCs/>
+          <w:kern w:val="36"/>
+          <w:sz w:val="48"/>
+          <w:szCs w:val="48"/>
+          <w:lang w:eastAsia="en-IN"/>
+        </w:rPr>
+        <w:t>11. Resolution</w:t>
       </w:r>
     </w:p>
     <w:p>
@@ -2899,7 +3056,52 @@
           <w:szCs w:val="27"/>
           <w:lang w:eastAsia="en-IN"/>
         </w:rPr>
-        <w:t>One-Liner</w:t>
+        <w:t>Interview Answer</w:t>
+      </w:r>
+    </w:p>
+    <w:p>
+      <w:pPr>
+        <w:spacing w:before="100" w:beforeAutospacing="1" w:after="100" w:afterAutospacing="1" w:line="240" w:lineRule="auto"/>
+        <w:rPr>
+          <w:rFonts w:ascii="Times New Roman" w:eastAsia="Times New Roman" w:hAnsi="Times New Roman" w:cs="Times New Roman"/>
+          <w:sz w:val="24"/>
+          <w:szCs w:val="24"/>
+          <w:lang w:eastAsia="en-IN"/>
+        </w:rPr>
+      </w:pPr>
+      <w:r>
+        <w:rPr>
+          <w:rFonts w:ascii="Times New Roman" w:eastAsia="Times New Roman" w:hAnsi="Times New Roman" w:cs="Times New Roman"/>
+          <w:sz w:val="24"/>
+          <w:szCs w:val="24"/>
+          <w:lang w:eastAsia="en-IN"/>
+        </w:rPr>
+        <w:t>Resolution replaces symbolic references with actual memory references.</w:t>
+      </w:r>
+    </w:p>
+    <w:p>
+      <w:pPr>
+        <w:spacing w:before="100" w:beforeAutospacing="1" w:after="100" w:afterAutospacing="1" w:line="240" w:lineRule="auto"/>
+        <w:outlineLvl w:val="2"/>
+        <w:rPr>
+          <w:rFonts w:ascii="Times New Roman" w:eastAsia="Times New Roman" w:hAnsi="Times New Roman" w:cs="Times New Roman"/>
+          <w:b/>
+          <w:bCs/>
+          <w:sz w:val="27"/>
+          <w:szCs w:val="27"/>
+          <w:lang w:eastAsia="en-IN"/>
+        </w:rPr>
+      </w:pPr>
+      <w:r>
+        <w:rPr>
+          <w:rFonts w:ascii="Times New Roman" w:eastAsia="Times New Roman" w:hAnsi="Times New Roman" w:cs="Times New Roman"/>
+          <w:b/>
+          <w:bCs/>
+          <w:sz w:val="27"/>
+          <w:szCs w:val="27"/>
+          <w:lang w:eastAsia="en-IN"/>
+        </w:rPr>
+        <w:t>Example</w:t>
       </w:r>
     </w:p>
     <w:p>
@@ -2937,56 +3139,50 @@
           <w:szCs w:val="20"/>
           <w:lang w:eastAsia="en-IN"/>
         </w:rPr>
-        <w:t>Preparation assigns default values to static variables.</w:t>
-      </w:r>
-    </w:p>
-    <w:p>
-      <w:pPr>
-        <w:spacing w:after="0" w:line="240" w:lineRule="auto"/>
-        <w:rPr>
-          <w:rFonts w:ascii="Times New Roman" w:eastAsia="Times New Roman" w:hAnsi="Times New Roman" w:cs="Times New Roman"/>
-          <w:sz w:val="24"/>
-          <w:szCs w:val="24"/>
-          <w:lang w:eastAsia="en-IN"/>
-        </w:rPr>
-      </w:pPr>
-      <w:r>
-        <w:rPr>
-          <w:rFonts w:ascii="Times New Roman" w:eastAsia="Times New Roman" w:hAnsi="Times New Roman" w:cs="Times New Roman"/>
-          <w:sz w:val="24"/>
-          <w:szCs w:val="24"/>
-          <w:lang w:eastAsia="en-IN"/>
-        </w:rPr>
-        <w:pict>
-          <v:rect id="_x0000_i1034" style="width:0;height:1.5pt" o:hralign="center" o:hrstd="t" o:hr="t" fillcolor="#a0a0a0" stroked="f"/>
-        </w:pict>
-      </w:r>
-    </w:p>
-    <w:p>
-      <w:pPr>
-        <w:spacing w:before="100" w:beforeAutospacing="1" w:after="100" w:afterAutospacing="1" w:line="240" w:lineRule="auto"/>
-        <w:outlineLvl w:val="0"/>
-        <w:rPr>
-          <w:rFonts w:ascii="Times New Roman" w:eastAsia="Times New Roman" w:hAnsi="Times New Roman" w:cs="Times New Roman"/>
-          <w:b/>
-          <w:bCs/>
-          <w:kern w:val="36"/>
-          <w:sz w:val="48"/>
-          <w:szCs w:val="48"/>
-          <w:lang w:eastAsia="en-IN"/>
-        </w:rPr>
-      </w:pPr>
-      <w:r>
-        <w:rPr>
-          <w:rFonts w:ascii="Times New Roman" w:eastAsia="Times New Roman" w:hAnsi="Times New Roman" w:cs="Times New Roman"/>
-          <w:b/>
-          <w:bCs/>
-          <w:kern w:val="36"/>
-          <w:sz w:val="48"/>
-          <w:szCs w:val="48"/>
-          <w:lang w:eastAsia="en-IN"/>
-        </w:rPr>
-        <w:t>11. Resolution</w:t>
+        <w:t xml:space="preserve">Employee </w:t>
+      </w:r>
+      <w:proofErr w:type="spellStart"/>
+      <w:proofErr w:type="gramStart"/>
+      <w:r>
+        <w:rPr>
+          <w:rFonts w:ascii="Courier New" w:eastAsia="Times New Roman" w:hAnsi="Courier New" w:cs="Courier New"/>
+          <w:sz w:val="20"/>
+          <w:szCs w:val="20"/>
+          <w:lang w:eastAsia="en-IN"/>
+        </w:rPr>
+        <w:t>emp</w:t>
+      </w:r>
+      <w:proofErr w:type="spellEnd"/>
+      <w:proofErr w:type="gramEnd"/>
+      <w:r>
+        <w:rPr>
+          <w:rFonts w:ascii="Courier New" w:eastAsia="Times New Roman" w:hAnsi="Courier New" w:cs="Courier New"/>
+          <w:sz w:val="20"/>
+          <w:szCs w:val="20"/>
+          <w:lang w:eastAsia="en-IN"/>
+        </w:rPr>
+        <w:t>;</w:t>
+      </w:r>
+    </w:p>
+    <w:p>
+      <w:pPr>
+        <w:spacing w:before="100" w:beforeAutospacing="1" w:after="100" w:afterAutospacing="1" w:line="240" w:lineRule="auto"/>
+        <w:rPr>
+          <w:rFonts w:ascii="Times New Roman" w:eastAsia="Times New Roman" w:hAnsi="Times New Roman" w:cs="Times New Roman"/>
+          <w:sz w:val="24"/>
+          <w:szCs w:val="24"/>
+          <w:lang w:eastAsia="en-IN"/>
+        </w:rPr>
+      </w:pPr>
+      <w:r>
+        <w:rPr>
+          <w:rFonts w:ascii="Times New Roman" w:eastAsia="Times New Roman" w:hAnsi="Times New Roman" w:cs="Times New Roman"/>
+          <w:sz w:val="24"/>
+          <w:szCs w:val="24"/>
+          <w:lang w:eastAsia="en-IN"/>
+        </w:rPr>
+        <w:lastRenderedPageBreak/>
+        <w:t>JVM resolves Employee reference.</w:t>
       </w:r>
     </w:p>
     <w:p>
@@ -3011,52 +3207,7 @@
           <w:szCs w:val="27"/>
           <w:lang w:eastAsia="en-IN"/>
         </w:rPr>
-        <w:t>Interview Answer</w:t>
-      </w:r>
-    </w:p>
-    <w:p>
-      <w:pPr>
-        <w:spacing w:before="100" w:beforeAutospacing="1" w:after="100" w:afterAutospacing="1" w:line="240" w:lineRule="auto"/>
-        <w:rPr>
-          <w:rFonts w:ascii="Times New Roman" w:eastAsia="Times New Roman" w:hAnsi="Times New Roman" w:cs="Times New Roman"/>
-          <w:sz w:val="24"/>
-          <w:szCs w:val="24"/>
-          <w:lang w:eastAsia="en-IN"/>
-        </w:rPr>
-      </w:pPr>
-      <w:r>
-        <w:rPr>
-          <w:rFonts w:ascii="Times New Roman" w:eastAsia="Times New Roman" w:hAnsi="Times New Roman" w:cs="Times New Roman"/>
-          <w:sz w:val="24"/>
-          <w:szCs w:val="24"/>
-          <w:lang w:eastAsia="en-IN"/>
-        </w:rPr>
-        <w:t>Resolution replaces symbolic references with actual memory references.</w:t>
-      </w:r>
-    </w:p>
-    <w:p>
-      <w:pPr>
-        <w:spacing w:before="100" w:beforeAutospacing="1" w:after="100" w:afterAutospacing="1" w:line="240" w:lineRule="auto"/>
-        <w:outlineLvl w:val="2"/>
-        <w:rPr>
-          <w:rFonts w:ascii="Times New Roman" w:eastAsia="Times New Roman" w:hAnsi="Times New Roman" w:cs="Times New Roman"/>
-          <w:b/>
-          <w:bCs/>
-          <w:sz w:val="27"/>
-          <w:szCs w:val="27"/>
-          <w:lang w:eastAsia="en-IN"/>
-        </w:rPr>
-      </w:pPr>
-      <w:r>
-        <w:rPr>
-          <w:rFonts w:ascii="Times New Roman" w:eastAsia="Times New Roman" w:hAnsi="Times New Roman" w:cs="Times New Roman"/>
-          <w:b/>
-          <w:bCs/>
-          <w:sz w:val="27"/>
-          <w:szCs w:val="27"/>
-          <w:lang w:eastAsia="en-IN"/>
-        </w:rPr>
-        <w:t>Example</w:t>
+        <w:t>One-Liner</w:t>
       </w:r>
     </w:p>
     <w:p>
@@ -3094,49 +3245,56 @@
           <w:szCs w:val="20"/>
           <w:lang w:eastAsia="en-IN"/>
         </w:rPr>
-        <w:t xml:space="preserve">Employee </w:t>
-      </w:r>
-      <w:proofErr w:type="spellStart"/>
-      <w:proofErr w:type="gramStart"/>
-      <w:r>
-        <w:rPr>
-          <w:rFonts w:ascii="Courier New" w:eastAsia="Times New Roman" w:hAnsi="Courier New" w:cs="Courier New"/>
-          <w:sz w:val="20"/>
-          <w:szCs w:val="20"/>
-          <w:lang w:eastAsia="en-IN"/>
-        </w:rPr>
-        <w:t>emp</w:t>
-      </w:r>
-      <w:proofErr w:type="spellEnd"/>
-      <w:proofErr w:type="gramEnd"/>
-      <w:r>
-        <w:rPr>
-          <w:rFonts w:ascii="Courier New" w:eastAsia="Times New Roman" w:hAnsi="Courier New" w:cs="Courier New"/>
-          <w:sz w:val="20"/>
-          <w:szCs w:val="20"/>
-          <w:lang w:eastAsia="en-IN"/>
-        </w:rPr>
-        <w:t>;</w:t>
-      </w:r>
-    </w:p>
-    <w:p>
-      <w:pPr>
-        <w:spacing w:before="100" w:beforeAutospacing="1" w:after="100" w:afterAutospacing="1" w:line="240" w:lineRule="auto"/>
-        <w:rPr>
-          <w:rFonts w:ascii="Times New Roman" w:eastAsia="Times New Roman" w:hAnsi="Times New Roman" w:cs="Times New Roman"/>
-          <w:sz w:val="24"/>
-          <w:szCs w:val="24"/>
-          <w:lang w:eastAsia="en-IN"/>
-        </w:rPr>
-      </w:pPr>
-      <w:r>
-        <w:rPr>
-          <w:rFonts w:ascii="Times New Roman" w:eastAsia="Times New Roman" w:hAnsi="Times New Roman" w:cs="Times New Roman"/>
-          <w:sz w:val="24"/>
-          <w:szCs w:val="24"/>
-          <w:lang w:eastAsia="en-IN"/>
-        </w:rPr>
-        <w:t>JVM resolves Employee reference.</w:t>
+        <w:t>Resolution converts symbolic references into actual references.</w:t>
+      </w:r>
+    </w:p>
+    <w:p>
+      <w:pPr>
+        <w:spacing w:after="0" w:line="240" w:lineRule="auto"/>
+        <w:rPr>
+          <w:rFonts w:ascii="Times New Roman" w:eastAsia="Times New Roman" w:hAnsi="Times New Roman" w:cs="Times New Roman"/>
+          <w:sz w:val="24"/>
+          <w:szCs w:val="24"/>
+          <w:lang w:eastAsia="en-IN"/>
+        </w:rPr>
+      </w:pPr>
+      <w:r>
+        <w:rPr>
+          <w:rFonts w:ascii="Times New Roman" w:eastAsia="Times New Roman" w:hAnsi="Times New Roman" w:cs="Times New Roman"/>
+          <w:sz w:val="24"/>
+          <w:szCs w:val="24"/>
+          <w:lang w:eastAsia="en-IN"/>
+        </w:rPr>
+        <w:pict>
+          <v:rect id="_x0000_i1035" style="width:0;height:1.5pt" o:hralign="center" o:hrstd="t" o:hr="t" fillcolor="#a0a0a0" stroked="f"/>
+        </w:pict>
+      </w:r>
+    </w:p>
+    <w:p>
+      <w:pPr>
+        <w:spacing w:before="100" w:beforeAutospacing="1" w:after="100" w:afterAutospacing="1" w:line="240" w:lineRule="auto"/>
+        <w:outlineLvl w:val="0"/>
+        <w:rPr>
+          <w:rFonts w:ascii="Times New Roman" w:eastAsia="Times New Roman" w:hAnsi="Times New Roman" w:cs="Times New Roman"/>
+          <w:b/>
+          <w:bCs/>
+          <w:kern w:val="36"/>
+          <w:sz w:val="48"/>
+          <w:szCs w:val="48"/>
+          <w:lang w:eastAsia="en-IN"/>
+        </w:rPr>
+      </w:pPr>
+      <w:r>
+        <w:rPr>
+          <w:rFonts w:ascii="Times New Roman" w:eastAsia="Times New Roman" w:hAnsi="Times New Roman" w:cs="Times New Roman"/>
+          <w:b/>
+          <w:bCs/>
+          <w:kern w:val="36"/>
+          <w:sz w:val="48"/>
+          <w:szCs w:val="48"/>
+          <w:lang w:eastAsia="en-IN"/>
+        </w:rPr>
+        <w:t>12. Initialization</w:t>
       </w:r>
     </w:p>
     <w:p>
@@ -3161,7 +3319,52 @@
           <w:szCs w:val="27"/>
           <w:lang w:eastAsia="en-IN"/>
         </w:rPr>
-        <w:t>One-Liner</w:t>
+        <w:t>Interview Answer</w:t>
+      </w:r>
+    </w:p>
+    <w:p>
+      <w:pPr>
+        <w:spacing w:before="100" w:beforeAutospacing="1" w:after="100" w:afterAutospacing="1" w:line="240" w:lineRule="auto"/>
+        <w:rPr>
+          <w:rFonts w:ascii="Times New Roman" w:eastAsia="Times New Roman" w:hAnsi="Times New Roman" w:cs="Times New Roman"/>
+          <w:sz w:val="24"/>
+          <w:szCs w:val="24"/>
+          <w:lang w:eastAsia="en-IN"/>
+        </w:rPr>
+      </w:pPr>
+      <w:r>
+        <w:rPr>
+          <w:rFonts w:ascii="Times New Roman" w:eastAsia="Times New Roman" w:hAnsi="Times New Roman" w:cs="Times New Roman"/>
+          <w:sz w:val="24"/>
+          <w:szCs w:val="24"/>
+          <w:lang w:eastAsia="en-IN"/>
+        </w:rPr>
+        <w:t>Initialization assigns actual values to static variables and executes static blocks.</w:t>
+      </w:r>
+    </w:p>
+    <w:p>
+      <w:pPr>
+        <w:spacing w:before="100" w:beforeAutospacing="1" w:after="100" w:afterAutospacing="1" w:line="240" w:lineRule="auto"/>
+        <w:outlineLvl w:val="2"/>
+        <w:rPr>
+          <w:rFonts w:ascii="Times New Roman" w:eastAsia="Times New Roman" w:hAnsi="Times New Roman" w:cs="Times New Roman"/>
+          <w:b/>
+          <w:bCs/>
+          <w:sz w:val="27"/>
+          <w:szCs w:val="27"/>
+          <w:lang w:eastAsia="en-IN"/>
+        </w:rPr>
+      </w:pPr>
+      <w:r>
+        <w:rPr>
+          <w:rFonts w:ascii="Times New Roman" w:eastAsia="Times New Roman" w:hAnsi="Times New Roman" w:cs="Times New Roman"/>
+          <w:b/>
+          <w:bCs/>
+          <w:sz w:val="27"/>
+          <w:szCs w:val="27"/>
+          <w:lang w:eastAsia="en-IN"/>
+        </w:rPr>
+        <w:t>Example</w:t>
       </w:r>
     </w:p>
     <w:p>
@@ -3192,134 +3395,45 @@
           <w:lang w:eastAsia="en-IN"/>
         </w:rPr>
       </w:pPr>
-      <w:r>
-        <w:rPr>
-          <w:rFonts w:ascii="Courier New" w:eastAsia="Times New Roman" w:hAnsi="Courier New" w:cs="Courier New"/>
-          <w:sz w:val="20"/>
-          <w:szCs w:val="20"/>
-          <w:lang w:eastAsia="en-IN"/>
-        </w:rPr>
-        <w:t>Resolution converts symbolic references into actual references.</w:t>
-      </w:r>
-    </w:p>
-    <w:p>
-      <w:pPr>
-        <w:spacing w:after="0" w:line="240" w:lineRule="auto"/>
-        <w:rPr>
-          <w:rFonts w:ascii="Times New Roman" w:eastAsia="Times New Roman" w:hAnsi="Times New Roman" w:cs="Times New Roman"/>
-          <w:sz w:val="24"/>
-          <w:szCs w:val="24"/>
-          <w:lang w:eastAsia="en-IN"/>
-        </w:rPr>
-      </w:pPr>
-      <w:r>
-        <w:rPr>
-          <w:rFonts w:ascii="Times New Roman" w:eastAsia="Times New Roman" w:hAnsi="Times New Roman" w:cs="Times New Roman"/>
-          <w:sz w:val="24"/>
-          <w:szCs w:val="24"/>
-          <w:lang w:eastAsia="en-IN"/>
-        </w:rPr>
-        <w:pict>
-          <v:rect id="_x0000_i1035" style="width:0;height:1.5pt" o:hralign="center" o:hrstd="t" o:hr="t" fillcolor="#a0a0a0" stroked="f"/>
-        </w:pict>
-      </w:r>
-    </w:p>
-    <w:p>
-      <w:pPr>
-        <w:spacing w:before="100" w:beforeAutospacing="1" w:after="100" w:afterAutospacing="1" w:line="240" w:lineRule="auto"/>
-        <w:outlineLvl w:val="0"/>
-        <w:rPr>
-          <w:rFonts w:ascii="Times New Roman" w:eastAsia="Times New Roman" w:hAnsi="Times New Roman" w:cs="Times New Roman"/>
-          <w:b/>
-          <w:bCs/>
-          <w:kern w:val="36"/>
-          <w:sz w:val="48"/>
-          <w:szCs w:val="48"/>
-          <w:lang w:eastAsia="en-IN"/>
-        </w:rPr>
-      </w:pPr>
-      <w:r>
-        <w:rPr>
-          <w:rFonts w:ascii="Times New Roman" w:eastAsia="Times New Roman" w:hAnsi="Times New Roman" w:cs="Times New Roman"/>
-          <w:b/>
-          <w:bCs/>
-          <w:kern w:val="36"/>
-          <w:sz w:val="48"/>
-          <w:szCs w:val="48"/>
-          <w:lang w:eastAsia="en-IN"/>
-        </w:rPr>
-        <w:lastRenderedPageBreak/>
-        <w:t>12. Initialization</w:t>
-      </w:r>
-    </w:p>
-    <w:p>
-      <w:pPr>
-        <w:spacing w:before="100" w:beforeAutospacing="1" w:after="100" w:afterAutospacing="1" w:line="240" w:lineRule="auto"/>
-        <w:outlineLvl w:val="2"/>
-        <w:rPr>
-          <w:rFonts w:ascii="Times New Roman" w:eastAsia="Times New Roman" w:hAnsi="Times New Roman" w:cs="Times New Roman"/>
-          <w:b/>
-          <w:bCs/>
-          <w:sz w:val="27"/>
-          <w:szCs w:val="27"/>
-          <w:lang w:eastAsia="en-IN"/>
-        </w:rPr>
-      </w:pPr>
-      <w:r>
-        <w:rPr>
-          <w:rFonts w:ascii="Times New Roman" w:eastAsia="Times New Roman" w:hAnsi="Times New Roman" w:cs="Times New Roman"/>
-          <w:b/>
-          <w:bCs/>
-          <w:sz w:val="27"/>
-          <w:szCs w:val="27"/>
-          <w:lang w:eastAsia="en-IN"/>
-        </w:rPr>
-        <w:t>Interview Answer</w:t>
-      </w:r>
-    </w:p>
-    <w:p>
-      <w:pPr>
-        <w:spacing w:before="100" w:beforeAutospacing="1" w:after="100" w:afterAutospacing="1" w:line="240" w:lineRule="auto"/>
-        <w:rPr>
-          <w:rFonts w:ascii="Times New Roman" w:eastAsia="Times New Roman" w:hAnsi="Times New Roman" w:cs="Times New Roman"/>
-          <w:sz w:val="24"/>
-          <w:szCs w:val="24"/>
-          <w:lang w:eastAsia="en-IN"/>
-        </w:rPr>
-      </w:pPr>
-      <w:r>
-        <w:rPr>
-          <w:rFonts w:ascii="Times New Roman" w:eastAsia="Times New Roman" w:hAnsi="Times New Roman" w:cs="Times New Roman"/>
-          <w:sz w:val="24"/>
-          <w:szCs w:val="24"/>
-          <w:lang w:eastAsia="en-IN"/>
-        </w:rPr>
-        <w:t>Initialization assigns actual values to static variables and executes static blocks.</w:t>
-      </w:r>
-    </w:p>
-    <w:p>
-      <w:pPr>
-        <w:spacing w:before="100" w:beforeAutospacing="1" w:after="100" w:afterAutospacing="1" w:line="240" w:lineRule="auto"/>
-        <w:outlineLvl w:val="2"/>
-        <w:rPr>
-          <w:rFonts w:ascii="Times New Roman" w:eastAsia="Times New Roman" w:hAnsi="Times New Roman" w:cs="Times New Roman"/>
-          <w:b/>
-          <w:bCs/>
-          <w:sz w:val="27"/>
-          <w:szCs w:val="27"/>
-          <w:lang w:eastAsia="en-IN"/>
-        </w:rPr>
-      </w:pPr>
-      <w:r>
-        <w:rPr>
-          <w:rFonts w:ascii="Times New Roman" w:eastAsia="Times New Roman" w:hAnsi="Times New Roman" w:cs="Times New Roman"/>
-          <w:b/>
-          <w:bCs/>
-          <w:sz w:val="27"/>
-          <w:szCs w:val="27"/>
-          <w:lang w:eastAsia="en-IN"/>
-        </w:rPr>
-        <w:t>Example</w:t>
+      <w:proofErr w:type="gramStart"/>
+      <w:r>
+        <w:rPr>
+          <w:rFonts w:ascii="Courier New" w:eastAsia="Times New Roman" w:hAnsi="Courier New" w:cs="Courier New"/>
+          <w:sz w:val="20"/>
+          <w:szCs w:val="20"/>
+          <w:lang w:eastAsia="en-IN"/>
+        </w:rPr>
+        <w:t>static</w:t>
+      </w:r>
+      <w:proofErr w:type="gramEnd"/>
+      <w:r>
+        <w:rPr>
+          <w:rFonts w:ascii="Courier New" w:eastAsia="Times New Roman" w:hAnsi="Courier New" w:cs="Courier New"/>
+          <w:sz w:val="20"/>
+          <w:szCs w:val="20"/>
+          <w:lang w:eastAsia="en-IN"/>
+        </w:rPr>
+        <w:t xml:space="preserve"> int count = 100;</w:t>
+      </w:r>
+    </w:p>
+    <w:p>
+      <w:pPr>
+        <w:spacing w:before="100" w:beforeAutospacing="1" w:after="100" w:afterAutospacing="1" w:line="240" w:lineRule="auto"/>
+        <w:rPr>
+          <w:rFonts w:ascii="Times New Roman" w:eastAsia="Times New Roman" w:hAnsi="Times New Roman" w:cs="Times New Roman"/>
+          <w:sz w:val="24"/>
+          <w:szCs w:val="24"/>
+          <w:lang w:eastAsia="en-IN"/>
+        </w:rPr>
+      </w:pPr>
+      <w:r>
+        <w:rPr>
+          <w:rFonts w:ascii="Times New Roman" w:eastAsia="Times New Roman" w:hAnsi="Times New Roman" w:cs="Times New Roman"/>
+          <w:sz w:val="24"/>
+          <w:szCs w:val="24"/>
+          <w:lang w:eastAsia="en-IN"/>
+        </w:rPr>
+        <w:t>During initialization:</w:t>
       </w:r>
     </w:p>
     <w:p>
@@ -3358,7 +3472,7 @@
           <w:szCs w:val="20"/>
           <w:lang w:eastAsia="en-IN"/>
         </w:rPr>
-        <w:t>static</w:t>
+        <w:t>count</w:t>
       </w:r>
       <w:proofErr w:type="gramEnd"/>
       <w:r>
@@ -3368,27 +3482,32 @@
           <w:szCs w:val="20"/>
           <w:lang w:eastAsia="en-IN"/>
         </w:rPr>
-        <w:t xml:space="preserve"> int count = 100;</w:t>
-      </w:r>
-    </w:p>
-    <w:p>
-      <w:pPr>
-        <w:spacing w:before="100" w:beforeAutospacing="1" w:after="100" w:afterAutospacing="1" w:line="240" w:lineRule="auto"/>
-        <w:rPr>
-          <w:rFonts w:ascii="Times New Roman" w:eastAsia="Times New Roman" w:hAnsi="Times New Roman" w:cs="Times New Roman"/>
-          <w:sz w:val="24"/>
-          <w:szCs w:val="24"/>
-          <w:lang w:eastAsia="en-IN"/>
-        </w:rPr>
-      </w:pPr>
-      <w:r>
-        <w:rPr>
-          <w:rFonts w:ascii="Times New Roman" w:eastAsia="Times New Roman" w:hAnsi="Times New Roman" w:cs="Times New Roman"/>
-          <w:sz w:val="24"/>
-          <w:szCs w:val="24"/>
-          <w:lang w:eastAsia="en-IN"/>
-        </w:rPr>
-        <w:t>During initialization:</w:t>
+        <w:t xml:space="preserve"> = 100;</w:t>
+      </w:r>
+    </w:p>
+    <w:p>
+      <w:pPr>
+        <w:spacing w:before="100" w:beforeAutospacing="1" w:after="100" w:afterAutospacing="1" w:line="240" w:lineRule="auto"/>
+        <w:outlineLvl w:val="2"/>
+        <w:rPr>
+          <w:rFonts w:ascii="Times New Roman" w:eastAsia="Times New Roman" w:hAnsi="Times New Roman" w:cs="Times New Roman"/>
+          <w:b/>
+          <w:bCs/>
+          <w:sz w:val="27"/>
+          <w:szCs w:val="27"/>
+          <w:lang w:eastAsia="en-IN"/>
+        </w:rPr>
+      </w:pPr>
+      <w:r>
+        <w:rPr>
+          <w:rFonts w:ascii="Times New Roman" w:eastAsia="Times New Roman" w:hAnsi="Times New Roman" w:cs="Times New Roman"/>
+          <w:b/>
+          <w:bCs/>
+          <w:sz w:val="27"/>
+          <w:szCs w:val="27"/>
+          <w:lang w:eastAsia="en-IN"/>
+        </w:rPr>
+        <w:t>One-Liner</w:t>
       </w:r>
     </w:p>
     <w:p>
@@ -3419,25 +3538,14 @@
           <w:lang w:eastAsia="en-IN"/>
         </w:rPr>
       </w:pPr>
-      <w:proofErr w:type="gramStart"/>
-      <w:r>
-        <w:rPr>
-          <w:rFonts w:ascii="Courier New" w:eastAsia="Times New Roman" w:hAnsi="Courier New" w:cs="Courier New"/>
-          <w:sz w:val="20"/>
-          <w:szCs w:val="20"/>
-          <w:lang w:eastAsia="en-IN"/>
-        </w:rPr>
-        <w:t>count</w:t>
-      </w:r>
-      <w:proofErr w:type="gramEnd"/>
-      <w:r>
-        <w:rPr>
-          <w:rFonts w:ascii="Courier New" w:eastAsia="Times New Roman" w:hAnsi="Courier New" w:cs="Courier New"/>
-          <w:sz w:val="20"/>
-          <w:szCs w:val="20"/>
-          <w:lang w:eastAsia="en-IN"/>
-        </w:rPr>
-        <w:t xml:space="preserve"> = 100;</w:t>
+      <w:r>
+        <w:rPr>
+          <w:rFonts w:ascii="Courier New" w:eastAsia="Times New Roman" w:hAnsi="Courier New" w:cs="Courier New"/>
+          <w:sz w:val="20"/>
+          <w:szCs w:val="20"/>
+          <w:lang w:eastAsia="en-IN"/>
+        </w:rPr>
+        <w:t>Initialization executes static blocks and assigns actual values.</w:t>
       </w:r>
     </w:p>
     <w:p>
@@ -3462,7 +3570,8 @@
           <w:szCs w:val="27"/>
           <w:lang w:eastAsia="en-IN"/>
         </w:rPr>
-        <w:t>One-Liner</w:t>
+        <w:lastRenderedPageBreak/>
+        <w:t>Important Follow-Up</w:t>
       </w:r>
     </w:p>
     <w:p>
@@ -3493,40 +3602,17 @@
           <w:lang w:eastAsia="en-IN"/>
         </w:rPr>
       </w:pPr>
-      <w:r>
-        <w:rPr>
-          <w:rFonts w:ascii="Courier New" w:eastAsia="Times New Roman" w:hAnsi="Courier New" w:cs="Courier New"/>
-          <w:sz w:val="20"/>
-          <w:szCs w:val="20"/>
-          <w:lang w:eastAsia="en-IN"/>
-        </w:rPr>
-        <w:t>Initialization executes static blocks and assigns actual values.</w:t>
-      </w:r>
-    </w:p>
-    <w:p>
-      <w:pPr>
-        <w:spacing w:before="100" w:beforeAutospacing="1" w:after="100" w:afterAutospacing="1" w:line="240" w:lineRule="auto"/>
-        <w:outlineLvl w:val="2"/>
-        <w:rPr>
-          <w:rFonts w:ascii="Times New Roman" w:eastAsia="Times New Roman" w:hAnsi="Times New Roman" w:cs="Times New Roman"/>
-          <w:b/>
-          <w:bCs/>
-          <w:sz w:val="27"/>
-          <w:szCs w:val="27"/>
-          <w:lang w:eastAsia="en-IN"/>
-        </w:rPr>
-      </w:pPr>
-      <w:r>
-        <w:rPr>
-          <w:rFonts w:ascii="Times New Roman" w:eastAsia="Times New Roman" w:hAnsi="Times New Roman" w:cs="Times New Roman"/>
-          <w:b/>
-          <w:bCs/>
-          <w:sz w:val="27"/>
-          <w:szCs w:val="27"/>
-          <w:lang w:eastAsia="en-IN"/>
-        </w:rPr>
-        <w:t>Important Follow-Up</w:t>
-      </w:r>
+      <w:proofErr w:type="gramStart"/>
+      <w:r>
+        <w:rPr>
+          <w:rFonts w:ascii="Courier New" w:eastAsia="Times New Roman" w:hAnsi="Courier New" w:cs="Courier New"/>
+          <w:sz w:val="20"/>
+          <w:szCs w:val="20"/>
+          <w:lang w:eastAsia="en-IN"/>
+        </w:rPr>
+        <w:t>Class Loading Lifecycle?</w:t>
+      </w:r>
+      <w:proofErr w:type="gramEnd"/>
     </w:p>
     <w:p>
       <w:pPr>
@@ -3556,17 +3642,15 @@
           <w:lang w:eastAsia="en-IN"/>
         </w:rPr>
       </w:pPr>
-      <w:proofErr w:type="gramStart"/>
-      <w:r>
-        <w:rPr>
-          <w:rFonts w:ascii="Courier New" w:eastAsia="Times New Roman" w:hAnsi="Courier New" w:cs="Courier New"/>
-          <w:sz w:val="20"/>
-          <w:szCs w:val="20"/>
-          <w:lang w:eastAsia="en-IN"/>
-        </w:rPr>
-        <w:t>Class Loading Lifecycle?</w:t>
-      </w:r>
-      <w:proofErr w:type="gramEnd"/>
+      <w:r>
+        <w:rPr>
+          <w:rFonts w:ascii="Courier New" w:eastAsia="Times New Roman" w:hAnsi="Courier New" w:cs="Courier New"/>
+          <w:sz w:val="20"/>
+          <w:szCs w:val="20"/>
+          <w:lang w:eastAsia="en-IN"/>
+        </w:rPr>
+        <w:t>Loading</w:t>
+      </w:r>
     </w:p>
     <w:p>
       <w:pPr>
@@ -3603,7 +3687,7 @@
           <w:szCs w:val="20"/>
           <w:lang w:eastAsia="en-IN"/>
         </w:rPr>
-        <w:t>Loading</w:t>
+        <w:t xml:space="preserve"> ↓</w:t>
       </w:r>
     </w:p>
     <w:p>
@@ -3641,7 +3725,7 @@
           <w:szCs w:val="20"/>
           <w:lang w:eastAsia="en-IN"/>
         </w:rPr>
-        <w:t xml:space="preserve"> ↓</w:t>
+        <w:t>Linking</w:t>
       </w:r>
     </w:p>
     <w:p>
@@ -3679,7 +3763,7 @@
           <w:szCs w:val="20"/>
           <w:lang w:eastAsia="en-IN"/>
         </w:rPr>
-        <w:t>Linking</w:t>
+        <w:t xml:space="preserve"> ↓</w:t>
       </w:r>
     </w:p>
     <w:p>
@@ -3717,8 +3801,155 @@
           <w:szCs w:val="20"/>
           <w:lang w:eastAsia="en-IN"/>
         </w:rPr>
-        <w:lastRenderedPageBreak/>
-        <w:t xml:space="preserve"> ↓</w:t>
+        <w:t>Initialization</w:t>
+      </w:r>
+    </w:p>
+    <w:p>
+      <w:pPr>
+        <w:spacing w:after="0" w:line="240" w:lineRule="auto"/>
+        <w:rPr>
+          <w:rFonts w:ascii="Times New Roman" w:eastAsia="Times New Roman" w:hAnsi="Times New Roman" w:cs="Times New Roman"/>
+          <w:sz w:val="24"/>
+          <w:szCs w:val="24"/>
+          <w:lang w:eastAsia="en-IN"/>
+        </w:rPr>
+      </w:pPr>
+      <w:r>
+        <w:rPr>
+          <w:rFonts w:ascii="Times New Roman" w:eastAsia="Times New Roman" w:hAnsi="Times New Roman" w:cs="Times New Roman"/>
+          <w:sz w:val="24"/>
+          <w:szCs w:val="24"/>
+          <w:lang w:eastAsia="en-IN"/>
+        </w:rPr>
+        <w:pict>
+          <v:rect id="_x0000_i1036" style="width:0;height:1.5pt" o:hralign="center" o:hrstd="t" o:hr="t" fillcolor="#a0a0a0" stroked="f"/>
+        </w:pict>
+      </w:r>
+    </w:p>
+    <w:p>
+      <w:pPr>
+        <w:spacing w:before="100" w:beforeAutospacing="1" w:after="100" w:afterAutospacing="1" w:line="240" w:lineRule="auto"/>
+        <w:outlineLvl w:val="0"/>
+        <w:rPr>
+          <w:rFonts w:ascii="Times New Roman" w:eastAsia="Times New Roman" w:hAnsi="Times New Roman" w:cs="Times New Roman"/>
+          <w:b/>
+          <w:bCs/>
+          <w:kern w:val="36"/>
+          <w:sz w:val="48"/>
+          <w:szCs w:val="48"/>
+          <w:lang w:eastAsia="en-IN"/>
+        </w:rPr>
+      </w:pPr>
+      <w:r>
+        <w:rPr>
+          <w:rFonts w:ascii="Times New Roman" w:eastAsia="Times New Roman" w:hAnsi="Times New Roman" w:cs="Times New Roman"/>
+          <w:b/>
+          <w:bCs/>
+          <w:kern w:val="36"/>
+          <w:sz w:val="48"/>
+          <w:szCs w:val="48"/>
+          <w:lang w:eastAsia="en-IN"/>
+        </w:rPr>
+        <w:t xml:space="preserve">13. Bootstrap </w:t>
+      </w:r>
+      <w:proofErr w:type="spellStart"/>
+      <w:r>
+        <w:rPr>
+          <w:rFonts w:ascii="Times New Roman" w:eastAsia="Times New Roman" w:hAnsi="Times New Roman" w:cs="Times New Roman"/>
+          <w:b/>
+          <w:bCs/>
+          <w:kern w:val="36"/>
+          <w:sz w:val="48"/>
+          <w:szCs w:val="48"/>
+          <w:lang w:eastAsia="en-IN"/>
+        </w:rPr>
+        <w:t>ClassLoader</w:t>
+      </w:r>
+      <w:proofErr w:type="spellEnd"/>
+    </w:p>
+    <w:p>
+      <w:pPr>
+        <w:spacing w:before="100" w:beforeAutospacing="1" w:after="100" w:afterAutospacing="1" w:line="240" w:lineRule="auto"/>
+        <w:outlineLvl w:val="2"/>
+        <w:rPr>
+          <w:rFonts w:ascii="Times New Roman" w:eastAsia="Times New Roman" w:hAnsi="Times New Roman" w:cs="Times New Roman"/>
+          <w:b/>
+          <w:bCs/>
+          <w:sz w:val="27"/>
+          <w:szCs w:val="27"/>
+          <w:lang w:eastAsia="en-IN"/>
+        </w:rPr>
+      </w:pPr>
+      <w:r>
+        <w:rPr>
+          <w:rFonts w:ascii="Times New Roman" w:eastAsia="Times New Roman" w:hAnsi="Times New Roman" w:cs="Times New Roman"/>
+          <w:b/>
+          <w:bCs/>
+          <w:sz w:val="27"/>
+          <w:szCs w:val="27"/>
+          <w:lang w:eastAsia="en-IN"/>
+        </w:rPr>
+        <w:t>Interview Answer</w:t>
+      </w:r>
+    </w:p>
+    <w:p>
+      <w:pPr>
+        <w:spacing w:before="100" w:beforeAutospacing="1" w:after="100" w:afterAutospacing="1" w:line="240" w:lineRule="auto"/>
+        <w:rPr>
+          <w:rFonts w:ascii="Times New Roman" w:eastAsia="Times New Roman" w:hAnsi="Times New Roman" w:cs="Times New Roman"/>
+          <w:sz w:val="24"/>
+          <w:szCs w:val="24"/>
+          <w:lang w:eastAsia="en-IN"/>
+        </w:rPr>
+      </w:pPr>
+      <w:r>
+        <w:rPr>
+          <w:rFonts w:ascii="Times New Roman" w:eastAsia="Times New Roman" w:hAnsi="Times New Roman" w:cs="Times New Roman"/>
+          <w:sz w:val="24"/>
+          <w:szCs w:val="24"/>
+          <w:lang w:eastAsia="en-IN"/>
+        </w:rPr>
+        <w:t xml:space="preserve">Bootstrap </w:t>
+      </w:r>
+      <w:proofErr w:type="spellStart"/>
+      <w:r>
+        <w:rPr>
+          <w:rFonts w:ascii="Times New Roman" w:eastAsia="Times New Roman" w:hAnsi="Times New Roman" w:cs="Times New Roman"/>
+          <w:sz w:val="24"/>
+          <w:szCs w:val="24"/>
+          <w:lang w:eastAsia="en-IN"/>
+        </w:rPr>
+        <w:t>ClassLoader</w:t>
+      </w:r>
+      <w:proofErr w:type="spellEnd"/>
+      <w:r>
+        <w:rPr>
+          <w:rFonts w:ascii="Times New Roman" w:eastAsia="Times New Roman" w:hAnsi="Times New Roman" w:cs="Times New Roman"/>
+          <w:sz w:val="24"/>
+          <w:szCs w:val="24"/>
+          <w:lang w:eastAsia="en-IN"/>
+        </w:rPr>
+        <w:t xml:space="preserve"> loads core Java classes.</w:t>
+      </w:r>
+    </w:p>
+    <w:p>
+      <w:pPr>
+        <w:spacing w:before="100" w:beforeAutospacing="1" w:after="100" w:afterAutospacing="1" w:line="240" w:lineRule="auto"/>
+        <w:rPr>
+          <w:rFonts w:ascii="Times New Roman" w:eastAsia="Times New Roman" w:hAnsi="Times New Roman" w:cs="Times New Roman"/>
+          <w:sz w:val="24"/>
+          <w:szCs w:val="24"/>
+          <w:lang w:eastAsia="en-IN"/>
+        </w:rPr>
+      </w:pPr>
+      <w:r>
+        <w:rPr>
+          <w:rFonts w:ascii="Times New Roman" w:eastAsia="Times New Roman" w:hAnsi="Times New Roman" w:cs="Times New Roman"/>
+          <w:sz w:val="24"/>
+          <w:szCs w:val="24"/>
+          <w:lang w:eastAsia="en-IN"/>
+        </w:rPr>
+        <w:t>Examples:</w:t>
       </w:r>
     </w:p>
     <w:p>
@@ -3749,163 +3980,17 @@
           <w:lang w:eastAsia="en-IN"/>
         </w:rPr>
       </w:pPr>
-      <w:r>
-        <w:rPr>
-          <w:rFonts w:ascii="Courier New" w:eastAsia="Times New Roman" w:hAnsi="Courier New" w:cs="Courier New"/>
-          <w:sz w:val="20"/>
-          <w:szCs w:val="20"/>
-          <w:lang w:eastAsia="en-IN"/>
-        </w:rPr>
-        <w:t>Initialization</w:t>
-      </w:r>
-    </w:p>
-    <w:p>
-      <w:pPr>
-        <w:spacing w:after="0" w:line="240" w:lineRule="auto"/>
-        <w:rPr>
-          <w:rFonts w:ascii="Times New Roman" w:eastAsia="Times New Roman" w:hAnsi="Times New Roman" w:cs="Times New Roman"/>
-          <w:sz w:val="24"/>
-          <w:szCs w:val="24"/>
-          <w:lang w:eastAsia="en-IN"/>
-        </w:rPr>
-      </w:pPr>
-      <w:r>
-        <w:rPr>
-          <w:rFonts w:ascii="Times New Roman" w:eastAsia="Times New Roman" w:hAnsi="Times New Roman" w:cs="Times New Roman"/>
-          <w:sz w:val="24"/>
-          <w:szCs w:val="24"/>
-          <w:lang w:eastAsia="en-IN"/>
-        </w:rPr>
-        <w:pict>
-          <v:rect id="_x0000_i1036" style="width:0;height:1.5pt" o:hralign="center" o:hrstd="t" o:hr="t" fillcolor="#a0a0a0" stroked="f"/>
-        </w:pict>
-      </w:r>
-    </w:p>
-    <w:p>
-      <w:pPr>
-        <w:spacing w:before="100" w:beforeAutospacing="1" w:after="100" w:afterAutospacing="1" w:line="240" w:lineRule="auto"/>
-        <w:outlineLvl w:val="0"/>
-        <w:rPr>
-          <w:rFonts w:ascii="Times New Roman" w:eastAsia="Times New Roman" w:hAnsi="Times New Roman" w:cs="Times New Roman"/>
-          <w:b/>
-          <w:bCs/>
-          <w:kern w:val="36"/>
-          <w:sz w:val="48"/>
-          <w:szCs w:val="48"/>
-          <w:lang w:eastAsia="en-IN"/>
-        </w:rPr>
-      </w:pPr>
-      <w:r>
-        <w:rPr>
-          <w:rFonts w:ascii="Times New Roman" w:eastAsia="Times New Roman" w:hAnsi="Times New Roman" w:cs="Times New Roman"/>
-          <w:b/>
-          <w:bCs/>
-          <w:kern w:val="36"/>
-          <w:sz w:val="48"/>
-          <w:szCs w:val="48"/>
-          <w:lang w:eastAsia="en-IN"/>
-        </w:rPr>
-        <w:t xml:space="preserve">13. Bootstrap </w:t>
-      </w:r>
       <w:proofErr w:type="spellStart"/>
       <w:r>
         <w:rPr>
-          <w:rFonts w:ascii="Times New Roman" w:eastAsia="Times New Roman" w:hAnsi="Times New Roman" w:cs="Times New Roman"/>
-          <w:b/>
-          <w:bCs/>
-          <w:kern w:val="36"/>
-          <w:sz w:val="48"/>
-          <w:szCs w:val="48"/>
-          <w:lang w:eastAsia="en-IN"/>
-        </w:rPr>
-        <w:t>ClassLoader</w:t>
+          <w:rFonts w:ascii="Courier New" w:eastAsia="Times New Roman" w:hAnsi="Courier New" w:cs="Courier New"/>
+          <w:sz w:val="20"/>
+          <w:szCs w:val="20"/>
+          <w:lang w:eastAsia="en-IN"/>
+        </w:rPr>
+        <w:t>java.lang.String</w:t>
       </w:r>
       <w:proofErr w:type="spellEnd"/>
-    </w:p>
-    <w:p>
-      <w:pPr>
-        <w:spacing w:before="100" w:beforeAutospacing="1" w:after="100" w:afterAutospacing="1" w:line="240" w:lineRule="auto"/>
-        <w:outlineLvl w:val="2"/>
-        <w:rPr>
-          <w:rFonts w:ascii="Times New Roman" w:eastAsia="Times New Roman" w:hAnsi="Times New Roman" w:cs="Times New Roman"/>
-          <w:b/>
-          <w:bCs/>
-          <w:sz w:val="27"/>
-          <w:szCs w:val="27"/>
-          <w:lang w:eastAsia="en-IN"/>
-        </w:rPr>
-      </w:pPr>
-      <w:r>
-        <w:rPr>
-          <w:rFonts w:ascii="Times New Roman" w:eastAsia="Times New Roman" w:hAnsi="Times New Roman" w:cs="Times New Roman"/>
-          <w:b/>
-          <w:bCs/>
-          <w:sz w:val="27"/>
-          <w:szCs w:val="27"/>
-          <w:lang w:eastAsia="en-IN"/>
-        </w:rPr>
-        <w:t>Interview Answer</w:t>
-      </w:r>
-    </w:p>
-    <w:p>
-      <w:pPr>
-        <w:spacing w:before="100" w:beforeAutospacing="1" w:after="100" w:afterAutospacing="1" w:line="240" w:lineRule="auto"/>
-        <w:rPr>
-          <w:rFonts w:ascii="Times New Roman" w:eastAsia="Times New Roman" w:hAnsi="Times New Roman" w:cs="Times New Roman"/>
-          <w:sz w:val="24"/>
-          <w:szCs w:val="24"/>
-          <w:lang w:eastAsia="en-IN"/>
-        </w:rPr>
-      </w:pPr>
-      <w:r>
-        <w:rPr>
-          <w:rFonts w:ascii="Times New Roman" w:eastAsia="Times New Roman" w:hAnsi="Times New Roman" w:cs="Times New Roman"/>
-          <w:sz w:val="24"/>
-          <w:szCs w:val="24"/>
-          <w:lang w:eastAsia="en-IN"/>
-        </w:rPr>
-        <w:t xml:space="preserve">Bootstrap </w:t>
-      </w:r>
-      <w:proofErr w:type="spellStart"/>
-      <w:r>
-        <w:rPr>
-          <w:rFonts w:ascii="Times New Roman" w:eastAsia="Times New Roman" w:hAnsi="Times New Roman" w:cs="Times New Roman"/>
-          <w:sz w:val="24"/>
-          <w:szCs w:val="24"/>
-          <w:lang w:eastAsia="en-IN"/>
-        </w:rPr>
-        <w:t>ClassLoader</w:t>
-      </w:r>
-      <w:proofErr w:type="spellEnd"/>
-      <w:r>
-        <w:rPr>
-          <w:rFonts w:ascii="Times New Roman" w:eastAsia="Times New Roman" w:hAnsi="Times New Roman" w:cs="Times New Roman"/>
-          <w:sz w:val="24"/>
-          <w:szCs w:val="24"/>
-          <w:lang w:eastAsia="en-IN"/>
-        </w:rPr>
-        <w:t xml:space="preserve"> loads core Java classes.</w:t>
-      </w:r>
-    </w:p>
-    <w:p>
-      <w:pPr>
-        <w:spacing w:before="100" w:beforeAutospacing="1" w:after="100" w:afterAutospacing="1" w:line="240" w:lineRule="auto"/>
-        <w:rPr>
-          <w:rFonts w:ascii="Times New Roman" w:eastAsia="Times New Roman" w:hAnsi="Times New Roman" w:cs="Times New Roman"/>
-          <w:sz w:val="24"/>
-          <w:szCs w:val="24"/>
-          <w:lang w:eastAsia="en-IN"/>
-        </w:rPr>
-      </w:pPr>
-      <w:r>
-        <w:rPr>
-          <w:rFonts w:ascii="Times New Roman" w:eastAsia="Times New Roman" w:hAnsi="Times New Roman" w:cs="Times New Roman"/>
-          <w:sz w:val="24"/>
-          <w:szCs w:val="24"/>
-          <w:lang w:eastAsia="en-IN"/>
-        </w:rPr>
-        <w:t>Examples:</w:t>
-      </w:r>
     </w:p>
     <w:p>
       <w:pPr>
@@ -3943,7 +4028,7 @@
           <w:szCs w:val="20"/>
           <w:lang w:eastAsia="en-IN"/>
         </w:rPr>
-        <w:t>java.lang.String</w:t>
+        <w:t>java.util.List</w:t>
       </w:r>
       <w:proofErr w:type="spellEnd"/>
     </w:p>
@@ -3983,9 +4068,56 @@
           <w:szCs w:val="20"/>
           <w:lang w:eastAsia="en-IN"/>
         </w:rPr>
-        <w:t>java.util.List</w:t>
+        <w:t>java.lang.Object</w:t>
       </w:r>
       <w:proofErr w:type="spellEnd"/>
+    </w:p>
+    <w:p>
+      <w:pPr>
+        <w:spacing w:before="100" w:beforeAutospacing="1" w:after="100" w:afterAutospacing="1" w:line="240" w:lineRule="auto"/>
+        <w:rPr>
+          <w:rFonts w:ascii="Times New Roman" w:eastAsia="Times New Roman" w:hAnsi="Times New Roman" w:cs="Times New Roman"/>
+          <w:sz w:val="24"/>
+          <w:szCs w:val="24"/>
+          <w:lang w:eastAsia="en-IN"/>
+        </w:rPr>
+      </w:pPr>
+      <w:proofErr w:type="gramStart"/>
+      <w:r>
+        <w:rPr>
+          <w:rFonts w:ascii="Times New Roman" w:eastAsia="Times New Roman" w:hAnsi="Times New Roman" w:cs="Times New Roman"/>
+          <w:sz w:val="24"/>
+          <w:szCs w:val="24"/>
+          <w:lang w:eastAsia="en-IN"/>
+        </w:rPr>
+        <w:t>Implemented in native code.</w:t>
+      </w:r>
+      <w:proofErr w:type="gramEnd"/>
+    </w:p>
+    <w:p>
+      <w:pPr>
+        <w:spacing w:before="100" w:beforeAutospacing="1" w:after="100" w:afterAutospacing="1" w:line="240" w:lineRule="auto"/>
+        <w:outlineLvl w:val="2"/>
+        <w:rPr>
+          <w:rFonts w:ascii="Times New Roman" w:eastAsia="Times New Roman" w:hAnsi="Times New Roman" w:cs="Times New Roman"/>
+          <w:b/>
+          <w:bCs/>
+          <w:sz w:val="27"/>
+          <w:szCs w:val="27"/>
+          <w:lang w:eastAsia="en-IN"/>
+        </w:rPr>
+      </w:pPr>
+      <w:r>
+        <w:rPr>
+          <w:rFonts w:ascii="Times New Roman" w:eastAsia="Times New Roman" w:hAnsi="Times New Roman" w:cs="Times New Roman"/>
+          <w:b/>
+          <w:bCs/>
+          <w:sz w:val="27"/>
+          <w:szCs w:val="27"/>
+          <w:lang w:eastAsia="en-IN"/>
+        </w:rPr>
+        <w:t>One-Liner</w:t>
+      </w:r>
     </w:p>
     <w:p>
       <w:pPr>
@@ -4015,6 +4147,16 @@
           <w:lang w:eastAsia="en-IN"/>
         </w:rPr>
       </w:pPr>
+      <w:r>
+        <w:rPr>
+          <w:rFonts w:ascii="Courier New" w:eastAsia="Times New Roman" w:hAnsi="Courier New" w:cs="Courier New"/>
+          <w:sz w:val="20"/>
+          <w:szCs w:val="20"/>
+          <w:lang w:eastAsia="en-IN"/>
+        </w:rPr>
+        <w:lastRenderedPageBreak/>
+        <w:t xml:space="preserve">Bootstrap </w:t>
+      </w:r>
       <w:proofErr w:type="spellStart"/>
       <w:r>
         <w:rPr>
@@ -4023,9 +4165,146 @@
           <w:szCs w:val="20"/>
           <w:lang w:eastAsia="en-IN"/>
         </w:rPr>
-        <w:t>java.lang.Object</w:t>
+        <w:t>ClassLoader</w:t>
       </w:r>
       <w:proofErr w:type="spellEnd"/>
+      <w:r>
+        <w:rPr>
+          <w:rFonts w:ascii="Courier New" w:eastAsia="Times New Roman" w:hAnsi="Courier New" w:cs="Courier New"/>
+          <w:sz w:val="20"/>
+          <w:szCs w:val="20"/>
+          <w:lang w:eastAsia="en-IN"/>
+        </w:rPr>
+        <w:t xml:space="preserve"> loads JDK core classes.</w:t>
+      </w:r>
+    </w:p>
+    <w:p>
+      <w:pPr>
+        <w:spacing w:after="0" w:line="240" w:lineRule="auto"/>
+        <w:rPr>
+          <w:rFonts w:ascii="Times New Roman" w:eastAsia="Times New Roman" w:hAnsi="Times New Roman" w:cs="Times New Roman"/>
+          <w:sz w:val="24"/>
+          <w:szCs w:val="24"/>
+          <w:lang w:eastAsia="en-IN"/>
+        </w:rPr>
+      </w:pPr>
+      <w:r>
+        <w:rPr>
+          <w:rFonts w:ascii="Times New Roman" w:eastAsia="Times New Roman" w:hAnsi="Times New Roman" w:cs="Times New Roman"/>
+          <w:sz w:val="24"/>
+          <w:szCs w:val="24"/>
+          <w:lang w:eastAsia="en-IN"/>
+        </w:rPr>
+        <w:pict>
+          <v:rect id="_x0000_i1037" style="width:0;height:1.5pt" o:hralign="center" o:hrstd="t" o:hr="t" fillcolor="#a0a0a0" stroked="f"/>
+        </w:pict>
+      </w:r>
+    </w:p>
+    <w:p>
+      <w:pPr>
+        <w:spacing w:before="100" w:beforeAutospacing="1" w:after="100" w:afterAutospacing="1" w:line="240" w:lineRule="auto"/>
+        <w:outlineLvl w:val="0"/>
+        <w:rPr>
+          <w:rFonts w:ascii="Times New Roman" w:eastAsia="Times New Roman" w:hAnsi="Times New Roman" w:cs="Times New Roman"/>
+          <w:b/>
+          <w:bCs/>
+          <w:kern w:val="36"/>
+          <w:sz w:val="48"/>
+          <w:szCs w:val="48"/>
+          <w:lang w:eastAsia="en-IN"/>
+        </w:rPr>
+      </w:pPr>
+      <w:r>
+        <w:rPr>
+          <w:rFonts w:ascii="Times New Roman" w:eastAsia="Times New Roman" w:hAnsi="Times New Roman" w:cs="Times New Roman"/>
+          <w:b/>
+          <w:bCs/>
+          <w:kern w:val="36"/>
+          <w:sz w:val="48"/>
+          <w:szCs w:val="48"/>
+          <w:lang w:eastAsia="en-IN"/>
+        </w:rPr>
+        <w:t xml:space="preserve">14. Platform </w:t>
+      </w:r>
+      <w:proofErr w:type="spellStart"/>
+      <w:r>
+        <w:rPr>
+          <w:rFonts w:ascii="Times New Roman" w:eastAsia="Times New Roman" w:hAnsi="Times New Roman" w:cs="Times New Roman"/>
+          <w:b/>
+          <w:bCs/>
+          <w:kern w:val="36"/>
+          <w:sz w:val="48"/>
+          <w:szCs w:val="48"/>
+          <w:lang w:eastAsia="en-IN"/>
+        </w:rPr>
+        <w:t>ClassLoader</w:t>
+      </w:r>
+      <w:proofErr w:type="spellEnd"/>
+    </w:p>
+    <w:p>
+      <w:pPr>
+        <w:spacing w:before="100" w:beforeAutospacing="1" w:after="100" w:afterAutospacing="1" w:line="240" w:lineRule="auto"/>
+        <w:outlineLvl w:val="2"/>
+        <w:rPr>
+          <w:rFonts w:ascii="Times New Roman" w:eastAsia="Times New Roman" w:hAnsi="Times New Roman" w:cs="Times New Roman"/>
+          <w:b/>
+          <w:bCs/>
+          <w:sz w:val="27"/>
+          <w:szCs w:val="27"/>
+          <w:lang w:eastAsia="en-IN"/>
+        </w:rPr>
+      </w:pPr>
+      <w:r>
+        <w:rPr>
+          <w:rFonts w:ascii="Times New Roman" w:eastAsia="Times New Roman" w:hAnsi="Times New Roman" w:cs="Times New Roman"/>
+          <w:b/>
+          <w:bCs/>
+          <w:sz w:val="27"/>
+          <w:szCs w:val="27"/>
+          <w:lang w:eastAsia="en-IN"/>
+        </w:rPr>
+        <w:t>Interview Answer</w:t>
+      </w:r>
+    </w:p>
+    <w:p>
+      <w:pPr>
+        <w:spacing w:before="100" w:beforeAutospacing="1" w:after="100" w:afterAutospacing="1" w:line="240" w:lineRule="auto"/>
+        <w:rPr>
+          <w:rFonts w:ascii="Times New Roman" w:eastAsia="Times New Roman" w:hAnsi="Times New Roman" w:cs="Times New Roman"/>
+          <w:sz w:val="24"/>
+          <w:szCs w:val="24"/>
+          <w:lang w:eastAsia="en-IN"/>
+        </w:rPr>
+      </w:pPr>
+      <w:r>
+        <w:rPr>
+          <w:rFonts w:ascii="Times New Roman" w:eastAsia="Times New Roman" w:hAnsi="Times New Roman" w:cs="Times New Roman"/>
+          <w:sz w:val="24"/>
+          <w:szCs w:val="24"/>
+          <w:lang w:eastAsia="en-IN"/>
+        </w:rPr>
+        <w:t xml:space="preserve">Platform </w:t>
+      </w:r>
+      <w:proofErr w:type="spellStart"/>
+      <w:r>
+        <w:rPr>
+          <w:rFonts w:ascii="Times New Roman" w:eastAsia="Times New Roman" w:hAnsi="Times New Roman" w:cs="Times New Roman"/>
+          <w:sz w:val="24"/>
+          <w:szCs w:val="24"/>
+          <w:lang w:eastAsia="en-IN"/>
+        </w:rPr>
+        <w:t>ClassLoader</w:t>
+      </w:r>
+      <w:proofErr w:type="spellEnd"/>
+      <w:r>
+        <w:rPr>
+          <w:rFonts w:ascii="Times New Roman" w:eastAsia="Times New Roman" w:hAnsi="Times New Roman" w:cs="Times New Roman"/>
+          <w:sz w:val="24"/>
+          <w:szCs w:val="24"/>
+          <w:lang w:eastAsia="en-IN"/>
+        </w:rPr>
+        <w:t xml:space="preserve"> loads platform-specific modules and libraries.</w:t>
+      </w:r>
     </w:p>
     <w:p>
       <w:pPr>
@@ -4045,7 +4324,7 @@
           <w:szCs w:val="24"/>
           <w:lang w:eastAsia="en-IN"/>
         </w:rPr>
-        <w:t>Implemented in native code.</w:t>
+        <w:t>Introduced in Java 9.</w:t>
       </w:r>
       <w:proofErr w:type="gramEnd"/>
     </w:p>
@@ -4109,7 +4388,7 @@
           <w:szCs w:val="20"/>
           <w:lang w:eastAsia="en-IN"/>
         </w:rPr>
-        <w:t xml:space="preserve">Bootstrap </w:t>
+        <w:t xml:space="preserve">Platform </w:t>
       </w:r>
       <w:proofErr w:type="spellStart"/>
       <w:r>
@@ -4129,183 +4408,7 @@
           <w:szCs w:val="20"/>
           <w:lang w:eastAsia="en-IN"/>
         </w:rPr>
-        <w:t xml:space="preserve"> loads JDK core classes.</w:t>
-      </w:r>
-    </w:p>
-    <w:p>
-      <w:pPr>
-        <w:spacing w:after="0" w:line="240" w:lineRule="auto"/>
-        <w:rPr>
-          <w:rFonts w:ascii="Times New Roman" w:eastAsia="Times New Roman" w:hAnsi="Times New Roman" w:cs="Times New Roman"/>
-          <w:sz w:val="24"/>
-          <w:szCs w:val="24"/>
-          <w:lang w:eastAsia="en-IN"/>
-        </w:rPr>
-      </w:pPr>
-      <w:r>
-        <w:rPr>
-          <w:rFonts w:ascii="Times New Roman" w:eastAsia="Times New Roman" w:hAnsi="Times New Roman" w:cs="Times New Roman"/>
-          <w:sz w:val="24"/>
-          <w:szCs w:val="24"/>
-          <w:lang w:eastAsia="en-IN"/>
-        </w:rPr>
-        <w:pict>
-          <v:rect id="_x0000_i1037" style="width:0;height:1.5pt" o:hralign="center" o:hrstd="t" o:hr="t" fillcolor="#a0a0a0" stroked="f"/>
-        </w:pict>
-      </w:r>
-    </w:p>
-    <w:p>
-      <w:pPr>
-        <w:spacing w:before="100" w:beforeAutospacing="1" w:after="100" w:afterAutospacing="1" w:line="240" w:lineRule="auto"/>
-        <w:outlineLvl w:val="0"/>
-        <w:rPr>
-          <w:rFonts w:ascii="Times New Roman" w:eastAsia="Times New Roman" w:hAnsi="Times New Roman" w:cs="Times New Roman"/>
-          <w:b/>
-          <w:bCs/>
-          <w:kern w:val="36"/>
-          <w:sz w:val="48"/>
-          <w:szCs w:val="48"/>
-          <w:lang w:eastAsia="en-IN"/>
-        </w:rPr>
-      </w:pPr>
-      <w:r>
-        <w:rPr>
-          <w:rFonts w:ascii="Times New Roman" w:eastAsia="Times New Roman" w:hAnsi="Times New Roman" w:cs="Times New Roman"/>
-          <w:b/>
-          <w:bCs/>
-          <w:kern w:val="36"/>
-          <w:sz w:val="48"/>
-          <w:szCs w:val="48"/>
-          <w:lang w:eastAsia="en-IN"/>
-        </w:rPr>
-        <w:lastRenderedPageBreak/>
-        <w:t xml:space="preserve">14. Platform </w:t>
-      </w:r>
-      <w:proofErr w:type="spellStart"/>
-      <w:r>
-        <w:rPr>
-          <w:rFonts w:ascii="Times New Roman" w:eastAsia="Times New Roman" w:hAnsi="Times New Roman" w:cs="Times New Roman"/>
-          <w:b/>
-          <w:bCs/>
-          <w:kern w:val="36"/>
-          <w:sz w:val="48"/>
-          <w:szCs w:val="48"/>
-          <w:lang w:eastAsia="en-IN"/>
-        </w:rPr>
-        <w:t>ClassLoader</w:t>
-      </w:r>
-      <w:proofErr w:type="spellEnd"/>
-    </w:p>
-    <w:p>
-      <w:pPr>
-        <w:spacing w:before="100" w:beforeAutospacing="1" w:after="100" w:afterAutospacing="1" w:line="240" w:lineRule="auto"/>
-        <w:outlineLvl w:val="2"/>
-        <w:rPr>
-          <w:rFonts w:ascii="Times New Roman" w:eastAsia="Times New Roman" w:hAnsi="Times New Roman" w:cs="Times New Roman"/>
-          <w:b/>
-          <w:bCs/>
-          <w:sz w:val="27"/>
-          <w:szCs w:val="27"/>
-          <w:lang w:eastAsia="en-IN"/>
-        </w:rPr>
-      </w:pPr>
-      <w:r>
-        <w:rPr>
-          <w:rFonts w:ascii="Times New Roman" w:eastAsia="Times New Roman" w:hAnsi="Times New Roman" w:cs="Times New Roman"/>
-          <w:b/>
-          <w:bCs/>
-          <w:sz w:val="27"/>
-          <w:szCs w:val="27"/>
-          <w:lang w:eastAsia="en-IN"/>
-        </w:rPr>
-        <w:t>Interview Answer</w:t>
-      </w:r>
-    </w:p>
-    <w:p>
-      <w:pPr>
-        <w:spacing w:before="100" w:beforeAutospacing="1" w:after="100" w:afterAutospacing="1" w:line="240" w:lineRule="auto"/>
-        <w:rPr>
-          <w:rFonts w:ascii="Times New Roman" w:eastAsia="Times New Roman" w:hAnsi="Times New Roman" w:cs="Times New Roman"/>
-          <w:sz w:val="24"/>
-          <w:szCs w:val="24"/>
-          <w:lang w:eastAsia="en-IN"/>
-        </w:rPr>
-      </w:pPr>
-      <w:r>
-        <w:rPr>
-          <w:rFonts w:ascii="Times New Roman" w:eastAsia="Times New Roman" w:hAnsi="Times New Roman" w:cs="Times New Roman"/>
-          <w:sz w:val="24"/>
-          <w:szCs w:val="24"/>
-          <w:lang w:eastAsia="en-IN"/>
-        </w:rPr>
-        <w:t xml:space="preserve">Platform </w:t>
-      </w:r>
-      <w:proofErr w:type="spellStart"/>
-      <w:r>
-        <w:rPr>
-          <w:rFonts w:ascii="Times New Roman" w:eastAsia="Times New Roman" w:hAnsi="Times New Roman" w:cs="Times New Roman"/>
-          <w:sz w:val="24"/>
-          <w:szCs w:val="24"/>
-          <w:lang w:eastAsia="en-IN"/>
-        </w:rPr>
-        <w:t>ClassLoader</w:t>
-      </w:r>
-      <w:proofErr w:type="spellEnd"/>
-      <w:r>
-        <w:rPr>
-          <w:rFonts w:ascii="Times New Roman" w:eastAsia="Times New Roman" w:hAnsi="Times New Roman" w:cs="Times New Roman"/>
-          <w:sz w:val="24"/>
-          <w:szCs w:val="24"/>
-          <w:lang w:eastAsia="en-IN"/>
-        </w:rPr>
-        <w:t xml:space="preserve"> loads platform-specific modules and libraries.</w:t>
-      </w:r>
-    </w:p>
-    <w:p>
-      <w:pPr>
-        <w:spacing w:before="100" w:beforeAutospacing="1" w:after="100" w:afterAutospacing="1" w:line="240" w:lineRule="auto"/>
-        <w:rPr>
-          <w:rFonts w:ascii="Times New Roman" w:eastAsia="Times New Roman" w:hAnsi="Times New Roman" w:cs="Times New Roman"/>
-          <w:sz w:val="24"/>
-          <w:szCs w:val="24"/>
-          <w:lang w:eastAsia="en-IN"/>
-        </w:rPr>
-      </w:pPr>
-      <w:proofErr w:type="gramStart"/>
-      <w:r>
-        <w:rPr>
-          <w:rFonts w:ascii="Times New Roman" w:eastAsia="Times New Roman" w:hAnsi="Times New Roman" w:cs="Times New Roman"/>
-          <w:sz w:val="24"/>
-          <w:szCs w:val="24"/>
-          <w:lang w:eastAsia="en-IN"/>
-        </w:rPr>
-        <w:t>Introduced in Java 9.</w:t>
-      </w:r>
-      <w:proofErr w:type="gramEnd"/>
-    </w:p>
-    <w:p>
-      <w:pPr>
-        <w:spacing w:before="100" w:beforeAutospacing="1" w:after="100" w:afterAutospacing="1" w:line="240" w:lineRule="auto"/>
-        <w:outlineLvl w:val="2"/>
-        <w:rPr>
-          <w:rFonts w:ascii="Times New Roman" w:eastAsia="Times New Roman" w:hAnsi="Times New Roman" w:cs="Times New Roman"/>
-          <w:b/>
-          <w:bCs/>
-          <w:sz w:val="27"/>
-          <w:szCs w:val="27"/>
-          <w:lang w:eastAsia="en-IN"/>
-        </w:rPr>
-      </w:pPr>
-      <w:r>
-        <w:rPr>
-          <w:rFonts w:ascii="Times New Roman" w:eastAsia="Times New Roman" w:hAnsi="Times New Roman" w:cs="Times New Roman"/>
-          <w:b/>
-          <w:bCs/>
-          <w:sz w:val="27"/>
-          <w:szCs w:val="27"/>
-          <w:lang w:eastAsia="en-IN"/>
-        </w:rPr>
-        <w:t>One-Liner</w:t>
+        <w:t xml:space="preserve"> loads Java platform modules.</w:t>
       </w:r>
     </w:p>
     <w:p>
@@ -4336,227 +4439,47 @@
           <w:lang w:eastAsia="en-IN"/>
         </w:rPr>
       </w:pPr>
-      <w:r>
-        <w:rPr>
-          <w:rFonts w:ascii="Courier New" w:eastAsia="Times New Roman" w:hAnsi="Courier New" w:cs="Courier New"/>
-          <w:sz w:val="20"/>
-          <w:szCs w:val="20"/>
-          <w:lang w:eastAsia="en-IN"/>
-        </w:rPr>
-        <w:t xml:space="preserve">Platform </w:t>
-      </w:r>
-      <w:proofErr w:type="spellStart"/>
-      <w:r>
-        <w:rPr>
-          <w:rFonts w:ascii="Courier New" w:eastAsia="Times New Roman" w:hAnsi="Courier New" w:cs="Courier New"/>
-          <w:sz w:val="20"/>
-          <w:szCs w:val="20"/>
-          <w:lang w:eastAsia="en-IN"/>
-        </w:rPr>
-        <w:t>ClassLoader</w:t>
-      </w:r>
-      <w:proofErr w:type="spellEnd"/>
-      <w:r>
-        <w:rPr>
-          <w:rFonts w:ascii="Courier New" w:eastAsia="Times New Roman" w:hAnsi="Courier New" w:cs="Courier New"/>
-          <w:sz w:val="20"/>
-          <w:szCs w:val="20"/>
-          <w:lang w:eastAsia="en-IN"/>
-        </w:rPr>
-        <w:t xml:space="preserve"> loads Java platform modules.</w:t>
-      </w:r>
-    </w:p>
-    <w:p>
-      <w:pPr>
-        <w:spacing w:after="0" w:line="240" w:lineRule="auto"/>
-        <w:rPr>
-          <w:rFonts w:ascii="Times New Roman" w:eastAsia="Times New Roman" w:hAnsi="Times New Roman" w:cs="Times New Roman"/>
-          <w:sz w:val="24"/>
-          <w:szCs w:val="24"/>
-          <w:lang w:eastAsia="en-IN"/>
-        </w:rPr>
-      </w:pPr>
-      <w:r>
-        <w:rPr>
-          <w:rFonts w:ascii="Times New Roman" w:eastAsia="Times New Roman" w:hAnsi="Times New Roman" w:cs="Times New Roman"/>
-          <w:sz w:val="24"/>
-          <w:szCs w:val="24"/>
-          <w:lang w:eastAsia="en-IN"/>
-        </w:rPr>
-        <w:pict>
-          <v:rect id="_x0000_i1038" style="width:0;height:1.5pt" o:hralign="center" o:hrstd="t" o:hr="t" fillcolor="#a0a0a0" stroked="f"/>
-        </w:pict>
-      </w:r>
-    </w:p>
-    <w:p>
-      <w:pPr>
-        <w:spacing w:before="100" w:beforeAutospacing="1" w:after="100" w:afterAutospacing="1" w:line="240" w:lineRule="auto"/>
-        <w:outlineLvl w:val="0"/>
-        <w:rPr>
-          <w:rFonts w:ascii="Times New Roman" w:eastAsia="Times New Roman" w:hAnsi="Times New Roman" w:cs="Times New Roman"/>
-          <w:b/>
-          <w:bCs/>
-          <w:kern w:val="36"/>
-          <w:sz w:val="48"/>
-          <w:szCs w:val="48"/>
-          <w:lang w:eastAsia="en-IN"/>
-        </w:rPr>
-      </w:pPr>
-      <w:r>
-        <w:rPr>
-          <w:rFonts w:ascii="Times New Roman" w:eastAsia="Times New Roman" w:hAnsi="Times New Roman" w:cs="Times New Roman"/>
-          <w:b/>
-          <w:bCs/>
-          <w:kern w:val="36"/>
-          <w:sz w:val="48"/>
-          <w:szCs w:val="48"/>
-          <w:lang w:eastAsia="en-IN"/>
-        </w:rPr>
-        <w:t xml:space="preserve">15. Application </w:t>
-      </w:r>
-      <w:proofErr w:type="spellStart"/>
-      <w:r>
-        <w:rPr>
-          <w:rFonts w:ascii="Times New Roman" w:eastAsia="Times New Roman" w:hAnsi="Times New Roman" w:cs="Times New Roman"/>
-          <w:b/>
-          <w:bCs/>
-          <w:kern w:val="36"/>
-          <w:sz w:val="48"/>
-          <w:szCs w:val="48"/>
-          <w:lang w:eastAsia="en-IN"/>
-        </w:rPr>
-        <w:t>ClassLoader</w:t>
-      </w:r>
-      <w:proofErr w:type="spellEnd"/>
-    </w:p>
-    <w:p>
-      <w:pPr>
-        <w:spacing w:before="100" w:beforeAutospacing="1" w:after="100" w:afterAutospacing="1" w:line="240" w:lineRule="auto"/>
-        <w:outlineLvl w:val="2"/>
-        <w:rPr>
-          <w:rFonts w:ascii="Times New Roman" w:eastAsia="Times New Roman" w:hAnsi="Times New Roman" w:cs="Times New Roman"/>
-          <w:b/>
-          <w:bCs/>
-          <w:sz w:val="27"/>
-          <w:szCs w:val="27"/>
-          <w:lang w:eastAsia="en-IN"/>
-        </w:rPr>
-      </w:pPr>
-      <w:r>
-        <w:rPr>
-          <w:rFonts w:ascii="Times New Roman" w:eastAsia="Times New Roman" w:hAnsi="Times New Roman" w:cs="Times New Roman"/>
-          <w:b/>
-          <w:bCs/>
-          <w:sz w:val="27"/>
-          <w:szCs w:val="27"/>
-          <w:lang w:eastAsia="en-IN"/>
-        </w:rPr>
-        <w:t>Interview Answer</w:t>
-      </w:r>
-    </w:p>
-    <w:p>
-      <w:pPr>
-        <w:spacing w:before="100" w:beforeAutospacing="1" w:after="100" w:afterAutospacing="1" w:line="240" w:lineRule="auto"/>
-        <w:rPr>
-          <w:rFonts w:ascii="Times New Roman" w:eastAsia="Times New Roman" w:hAnsi="Times New Roman" w:cs="Times New Roman"/>
-          <w:sz w:val="24"/>
-          <w:szCs w:val="24"/>
-          <w:lang w:eastAsia="en-IN"/>
-        </w:rPr>
-      </w:pPr>
-      <w:r>
-        <w:rPr>
-          <w:rFonts w:ascii="Times New Roman" w:eastAsia="Times New Roman" w:hAnsi="Times New Roman" w:cs="Times New Roman"/>
-          <w:sz w:val="24"/>
-          <w:szCs w:val="24"/>
-          <w:lang w:eastAsia="en-IN"/>
-        </w:rPr>
-        <w:t xml:space="preserve">Application </w:t>
-      </w:r>
-      <w:proofErr w:type="spellStart"/>
-      <w:r>
-        <w:rPr>
-          <w:rFonts w:ascii="Times New Roman" w:eastAsia="Times New Roman" w:hAnsi="Times New Roman" w:cs="Times New Roman"/>
-          <w:sz w:val="24"/>
-          <w:szCs w:val="24"/>
-          <w:lang w:eastAsia="en-IN"/>
-        </w:rPr>
-        <w:t>ClassLoader</w:t>
-      </w:r>
-      <w:proofErr w:type="spellEnd"/>
-      <w:r>
-        <w:rPr>
-          <w:rFonts w:ascii="Times New Roman" w:eastAsia="Times New Roman" w:hAnsi="Times New Roman" w:cs="Times New Roman"/>
-          <w:sz w:val="24"/>
-          <w:szCs w:val="24"/>
-          <w:lang w:eastAsia="en-IN"/>
-        </w:rPr>
-        <w:t xml:space="preserve"> loads classes available in application </w:t>
-      </w:r>
-      <w:proofErr w:type="spellStart"/>
-      <w:r>
-        <w:rPr>
-          <w:rFonts w:ascii="Times New Roman" w:eastAsia="Times New Roman" w:hAnsi="Times New Roman" w:cs="Times New Roman"/>
-          <w:sz w:val="24"/>
-          <w:szCs w:val="24"/>
-          <w:lang w:eastAsia="en-IN"/>
-        </w:rPr>
-        <w:t>classpath</w:t>
-      </w:r>
-      <w:proofErr w:type="spellEnd"/>
-      <w:r>
-        <w:rPr>
-          <w:rFonts w:ascii="Times New Roman" w:eastAsia="Times New Roman" w:hAnsi="Times New Roman" w:cs="Times New Roman"/>
-          <w:sz w:val="24"/>
-          <w:szCs w:val="24"/>
-          <w:lang w:eastAsia="en-IN"/>
-        </w:rPr>
-        <w:t>.</w:t>
-      </w:r>
-    </w:p>
-    <w:p>
-      <w:pPr>
-        <w:spacing w:before="100" w:beforeAutospacing="1" w:after="100" w:afterAutospacing="1" w:line="240" w:lineRule="auto"/>
-        <w:rPr>
-          <w:rFonts w:ascii="Times New Roman" w:eastAsia="Times New Roman" w:hAnsi="Times New Roman" w:cs="Times New Roman"/>
-          <w:sz w:val="24"/>
-          <w:szCs w:val="24"/>
-          <w:lang w:eastAsia="en-IN"/>
-        </w:rPr>
-      </w:pPr>
-      <w:r>
-        <w:rPr>
-          <w:rFonts w:ascii="Times New Roman" w:eastAsia="Times New Roman" w:hAnsi="Times New Roman" w:cs="Times New Roman"/>
-          <w:sz w:val="24"/>
-          <w:szCs w:val="24"/>
-          <w:lang w:eastAsia="en-IN"/>
-        </w:rPr>
-        <w:t>Most user-defined classes are loaded by this loader.</w:t>
-      </w:r>
-    </w:p>
-    <w:p>
-      <w:pPr>
-        <w:spacing w:before="100" w:beforeAutospacing="1" w:after="100" w:afterAutospacing="1" w:line="240" w:lineRule="auto"/>
-        <w:outlineLvl w:val="2"/>
-        <w:rPr>
-          <w:rFonts w:ascii="Times New Roman" w:eastAsia="Times New Roman" w:hAnsi="Times New Roman" w:cs="Times New Roman"/>
-          <w:b/>
-          <w:bCs/>
-          <w:sz w:val="27"/>
-          <w:szCs w:val="27"/>
-          <w:lang w:eastAsia="en-IN"/>
-        </w:rPr>
-      </w:pPr>
-      <w:r>
-        <w:rPr>
-          <w:rFonts w:ascii="Times New Roman" w:eastAsia="Times New Roman" w:hAnsi="Times New Roman" w:cs="Times New Roman"/>
-          <w:b/>
-          <w:bCs/>
-          <w:sz w:val="27"/>
-          <w:szCs w:val="27"/>
-          <w:lang w:eastAsia="en-IN"/>
-        </w:rPr>
-        <w:t>One-Liner</w:t>
+    </w:p>
+    <w:p>
+      <w:pPr>
+        <w:spacing w:before="100" w:beforeAutospacing="1" w:after="100" w:afterAutospacing="1" w:line="240" w:lineRule="auto"/>
+        <w:rPr>
+          <w:rFonts w:ascii="Times New Roman" w:eastAsia="Times New Roman" w:hAnsi="Times New Roman" w:cs="Times New Roman"/>
+          <w:sz w:val="24"/>
+          <w:szCs w:val="24"/>
+          <w:lang w:eastAsia="en-IN"/>
+        </w:rPr>
+      </w:pPr>
+      <w:proofErr w:type="gramStart"/>
+      <w:r>
+        <w:rPr>
+          <w:rFonts w:ascii="Times New Roman" w:eastAsia="Times New Roman" w:hAnsi="Times New Roman" w:cs="Times New Roman"/>
+          <w:sz w:val="24"/>
+          <w:szCs w:val="24"/>
+          <w:lang w:eastAsia="en-IN"/>
+        </w:rPr>
+        <w:t>Loads JDK libraries.</w:t>
+      </w:r>
+      <w:proofErr w:type="gramEnd"/>
+    </w:p>
+    <w:p>
+      <w:pPr>
+        <w:spacing w:before="100" w:beforeAutospacing="1" w:after="100" w:afterAutospacing="1" w:line="240" w:lineRule="auto"/>
+        <w:rPr>
+          <w:rFonts w:ascii="Times New Roman" w:eastAsia="Times New Roman" w:hAnsi="Times New Roman" w:cs="Times New Roman"/>
+          <w:sz w:val="24"/>
+          <w:szCs w:val="24"/>
+          <w:lang w:eastAsia="en-IN"/>
+        </w:rPr>
+      </w:pPr>
+      <w:r>
+        <w:rPr>
+          <w:rFonts w:ascii="Times New Roman" w:eastAsia="Times New Roman" w:hAnsi="Times New Roman" w:cs="Times New Roman"/>
+          <w:sz w:val="24"/>
+          <w:szCs w:val="24"/>
+          <w:lang w:eastAsia="en-IN"/>
+        </w:rPr>
+        <w:t>Example:</w:t>
       </w:r>
     </w:p>
     <w:p>
@@ -4587,15 +4510,25 @@
           <w:lang w:eastAsia="en-IN"/>
         </w:rPr>
       </w:pPr>
-      <w:r>
-        <w:rPr>
-          <w:rFonts w:ascii="Courier New" w:eastAsia="Times New Roman" w:hAnsi="Courier New" w:cs="Courier New"/>
-          <w:sz w:val="20"/>
-          <w:szCs w:val="20"/>
-          <w:lang w:eastAsia="en-IN"/>
-        </w:rPr>
-        <w:lastRenderedPageBreak/>
-        <w:t xml:space="preserve">Application </w:t>
+      <w:proofErr w:type="gramStart"/>
+      <w:r>
+        <w:rPr>
+          <w:rFonts w:ascii="Courier New" w:eastAsia="Times New Roman" w:hAnsi="Courier New" w:cs="Courier New"/>
+          <w:sz w:val="20"/>
+          <w:szCs w:val="20"/>
+          <w:lang w:eastAsia="en-IN"/>
+        </w:rPr>
+        <w:t>import</w:t>
+      </w:r>
+      <w:proofErr w:type="gramEnd"/>
+      <w:r>
+        <w:rPr>
+          <w:rFonts w:ascii="Courier New" w:eastAsia="Times New Roman" w:hAnsi="Courier New" w:cs="Courier New"/>
+          <w:sz w:val="20"/>
+          <w:szCs w:val="20"/>
+          <w:lang w:eastAsia="en-IN"/>
+        </w:rPr>
+        <w:t xml:space="preserve"> </w:t>
       </w:r>
       <w:proofErr w:type="spellStart"/>
       <w:r>
@@ -4605,151 +4538,68 @@
           <w:szCs w:val="20"/>
           <w:lang w:eastAsia="en-IN"/>
         </w:rPr>
+        <w:t>java.sql.Connection</w:t>
+      </w:r>
+      <w:proofErr w:type="spellEnd"/>
+      <w:r>
+        <w:rPr>
+          <w:rFonts w:ascii="Courier New" w:eastAsia="Times New Roman" w:hAnsi="Courier New" w:cs="Courier New"/>
+          <w:sz w:val="20"/>
+          <w:szCs w:val="20"/>
+          <w:lang w:eastAsia="en-IN"/>
+        </w:rPr>
+        <w:t>;</w:t>
+      </w:r>
+    </w:p>
+    <w:p>
+      <w:pPr>
+        <w:spacing w:before="100" w:beforeAutospacing="1" w:after="100" w:afterAutospacing="1" w:line="240" w:lineRule="auto"/>
+        <w:rPr>
+          <w:rFonts w:ascii="Times New Roman" w:eastAsia="Times New Roman" w:hAnsi="Times New Roman" w:cs="Times New Roman"/>
+          <w:sz w:val="24"/>
+          <w:szCs w:val="24"/>
+          <w:lang w:eastAsia="en-IN"/>
+        </w:rPr>
+      </w:pPr>
+      <w:proofErr w:type="spellStart"/>
+      <w:r>
+        <w:rPr>
+          <w:rFonts w:ascii="Courier New" w:eastAsia="Times New Roman" w:hAnsi="Courier New" w:cs="Courier New"/>
+          <w:sz w:val="20"/>
+          <w:szCs w:val="20"/>
+          <w:lang w:eastAsia="en-IN"/>
+        </w:rPr>
+        <w:t>Connection.class</w:t>
+      </w:r>
+      <w:proofErr w:type="spellEnd"/>
+      <w:r>
+        <w:rPr>
+          <w:rFonts w:ascii="Times New Roman" w:eastAsia="Times New Roman" w:hAnsi="Times New Roman" w:cs="Times New Roman"/>
+          <w:sz w:val="24"/>
+          <w:szCs w:val="24"/>
+          <w:lang w:eastAsia="en-IN"/>
+        </w:rPr>
+        <w:t xml:space="preserve"> is loaded by Platform </w:t>
+      </w:r>
+      <w:proofErr w:type="spellStart"/>
+      <w:r>
+        <w:rPr>
+          <w:rFonts w:ascii="Times New Roman" w:eastAsia="Times New Roman" w:hAnsi="Times New Roman" w:cs="Times New Roman"/>
+          <w:sz w:val="24"/>
+          <w:szCs w:val="24"/>
+          <w:lang w:eastAsia="en-IN"/>
+        </w:rPr>
         <w:t>ClassLoader</w:t>
       </w:r>
       <w:proofErr w:type="spellEnd"/>
       <w:r>
         <w:rPr>
-          <w:rFonts w:ascii="Courier New" w:eastAsia="Times New Roman" w:hAnsi="Courier New" w:cs="Courier New"/>
-          <w:sz w:val="20"/>
-          <w:szCs w:val="20"/>
-          <w:lang w:eastAsia="en-IN"/>
-        </w:rPr>
-        <w:t xml:space="preserve"> loads project classes.</w:t>
-      </w:r>
-    </w:p>
-    <w:p>
-      <w:pPr>
-        <w:spacing w:after="0" w:line="240" w:lineRule="auto"/>
-        <w:rPr>
-          <w:rFonts w:ascii="Times New Roman" w:eastAsia="Times New Roman" w:hAnsi="Times New Roman" w:cs="Times New Roman"/>
-          <w:sz w:val="24"/>
-          <w:szCs w:val="24"/>
-          <w:lang w:eastAsia="en-IN"/>
-        </w:rPr>
-      </w:pPr>
-      <w:r>
-        <w:rPr>
-          <w:rFonts w:ascii="Times New Roman" w:eastAsia="Times New Roman" w:hAnsi="Times New Roman" w:cs="Times New Roman"/>
-          <w:sz w:val="24"/>
-          <w:szCs w:val="24"/>
-          <w:lang w:eastAsia="en-IN"/>
-        </w:rPr>
-        <w:pict>
-          <v:rect id="_x0000_i1039" style="width:0;height:1.5pt" o:hralign="center" o:hrstd="t" o:hr="t" fillcolor="#a0a0a0" stroked="f"/>
-        </w:pict>
-      </w:r>
-    </w:p>
-    <w:p>
-      <w:pPr>
-        <w:spacing w:before="100" w:beforeAutospacing="1" w:after="100" w:afterAutospacing="1" w:line="240" w:lineRule="auto"/>
-        <w:outlineLvl w:val="0"/>
-        <w:rPr>
-          <w:rFonts w:ascii="Times New Roman" w:eastAsia="Times New Roman" w:hAnsi="Times New Roman" w:cs="Times New Roman"/>
-          <w:b/>
-          <w:bCs/>
-          <w:kern w:val="36"/>
-          <w:sz w:val="48"/>
-          <w:szCs w:val="48"/>
-          <w:lang w:eastAsia="en-IN"/>
-        </w:rPr>
-      </w:pPr>
-      <w:r>
-        <w:rPr>
-          <w:rFonts w:ascii="Times New Roman" w:eastAsia="Times New Roman" w:hAnsi="Times New Roman" w:cs="Times New Roman"/>
-          <w:b/>
-          <w:bCs/>
-          <w:kern w:val="36"/>
-          <w:sz w:val="48"/>
-          <w:szCs w:val="48"/>
-          <w:lang w:eastAsia="en-IN"/>
-        </w:rPr>
-        <w:t>16. Parent Delegation Model</w:t>
-      </w:r>
-    </w:p>
-    <w:p>
-      <w:pPr>
-        <w:spacing w:before="100" w:beforeAutospacing="1" w:after="100" w:afterAutospacing="1" w:line="240" w:lineRule="auto"/>
-        <w:outlineLvl w:val="2"/>
-        <w:rPr>
-          <w:rFonts w:ascii="Times New Roman" w:eastAsia="Times New Roman" w:hAnsi="Times New Roman" w:cs="Times New Roman"/>
-          <w:b/>
-          <w:bCs/>
-          <w:sz w:val="27"/>
-          <w:szCs w:val="27"/>
-          <w:lang w:eastAsia="en-IN"/>
-        </w:rPr>
-      </w:pPr>
-      <w:r>
-        <w:rPr>
-          <w:rFonts w:ascii="Times New Roman" w:eastAsia="Times New Roman" w:hAnsi="Times New Roman" w:cs="Times New Roman"/>
-          <w:b/>
-          <w:bCs/>
-          <w:sz w:val="27"/>
-          <w:szCs w:val="27"/>
-          <w:lang w:eastAsia="en-IN"/>
-        </w:rPr>
-        <w:t>Interview Answer</w:t>
-      </w:r>
-    </w:p>
-    <w:p>
-      <w:pPr>
-        <w:spacing w:before="100" w:beforeAutospacing="1" w:after="100" w:afterAutospacing="1" w:line="240" w:lineRule="auto"/>
-        <w:rPr>
-          <w:rFonts w:ascii="Times New Roman" w:eastAsia="Times New Roman" w:hAnsi="Times New Roman" w:cs="Times New Roman"/>
-          <w:sz w:val="24"/>
-          <w:szCs w:val="24"/>
-          <w:lang w:eastAsia="en-IN"/>
-        </w:rPr>
-      </w:pPr>
-      <w:r>
-        <w:rPr>
-          <w:rFonts w:ascii="Times New Roman" w:eastAsia="Times New Roman" w:hAnsi="Times New Roman" w:cs="Times New Roman"/>
-          <w:sz w:val="24"/>
-          <w:szCs w:val="24"/>
-          <w:lang w:eastAsia="en-IN"/>
-        </w:rPr>
-        <w:t xml:space="preserve">Before loading a class, a </w:t>
-      </w:r>
-      <w:proofErr w:type="spellStart"/>
-      <w:r>
-        <w:rPr>
-          <w:rFonts w:ascii="Times New Roman" w:eastAsia="Times New Roman" w:hAnsi="Times New Roman" w:cs="Times New Roman"/>
-          <w:sz w:val="24"/>
-          <w:szCs w:val="24"/>
-          <w:lang w:eastAsia="en-IN"/>
-        </w:rPr>
-        <w:t>ClassLoader</w:t>
-      </w:r>
-      <w:proofErr w:type="spellEnd"/>
-      <w:r>
-        <w:rPr>
-          <w:rFonts w:ascii="Times New Roman" w:eastAsia="Times New Roman" w:hAnsi="Times New Roman" w:cs="Times New Roman"/>
-          <w:sz w:val="24"/>
-          <w:szCs w:val="24"/>
-          <w:lang w:eastAsia="en-IN"/>
-        </w:rPr>
-        <w:t xml:space="preserve"> delegates the request to its parent.</w:t>
-      </w:r>
-    </w:p>
-    <w:p>
-      <w:pPr>
-        <w:spacing w:before="100" w:beforeAutospacing="1" w:after="100" w:afterAutospacing="1" w:line="240" w:lineRule="auto"/>
-        <w:rPr>
-          <w:rFonts w:ascii="Times New Roman" w:eastAsia="Times New Roman" w:hAnsi="Times New Roman" w:cs="Times New Roman"/>
-          <w:sz w:val="24"/>
-          <w:szCs w:val="24"/>
-          <w:lang w:eastAsia="en-IN"/>
-        </w:rPr>
-      </w:pPr>
-      <w:r>
-        <w:rPr>
-          <w:rFonts w:ascii="Times New Roman" w:eastAsia="Times New Roman" w:hAnsi="Times New Roman" w:cs="Times New Roman"/>
-          <w:sz w:val="24"/>
-          <w:szCs w:val="24"/>
-          <w:lang w:eastAsia="en-IN"/>
-        </w:rPr>
-        <w:t>Flow:</w:t>
+          <w:rFonts w:ascii="Times New Roman" w:eastAsia="Times New Roman" w:hAnsi="Times New Roman" w:cs="Times New Roman"/>
+          <w:sz w:val="24"/>
+          <w:szCs w:val="24"/>
+          <w:lang w:eastAsia="en-IN"/>
+        </w:rPr>
+        <w:t>.</w:t>
       </w:r>
     </w:p>
     <w:p>
@@ -4787,8 +4637,70 @@
           <w:szCs w:val="20"/>
           <w:lang w:eastAsia="en-IN"/>
         </w:rPr>
-        <w:t>Application</w:t>
-      </w:r>
+        <w:lastRenderedPageBreak/>
+        <w:t xml:space="preserve">Platform </w:t>
+      </w:r>
+      <w:proofErr w:type="spellStart"/>
+      <w:r>
+        <w:rPr>
+          <w:rFonts w:ascii="Courier New" w:eastAsia="Times New Roman" w:hAnsi="Courier New" w:cs="Courier New"/>
+          <w:sz w:val="20"/>
+          <w:szCs w:val="20"/>
+          <w:lang w:eastAsia="en-IN"/>
+        </w:rPr>
+        <w:t>ClassLoader</w:t>
+      </w:r>
+      <w:proofErr w:type="spellEnd"/>
+      <w:r>
+        <w:rPr>
+          <w:rFonts w:ascii="Courier New" w:eastAsia="Times New Roman" w:hAnsi="Courier New" w:cs="Courier New"/>
+          <w:sz w:val="20"/>
+          <w:szCs w:val="20"/>
+          <w:lang w:eastAsia="en-IN"/>
+        </w:rPr>
+        <w:br/>
+        <w:t xml:space="preserve">    ↓</w:t>
+      </w:r>
+      <w:r>
+        <w:rPr>
+          <w:rFonts w:ascii="Courier New" w:eastAsia="Times New Roman" w:hAnsi="Courier New" w:cs="Courier New"/>
+          <w:sz w:val="20"/>
+          <w:szCs w:val="20"/>
+          <w:lang w:eastAsia="en-IN"/>
+        </w:rPr>
+        <w:br/>
+      </w:r>
+      <w:proofErr w:type="spellStart"/>
+      <w:r>
+        <w:rPr>
+          <w:rFonts w:ascii="Courier New" w:eastAsia="Times New Roman" w:hAnsi="Courier New" w:cs="Courier New"/>
+          <w:sz w:val="20"/>
+          <w:szCs w:val="20"/>
+          <w:lang w:eastAsia="en-IN"/>
+        </w:rPr>
+        <w:t>java.sql.Connection</w:t>
+      </w:r>
+      <w:proofErr w:type="spellEnd"/>
+      <w:r>
+        <w:rPr>
+          <w:rFonts w:ascii="Courier New" w:eastAsia="Times New Roman" w:hAnsi="Courier New" w:cs="Courier New"/>
+          <w:sz w:val="20"/>
+          <w:szCs w:val="20"/>
+          <w:lang w:eastAsia="en-IN"/>
+        </w:rPr>
+        <w:br/>
+      </w:r>
+      <w:proofErr w:type="spellStart"/>
+      <w:r>
+        <w:rPr>
+          <w:rFonts w:ascii="Courier New" w:eastAsia="Times New Roman" w:hAnsi="Courier New" w:cs="Courier New"/>
+          <w:sz w:val="20"/>
+          <w:szCs w:val="20"/>
+          <w:lang w:eastAsia="en-IN"/>
+        </w:rPr>
+        <w:t>java.sql.Driver</w:t>
+      </w:r>
+      <w:proofErr w:type="spellEnd"/>
     </w:p>
     <w:p>
       <w:pPr>
@@ -4818,14 +4730,200 @@
           <w:lang w:eastAsia="en-IN"/>
         </w:rPr>
       </w:pPr>
-      <w:r>
-        <w:rPr>
-          <w:rFonts w:ascii="Courier New" w:eastAsia="Times New Roman" w:hAnsi="Courier New" w:cs="Courier New"/>
-          <w:sz w:val="20"/>
-          <w:szCs w:val="20"/>
-          <w:lang w:eastAsia="en-IN"/>
-        </w:rPr>
-        <w:t xml:space="preserve">    ↓</w:t>
+      <w:bookmarkStart w:id="0" w:name="_GoBack"/>
+      <w:bookmarkEnd w:id="0"/>
+    </w:p>
+    <w:p>
+      <w:pPr>
+        <w:spacing w:after="0" w:line="240" w:lineRule="auto"/>
+        <w:rPr>
+          <w:rFonts w:ascii="Times New Roman" w:eastAsia="Times New Roman" w:hAnsi="Times New Roman" w:cs="Times New Roman"/>
+          <w:sz w:val="24"/>
+          <w:szCs w:val="24"/>
+          <w:lang w:eastAsia="en-IN"/>
+        </w:rPr>
+      </w:pPr>
+      <w:r>
+        <w:rPr>
+          <w:rFonts w:ascii="Times New Roman" w:eastAsia="Times New Roman" w:hAnsi="Times New Roman" w:cs="Times New Roman"/>
+          <w:sz w:val="24"/>
+          <w:szCs w:val="24"/>
+          <w:lang w:eastAsia="en-IN"/>
+        </w:rPr>
+        <w:pict>
+          <v:rect id="_x0000_i1038" style="width:0;height:1.5pt" o:hralign="center" o:hrstd="t" o:hr="t" fillcolor="#a0a0a0" stroked="f"/>
+        </w:pict>
+      </w:r>
+    </w:p>
+    <w:p>
+      <w:pPr>
+        <w:spacing w:before="100" w:beforeAutospacing="1" w:after="100" w:afterAutospacing="1" w:line="240" w:lineRule="auto"/>
+        <w:outlineLvl w:val="0"/>
+        <w:rPr>
+          <w:rFonts w:ascii="Times New Roman" w:eastAsia="Times New Roman" w:hAnsi="Times New Roman" w:cs="Times New Roman"/>
+          <w:b/>
+          <w:bCs/>
+          <w:kern w:val="36"/>
+          <w:sz w:val="48"/>
+          <w:szCs w:val="48"/>
+          <w:lang w:eastAsia="en-IN"/>
+        </w:rPr>
+      </w:pPr>
+      <w:r>
+        <w:rPr>
+          <w:rFonts w:ascii="Times New Roman" w:eastAsia="Times New Roman" w:hAnsi="Times New Roman" w:cs="Times New Roman"/>
+          <w:b/>
+          <w:bCs/>
+          <w:kern w:val="36"/>
+          <w:sz w:val="48"/>
+          <w:szCs w:val="48"/>
+          <w:lang w:eastAsia="en-IN"/>
+        </w:rPr>
+        <w:t xml:space="preserve">15. Application </w:t>
+      </w:r>
+      <w:proofErr w:type="spellStart"/>
+      <w:r>
+        <w:rPr>
+          <w:rFonts w:ascii="Times New Roman" w:eastAsia="Times New Roman" w:hAnsi="Times New Roman" w:cs="Times New Roman"/>
+          <w:b/>
+          <w:bCs/>
+          <w:kern w:val="36"/>
+          <w:sz w:val="48"/>
+          <w:szCs w:val="48"/>
+          <w:lang w:eastAsia="en-IN"/>
+        </w:rPr>
+        <w:t>ClassLoader</w:t>
+      </w:r>
+      <w:proofErr w:type="spellEnd"/>
+    </w:p>
+    <w:p>
+      <w:pPr>
+        <w:spacing w:before="100" w:beforeAutospacing="1" w:after="100" w:afterAutospacing="1" w:line="240" w:lineRule="auto"/>
+        <w:outlineLvl w:val="2"/>
+        <w:rPr>
+          <w:rFonts w:ascii="Times New Roman" w:eastAsia="Times New Roman" w:hAnsi="Times New Roman" w:cs="Times New Roman"/>
+          <w:b/>
+          <w:bCs/>
+          <w:sz w:val="27"/>
+          <w:szCs w:val="27"/>
+          <w:lang w:eastAsia="en-IN"/>
+        </w:rPr>
+      </w:pPr>
+      <w:r>
+        <w:rPr>
+          <w:rFonts w:ascii="Times New Roman" w:eastAsia="Times New Roman" w:hAnsi="Times New Roman" w:cs="Times New Roman"/>
+          <w:b/>
+          <w:bCs/>
+          <w:sz w:val="27"/>
+          <w:szCs w:val="27"/>
+          <w:lang w:eastAsia="en-IN"/>
+        </w:rPr>
+        <w:t>Interview Answer</w:t>
+      </w:r>
+    </w:p>
+    <w:p>
+      <w:pPr>
+        <w:spacing w:before="100" w:beforeAutospacing="1" w:after="100" w:afterAutospacing="1" w:line="240" w:lineRule="auto"/>
+        <w:rPr>
+          <w:rFonts w:ascii="Times New Roman" w:eastAsia="Times New Roman" w:hAnsi="Times New Roman" w:cs="Times New Roman"/>
+          <w:sz w:val="24"/>
+          <w:szCs w:val="24"/>
+          <w:lang w:eastAsia="en-IN"/>
+        </w:rPr>
+      </w:pPr>
+      <w:r>
+        <w:rPr>
+          <w:rFonts w:ascii="Times New Roman" w:eastAsia="Times New Roman" w:hAnsi="Times New Roman" w:cs="Times New Roman"/>
+          <w:sz w:val="24"/>
+          <w:szCs w:val="24"/>
+          <w:lang w:eastAsia="en-IN"/>
+        </w:rPr>
+        <w:t xml:space="preserve">Application </w:t>
+      </w:r>
+      <w:proofErr w:type="spellStart"/>
+      <w:r>
+        <w:rPr>
+          <w:rFonts w:ascii="Times New Roman" w:eastAsia="Times New Roman" w:hAnsi="Times New Roman" w:cs="Times New Roman"/>
+          <w:sz w:val="24"/>
+          <w:szCs w:val="24"/>
+          <w:lang w:eastAsia="en-IN"/>
+        </w:rPr>
+        <w:t>ClassLoader</w:t>
+      </w:r>
+      <w:proofErr w:type="spellEnd"/>
+      <w:r>
+        <w:rPr>
+          <w:rFonts w:ascii="Times New Roman" w:eastAsia="Times New Roman" w:hAnsi="Times New Roman" w:cs="Times New Roman"/>
+          <w:sz w:val="24"/>
+          <w:szCs w:val="24"/>
+          <w:lang w:eastAsia="en-IN"/>
+        </w:rPr>
+        <w:t xml:space="preserve"> loads classes available in application </w:t>
+      </w:r>
+      <w:proofErr w:type="spellStart"/>
+      <w:r>
+        <w:rPr>
+          <w:rFonts w:ascii="Times New Roman" w:eastAsia="Times New Roman" w:hAnsi="Times New Roman" w:cs="Times New Roman"/>
+          <w:sz w:val="24"/>
+          <w:szCs w:val="24"/>
+          <w:lang w:eastAsia="en-IN"/>
+        </w:rPr>
+        <w:t>classpath</w:t>
+      </w:r>
+      <w:proofErr w:type="spellEnd"/>
+      <w:r>
+        <w:rPr>
+          <w:rFonts w:ascii="Times New Roman" w:eastAsia="Times New Roman" w:hAnsi="Times New Roman" w:cs="Times New Roman"/>
+          <w:sz w:val="24"/>
+          <w:szCs w:val="24"/>
+          <w:lang w:eastAsia="en-IN"/>
+        </w:rPr>
+        <w:t>.</w:t>
+      </w:r>
+    </w:p>
+    <w:p>
+      <w:pPr>
+        <w:spacing w:before="100" w:beforeAutospacing="1" w:after="100" w:afterAutospacing="1" w:line="240" w:lineRule="auto"/>
+        <w:rPr>
+          <w:rFonts w:ascii="Times New Roman" w:eastAsia="Times New Roman" w:hAnsi="Times New Roman" w:cs="Times New Roman"/>
+          <w:sz w:val="24"/>
+          <w:szCs w:val="24"/>
+          <w:lang w:eastAsia="en-IN"/>
+        </w:rPr>
+      </w:pPr>
+      <w:r>
+        <w:rPr>
+          <w:rFonts w:ascii="Times New Roman" w:eastAsia="Times New Roman" w:hAnsi="Times New Roman" w:cs="Times New Roman"/>
+          <w:sz w:val="24"/>
+          <w:szCs w:val="24"/>
+          <w:lang w:eastAsia="en-IN"/>
+        </w:rPr>
+        <w:t>Most user-defined classes are loaded by this loader.</w:t>
+      </w:r>
+    </w:p>
+    <w:p>
+      <w:pPr>
+        <w:spacing w:before="100" w:beforeAutospacing="1" w:after="100" w:afterAutospacing="1" w:line="240" w:lineRule="auto"/>
+        <w:outlineLvl w:val="2"/>
+        <w:rPr>
+          <w:rFonts w:ascii="Times New Roman" w:eastAsia="Times New Roman" w:hAnsi="Times New Roman" w:cs="Times New Roman"/>
+          <w:b/>
+          <w:bCs/>
+          <w:sz w:val="27"/>
+          <w:szCs w:val="27"/>
+          <w:lang w:eastAsia="en-IN"/>
+        </w:rPr>
+      </w:pPr>
+      <w:r>
+        <w:rPr>
+          <w:rFonts w:ascii="Times New Roman" w:eastAsia="Times New Roman" w:hAnsi="Times New Roman" w:cs="Times New Roman"/>
+          <w:b/>
+          <w:bCs/>
+          <w:sz w:val="27"/>
+          <w:szCs w:val="27"/>
+          <w:lang w:eastAsia="en-IN"/>
+        </w:rPr>
+        <w:t>One-Liner</w:t>
       </w:r>
     </w:p>
     <w:p>
@@ -4863,7 +4961,162 @@
           <w:szCs w:val="20"/>
           <w:lang w:eastAsia="en-IN"/>
         </w:rPr>
-        <w:t>Platform</w:t>
+        <w:t xml:space="preserve">Application </w:t>
+      </w:r>
+      <w:proofErr w:type="spellStart"/>
+      <w:r>
+        <w:rPr>
+          <w:rFonts w:ascii="Courier New" w:eastAsia="Times New Roman" w:hAnsi="Courier New" w:cs="Courier New"/>
+          <w:sz w:val="20"/>
+          <w:szCs w:val="20"/>
+          <w:lang w:eastAsia="en-IN"/>
+        </w:rPr>
+        <w:t>ClassLoader</w:t>
+      </w:r>
+      <w:proofErr w:type="spellEnd"/>
+      <w:r>
+        <w:rPr>
+          <w:rFonts w:ascii="Courier New" w:eastAsia="Times New Roman" w:hAnsi="Courier New" w:cs="Courier New"/>
+          <w:sz w:val="20"/>
+          <w:szCs w:val="20"/>
+          <w:lang w:eastAsia="en-IN"/>
+        </w:rPr>
+        <w:t xml:space="preserve"> loads project classes.</w:t>
+      </w:r>
+    </w:p>
+    <w:p>
+      <w:pPr>
+        <w:spacing w:after="0" w:line="240" w:lineRule="auto"/>
+        <w:rPr>
+          <w:rFonts w:ascii="Times New Roman" w:eastAsia="Times New Roman" w:hAnsi="Times New Roman" w:cs="Times New Roman"/>
+          <w:sz w:val="24"/>
+          <w:szCs w:val="24"/>
+          <w:lang w:eastAsia="en-IN"/>
+        </w:rPr>
+      </w:pPr>
+      <w:r>
+        <w:rPr>
+          <w:rFonts w:ascii="Times New Roman" w:eastAsia="Times New Roman" w:hAnsi="Times New Roman" w:cs="Times New Roman"/>
+          <w:sz w:val="24"/>
+          <w:szCs w:val="24"/>
+          <w:lang w:eastAsia="en-IN"/>
+        </w:rPr>
+        <w:pict>
+          <v:rect id="_x0000_i1039" style="width:0;height:1.5pt" o:hralign="center" o:hrstd="t" o:hr="t" fillcolor="#a0a0a0" stroked="f"/>
+        </w:pict>
+      </w:r>
+    </w:p>
+    <w:p>
+      <w:pPr>
+        <w:spacing w:before="100" w:beforeAutospacing="1" w:after="100" w:afterAutospacing="1" w:line="240" w:lineRule="auto"/>
+        <w:outlineLvl w:val="0"/>
+        <w:rPr>
+          <w:rFonts w:ascii="Times New Roman" w:eastAsia="Times New Roman" w:hAnsi="Times New Roman" w:cs="Times New Roman"/>
+          <w:b/>
+          <w:bCs/>
+          <w:kern w:val="36"/>
+          <w:sz w:val="48"/>
+          <w:szCs w:val="48"/>
+          <w:lang w:eastAsia="en-IN"/>
+        </w:rPr>
+      </w:pPr>
+      <w:r>
+        <w:rPr>
+          <w:rFonts w:ascii="Times New Roman" w:eastAsia="Times New Roman" w:hAnsi="Times New Roman" w:cs="Times New Roman"/>
+          <w:b/>
+          <w:bCs/>
+          <w:kern w:val="36"/>
+          <w:sz w:val="48"/>
+          <w:szCs w:val="48"/>
+          <w:lang w:eastAsia="en-IN"/>
+        </w:rPr>
+        <w:t>16. Parent Delegation Model</w:t>
+      </w:r>
+    </w:p>
+    <w:p>
+      <w:pPr>
+        <w:spacing w:before="100" w:beforeAutospacing="1" w:after="100" w:afterAutospacing="1" w:line="240" w:lineRule="auto"/>
+        <w:outlineLvl w:val="2"/>
+        <w:rPr>
+          <w:rFonts w:ascii="Times New Roman" w:eastAsia="Times New Roman" w:hAnsi="Times New Roman" w:cs="Times New Roman"/>
+          <w:b/>
+          <w:bCs/>
+          <w:sz w:val="27"/>
+          <w:szCs w:val="27"/>
+          <w:lang w:eastAsia="en-IN"/>
+        </w:rPr>
+      </w:pPr>
+      <w:r>
+        <w:rPr>
+          <w:rFonts w:ascii="Times New Roman" w:eastAsia="Times New Roman" w:hAnsi="Times New Roman" w:cs="Times New Roman"/>
+          <w:b/>
+          <w:bCs/>
+          <w:sz w:val="27"/>
+          <w:szCs w:val="27"/>
+          <w:lang w:eastAsia="en-IN"/>
+        </w:rPr>
+        <w:t>Interview Answer</w:t>
+      </w:r>
+    </w:p>
+    <w:p>
+      <w:pPr>
+        <w:spacing w:before="100" w:beforeAutospacing="1" w:after="100" w:afterAutospacing="1" w:line="240" w:lineRule="auto"/>
+        <w:rPr>
+          <w:rFonts w:ascii="Times New Roman" w:eastAsia="Times New Roman" w:hAnsi="Times New Roman" w:cs="Times New Roman"/>
+          <w:sz w:val="24"/>
+          <w:szCs w:val="24"/>
+          <w:lang w:eastAsia="en-IN"/>
+        </w:rPr>
+      </w:pPr>
+      <w:r>
+        <w:rPr>
+          <w:rFonts w:ascii="Times New Roman" w:eastAsia="Times New Roman" w:hAnsi="Times New Roman" w:cs="Times New Roman"/>
+          <w:sz w:val="24"/>
+          <w:szCs w:val="24"/>
+          <w:lang w:eastAsia="en-IN"/>
+        </w:rPr>
+        <w:lastRenderedPageBreak/>
+        <w:t xml:space="preserve">Before loading a class, a </w:t>
+      </w:r>
+      <w:proofErr w:type="spellStart"/>
+      <w:r>
+        <w:rPr>
+          <w:rFonts w:ascii="Times New Roman" w:eastAsia="Times New Roman" w:hAnsi="Times New Roman" w:cs="Times New Roman"/>
+          <w:sz w:val="24"/>
+          <w:szCs w:val="24"/>
+          <w:lang w:eastAsia="en-IN"/>
+        </w:rPr>
+        <w:t>ClassLoader</w:t>
+      </w:r>
+      <w:proofErr w:type="spellEnd"/>
+      <w:r>
+        <w:rPr>
+          <w:rFonts w:ascii="Times New Roman" w:eastAsia="Times New Roman" w:hAnsi="Times New Roman" w:cs="Times New Roman"/>
+          <w:sz w:val="24"/>
+          <w:szCs w:val="24"/>
+          <w:lang w:eastAsia="en-IN"/>
+        </w:rPr>
+        <w:t xml:space="preserve"> delegates the request to its parent.</w:t>
+      </w:r>
+    </w:p>
+    <w:p>
+      <w:pPr>
+        <w:spacing w:before="100" w:beforeAutospacing="1" w:after="100" w:afterAutospacing="1" w:line="240" w:lineRule="auto"/>
+        <w:rPr>
+          <w:rFonts w:ascii="Times New Roman" w:eastAsia="Times New Roman" w:hAnsi="Times New Roman" w:cs="Times New Roman"/>
+          <w:sz w:val="24"/>
+          <w:szCs w:val="24"/>
+          <w:lang w:eastAsia="en-IN"/>
+        </w:rPr>
+      </w:pPr>
+      <w:r>
+        <w:rPr>
+          <w:rFonts w:ascii="Times New Roman" w:eastAsia="Times New Roman" w:hAnsi="Times New Roman" w:cs="Times New Roman"/>
+          <w:sz w:val="24"/>
+          <w:szCs w:val="24"/>
+          <w:lang w:eastAsia="en-IN"/>
+        </w:rPr>
+        <w:t>Flow:</w:t>
       </w:r>
     </w:p>
     <w:p>
@@ -4901,7 +5154,7 @@
           <w:szCs w:val="20"/>
           <w:lang w:eastAsia="en-IN"/>
         </w:rPr>
-        <w:t xml:space="preserve">    ↓</w:t>
+        <w:t>Application</w:t>
       </w:r>
     </w:p>
     <w:p>
@@ -4939,52 +5192,7 @@
           <w:szCs w:val="20"/>
           <w:lang w:eastAsia="en-IN"/>
         </w:rPr>
-        <w:t>Bootstrap</w:t>
-      </w:r>
-    </w:p>
-    <w:p>
-      <w:pPr>
-        <w:spacing w:before="100" w:beforeAutospacing="1" w:after="100" w:afterAutospacing="1" w:line="240" w:lineRule="auto"/>
-        <w:rPr>
-          <w:rFonts w:ascii="Times New Roman" w:eastAsia="Times New Roman" w:hAnsi="Times New Roman" w:cs="Times New Roman"/>
-          <w:sz w:val="24"/>
-          <w:szCs w:val="24"/>
-          <w:lang w:eastAsia="en-IN"/>
-        </w:rPr>
-      </w:pPr>
-      <w:r>
-        <w:rPr>
-          <w:rFonts w:ascii="Times New Roman" w:eastAsia="Times New Roman" w:hAnsi="Times New Roman" w:cs="Times New Roman"/>
-          <w:sz w:val="24"/>
-          <w:szCs w:val="24"/>
-          <w:lang w:eastAsia="en-IN"/>
-        </w:rPr>
-        <w:t>This prevents duplicate loading and improves security.</w:t>
-      </w:r>
-    </w:p>
-    <w:p>
-      <w:pPr>
-        <w:spacing w:before="100" w:beforeAutospacing="1" w:after="100" w:afterAutospacing="1" w:line="240" w:lineRule="auto"/>
-        <w:outlineLvl w:val="2"/>
-        <w:rPr>
-          <w:rFonts w:ascii="Times New Roman" w:eastAsia="Times New Roman" w:hAnsi="Times New Roman" w:cs="Times New Roman"/>
-          <w:b/>
-          <w:bCs/>
-          <w:sz w:val="27"/>
-          <w:szCs w:val="27"/>
-          <w:lang w:eastAsia="en-IN"/>
-        </w:rPr>
-      </w:pPr>
-      <w:r>
-        <w:rPr>
-          <w:rFonts w:ascii="Times New Roman" w:eastAsia="Times New Roman" w:hAnsi="Times New Roman" w:cs="Times New Roman"/>
-          <w:b/>
-          <w:bCs/>
-          <w:sz w:val="27"/>
-          <w:szCs w:val="27"/>
-          <w:lang w:eastAsia="en-IN"/>
-        </w:rPr>
-        <w:t>One-Liner</w:t>
+        <w:t xml:space="preserve">    ↓</w:t>
       </w:r>
     </w:p>
     <w:p>
@@ -5022,32 +5230,7 @@
           <w:szCs w:val="20"/>
           <w:lang w:eastAsia="en-IN"/>
         </w:rPr>
-        <w:t>Parent Delegation prevents duplicate class loading.</w:t>
-      </w:r>
-    </w:p>
-    <w:p>
-      <w:pPr>
-        <w:spacing w:before="100" w:beforeAutospacing="1" w:after="100" w:afterAutospacing="1" w:line="240" w:lineRule="auto"/>
-        <w:outlineLvl w:val="2"/>
-        <w:rPr>
-          <w:rFonts w:ascii="Times New Roman" w:eastAsia="Times New Roman" w:hAnsi="Times New Roman" w:cs="Times New Roman"/>
-          <w:b/>
-          <w:bCs/>
-          <w:sz w:val="27"/>
-          <w:szCs w:val="27"/>
-          <w:lang w:eastAsia="en-IN"/>
-        </w:rPr>
-      </w:pPr>
-      <w:r>
-        <w:rPr>
-          <w:rFonts w:ascii="Times New Roman" w:eastAsia="Times New Roman" w:hAnsi="Times New Roman" w:cs="Times New Roman"/>
-          <w:b/>
-          <w:bCs/>
-          <w:sz w:val="27"/>
-          <w:szCs w:val="27"/>
-          <w:lang w:eastAsia="en-IN"/>
-        </w:rPr>
-        <w:t>Important Follow-Up</w:t>
+        <w:t>Platform</w:t>
       </w:r>
     </w:p>
     <w:p>
@@ -5085,163 +5268,7 @@
           <w:szCs w:val="20"/>
           <w:lang w:eastAsia="en-IN"/>
         </w:rPr>
-        <w:lastRenderedPageBreak/>
-        <w:t>Can Parent Delegation be broken?</w:t>
-      </w:r>
-    </w:p>
-    <w:p>
-      <w:pPr>
-        <w:spacing w:before="100" w:beforeAutospacing="1" w:after="100" w:afterAutospacing="1" w:line="240" w:lineRule="auto"/>
-        <w:rPr>
-          <w:rFonts w:ascii="Times New Roman" w:eastAsia="Times New Roman" w:hAnsi="Times New Roman" w:cs="Times New Roman"/>
-          <w:sz w:val="24"/>
-          <w:szCs w:val="24"/>
-          <w:lang w:eastAsia="en-IN"/>
-        </w:rPr>
-      </w:pPr>
-      <w:r>
-        <w:rPr>
-          <w:rFonts w:ascii="Times New Roman" w:eastAsia="Times New Roman" w:hAnsi="Times New Roman" w:cs="Times New Roman"/>
-          <w:sz w:val="24"/>
-          <w:szCs w:val="24"/>
-          <w:lang w:eastAsia="en-IN"/>
-        </w:rPr>
-        <w:t>Yes, custom class loaders can break it.</w:t>
-      </w:r>
-    </w:p>
-    <w:p>
-      <w:pPr>
-        <w:spacing w:after="0" w:line="240" w:lineRule="auto"/>
-        <w:rPr>
-          <w:rFonts w:ascii="Times New Roman" w:eastAsia="Times New Roman" w:hAnsi="Times New Roman" w:cs="Times New Roman"/>
-          <w:sz w:val="24"/>
-          <w:szCs w:val="24"/>
-          <w:lang w:eastAsia="en-IN"/>
-        </w:rPr>
-      </w:pPr>
-      <w:r>
-        <w:rPr>
-          <w:rFonts w:ascii="Times New Roman" w:eastAsia="Times New Roman" w:hAnsi="Times New Roman" w:cs="Times New Roman"/>
-          <w:sz w:val="24"/>
-          <w:szCs w:val="24"/>
-          <w:lang w:eastAsia="en-IN"/>
-        </w:rPr>
-        <w:pict>
-          <v:rect id="_x0000_i1040" style="width:0;height:1.5pt" o:hralign="center" o:hrstd="t" o:hr="t" fillcolor="#a0a0a0" stroked="f"/>
-        </w:pict>
-      </w:r>
-    </w:p>
-    <w:p>
-      <w:pPr>
-        <w:spacing w:before="100" w:beforeAutospacing="1" w:after="100" w:afterAutospacing="1" w:line="240" w:lineRule="auto"/>
-        <w:outlineLvl w:val="0"/>
-        <w:rPr>
-          <w:rFonts w:ascii="Times New Roman" w:eastAsia="Times New Roman" w:hAnsi="Times New Roman" w:cs="Times New Roman"/>
-          <w:b/>
-          <w:bCs/>
-          <w:kern w:val="36"/>
-          <w:sz w:val="48"/>
-          <w:szCs w:val="48"/>
-          <w:lang w:eastAsia="en-IN"/>
-        </w:rPr>
-      </w:pPr>
-      <w:r>
-        <w:rPr>
-          <w:rFonts w:ascii="Times New Roman" w:eastAsia="Times New Roman" w:hAnsi="Times New Roman" w:cs="Times New Roman"/>
-          <w:b/>
-          <w:bCs/>
-          <w:kern w:val="36"/>
-          <w:sz w:val="48"/>
-          <w:szCs w:val="48"/>
-          <w:lang w:eastAsia="en-IN"/>
-        </w:rPr>
-        <w:t xml:space="preserve">17. </w:t>
-      </w:r>
-      <w:proofErr w:type="spellStart"/>
-      <w:r>
-        <w:rPr>
-          <w:rFonts w:ascii="Times New Roman" w:eastAsia="Times New Roman" w:hAnsi="Times New Roman" w:cs="Times New Roman"/>
-          <w:b/>
-          <w:bCs/>
-          <w:kern w:val="36"/>
-          <w:sz w:val="48"/>
-          <w:szCs w:val="48"/>
-          <w:lang w:eastAsia="en-IN"/>
-        </w:rPr>
-        <w:t>ClassNotFoundException</w:t>
-      </w:r>
-      <w:proofErr w:type="spellEnd"/>
-    </w:p>
-    <w:p>
-      <w:pPr>
-        <w:spacing w:before="100" w:beforeAutospacing="1" w:after="100" w:afterAutospacing="1" w:line="240" w:lineRule="auto"/>
-        <w:outlineLvl w:val="2"/>
-        <w:rPr>
-          <w:rFonts w:ascii="Times New Roman" w:eastAsia="Times New Roman" w:hAnsi="Times New Roman" w:cs="Times New Roman"/>
-          <w:b/>
-          <w:bCs/>
-          <w:sz w:val="27"/>
-          <w:szCs w:val="27"/>
-          <w:lang w:eastAsia="en-IN"/>
-        </w:rPr>
-      </w:pPr>
-      <w:r>
-        <w:rPr>
-          <w:rFonts w:ascii="Times New Roman" w:eastAsia="Times New Roman" w:hAnsi="Times New Roman" w:cs="Times New Roman"/>
-          <w:b/>
-          <w:bCs/>
-          <w:sz w:val="27"/>
-          <w:szCs w:val="27"/>
-          <w:lang w:eastAsia="en-IN"/>
-        </w:rPr>
-        <w:t>Interview Answer</w:t>
-      </w:r>
-    </w:p>
-    <w:p>
-      <w:pPr>
-        <w:spacing w:before="100" w:beforeAutospacing="1" w:after="100" w:afterAutospacing="1" w:line="240" w:lineRule="auto"/>
-        <w:rPr>
-          <w:rFonts w:ascii="Times New Roman" w:eastAsia="Times New Roman" w:hAnsi="Times New Roman" w:cs="Times New Roman"/>
-          <w:sz w:val="24"/>
-          <w:szCs w:val="24"/>
-          <w:lang w:eastAsia="en-IN"/>
-        </w:rPr>
-      </w:pPr>
-      <w:proofErr w:type="gramStart"/>
-      <w:r>
-        <w:rPr>
-          <w:rFonts w:ascii="Times New Roman" w:eastAsia="Times New Roman" w:hAnsi="Times New Roman" w:cs="Times New Roman"/>
-          <w:sz w:val="24"/>
-          <w:szCs w:val="24"/>
-          <w:lang w:eastAsia="en-IN"/>
-        </w:rPr>
-        <w:t>Occurs when JVM cannot find the specified class at runtime.</w:t>
-      </w:r>
-      <w:proofErr w:type="gramEnd"/>
-    </w:p>
-    <w:p>
-      <w:pPr>
-        <w:spacing w:before="100" w:beforeAutospacing="1" w:after="100" w:afterAutospacing="1" w:line="240" w:lineRule="auto"/>
-        <w:outlineLvl w:val="2"/>
-        <w:rPr>
-          <w:rFonts w:ascii="Times New Roman" w:eastAsia="Times New Roman" w:hAnsi="Times New Roman" w:cs="Times New Roman"/>
-          <w:b/>
-          <w:bCs/>
-          <w:sz w:val="27"/>
-          <w:szCs w:val="27"/>
-          <w:lang w:eastAsia="en-IN"/>
-        </w:rPr>
-      </w:pPr>
-      <w:r>
-        <w:rPr>
-          <w:rFonts w:ascii="Times New Roman" w:eastAsia="Times New Roman" w:hAnsi="Times New Roman" w:cs="Times New Roman"/>
-          <w:b/>
-          <w:bCs/>
-          <w:sz w:val="27"/>
-          <w:szCs w:val="27"/>
-          <w:lang w:eastAsia="en-IN"/>
-        </w:rPr>
-        <w:t>Example</w:t>
+        <w:t xml:space="preserve">    ↓</w:t>
       </w:r>
     </w:p>
     <w:p>
@@ -5272,56 +5299,59 @@
           <w:lang w:eastAsia="en-IN"/>
         </w:rPr>
       </w:pPr>
-      <w:proofErr w:type="spellStart"/>
-      <w:proofErr w:type="gramStart"/>
-      <w:r>
-        <w:rPr>
-          <w:rFonts w:ascii="Courier New" w:eastAsia="Times New Roman" w:hAnsi="Courier New" w:cs="Courier New"/>
-          <w:sz w:val="20"/>
-          <w:szCs w:val="20"/>
-          <w:lang w:eastAsia="en-IN"/>
-        </w:rPr>
-        <w:t>Class.forName</w:t>
-      </w:r>
-      <w:proofErr w:type="spellEnd"/>
-      <w:r>
-        <w:rPr>
-          <w:rFonts w:ascii="Courier New" w:eastAsia="Times New Roman" w:hAnsi="Courier New" w:cs="Courier New"/>
-          <w:sz w:val="20"/>
-          <w:szCs w:val="20"/>
-          <w:lang w:eastAsia="en-IN"/>
-        </w:rPr>
-        <w:t>(</w:t>
-      </w:r>
-      <w:proofErr w:type="gramEnd"/>
-      <w:r>
-        <w:rPr>
-          <w:rFonts w:ascii="Courier New" w:eastAsia="Times New Roman" w:hAnsi="Courier New" w:cs="Courier New"/>
-          <w:sz w:val="20"/>
-          <w:szCs w:val="20"/>
-          <w:lang w:eastAsia="en-IN"/>
-        </w:rPr>
-        <w:t>"Employee");</w:t>
-      </w:r>
-    </w:p>
-    <w:p>
-      <w:pPr>
-        <w:spacing w:before="100" w:beforeAutospacing="1" w:after="100" w:afterAutospacing="1" w:line="240" w:lineRule="auto"/>
-        <w:rPr>
-          <w:rFonts w:ascii="Times New Roman" w:eastAsia="Times New Roman" w:hAnsi="Times New Roman" w:cs="Times New Roman"/>
-          <w:sz w:val="24"/>
-          <w:szCs w:val="24"/>
-          <w:lang w:eastAsia="en-IN"/>
-        </w:rPr>
-      </w:pPr>
-      <w:r>
-        <w:rPr>
-          <w:rFonts w:ascii="Times New Roman" w:eastAsia="Times New Roman" w:hAnsi="Times New Roman" w:cs="Times New Roman"/>
-          <w:sz w:val="24"/>
-          <w:szCs w:val="24"/>
-          <w:lang w:eastAsia="en-IN"/>
-        </w:rPr>
-        <w:t>If class not found:</w:t>
+      <w:r>
+        <w:rPr>
+          <w:rFonts w:ascii="Courier New" w:eastAsia="Times New Roman" w:hAnsi="Courier New" w:cs="Courier New"/>
+          <w:sz w:val="20"/>
+          <w:szCs w:val="20"/>
+          <w:lang w:eastAsia="en-IN"/>
+        </w:rPr>
+        <w:t>Bootstrap</w:t>
+      </w:r>
+    </w:p>
+    <w:p>
+      <w:pPr>
+        <w:spacing w:before="100" w:beforeAutospacing="1" w:after="100" w:afterAutospacing="1" w:line="240" w:lineRule="auto"/>
+        <w:rPr>
+          <w:rFonts w:ascii="Times New Roman" w:eastAsia="Times New Roman" w:hAnsi="Times New Roman" w:cs="Times New Roman"/>
+          <w:sz w:val="24"/>
+          <w:szCs w:val="24"/>
+          <w:lang w:eastAsia="en-IN"/>
+        </w:rPr>
+      </w:pPr>
+      <w:r>
+        <w:rPr>
+          <w:rFonts w:ascii="Times New Roman" w:eastAsia="Times New Roman" w:hAnsi="Times New Roman" w:cs="Times New Roman"/>
+          <w:sz w:val="24"/>
+          <w:szCs w:val="24"/>
+          <w:lang w:eastAsia="en-IN"/>
+        </w:rPr>
+        <w:t>This prevents duplicate loading and improves security.</w:t>
+      </w:r>
+    </w:p>
+    <w:p>
+      <w:pPr>
+        <w:spacing w:before="100" w:beforeAutospacing="1" w:after="100" w:afterAutospacing="1" w:line="240" w:lineRule="auto"/>
+        <w:outlineLvl w:val="2"/>
+        <w:rPr>
+          <w:rFonts w:ascii="Times New Roman" w:eastAsia="Times New Roman" w:hAnsi="Times New Roman" w:cs="Times New Roman"/>
+          <w:b/>
+          <w:bCs/>
+          <w:sz w:val="27"/>
+          <w:szCs w:val="27"/>
+          <w:lang w:eastAsia="en-IN"/>
+        </w:rPr>
+      </w:pPr>
+      <w:r>
+        <w:rPr>
+          <w:rFonts w:ascii="Times New Roman" w:eastAsia="Times New Roman" w:hAnsi="Times New Roman" w:cs="Times New Roman"/>
+          <w:b/>
+          <w:bCs/>
+          <w:sz w:val="27"/>
+          <w:szCs w:val="27"/>
+          <w:lang w:eastAsia="en-IN"/>
+        </w:rPr>
+        <w:t>One-Liner</w:t>
       </w:r>
     </w:p>
     <w:p>
@@ -5352,17 +5382,15 @@
           <w:lang w:eastAsia="en-IN"/>
         </w:rPr>
       </w:pPr>
-      <w:proofErr w:type="spellStart"/>
-      <w:r>
-        <w:rPr>
-          <w:rFonts w:ascii="Courier New" w:eastAsia="Times New Roman" w:hAnsi="Courier New" w:cs="Courier New"/>
-          <w:sz w:val="20"/>
-          <w:szCs w:val="20"/>
-          <w:lang w:eastAsia="en-IN"/>
-        </w:rPr>
-        <w:t>ClassNotFoundException</w:t>
-      </w:r>
-      <w:proofErr w:type="spellEnd"/>
+      <w:r>
+        <w:rPr>
+          <w:rFonts w:ascii="Courier New" w:eastAsia="Times New Roman" w:hAnsi="Courier New" w:cs="Courier New"/>
+          <w:sz w:val="20"/>
+          <w:szCs w:val="20"/>
+          <w:lang w:eastAsia="en-IN"/>
+        </w:rPr>
+        <w:t>Parent Delegation prevents duplicate class loading.</w:t>
+      </w:r>
     </w:p>
     <w:p>
       <w:pPr>
@@ -5386,7 +5414,7 @@
           <w:szCs w:val="27"/>
           <w:lang w:eastAsia="en-IN"/>
         </w:rPr>
-        <w:t>One-Liner</w:t>
+        <w:t>Important Follow-Up</w:t>
       </w:r>
     </w:p>
     <w:p>
@@ -5424,7 +5452,27 @@
           <w:szCs w:val="20"/>
           <w:lang w:eastAsia="en-IN"/>
         </w:rPr>
-        <w:t>Class exists in code but JVM cannot locate it.</w:t>
+        <w:t>Can Parent Delegation be broken?</w:t>
+      </w:r>
+    </w:p>
+    <w:p>
+      <w:pPr>
+        <w:spacing w:before="100" w:beforeAutospacing="1" w:after="100" w:afterAutospacing="1" w:line="240" w:lineRule="auto"/>
+        <w:rPr>
+          <w:rFonts w:ascii="Times New Roman" w:eastAsia="Times New Roman" w:hAnsi="Times New Roman" w:cs="Times New Roman"/>
+          <w:sz w:val="24"/>
+          <w:szCs w:val="24"/>
+          <w:lang w:eastAsia="en-IN"/>
+        </w:rPr>
+      </w:pPr>
+      <w:r>
+        <w:rPr>
+          <w:rFonts w:ascii="Times New Roman" w:eastAsia="Times New Roman" w:hAnsi="Times New Roman" w:cs="Times New Roman"/>
+          <w:sz w:val="24"/>
+          <w:szCs w:val="24"/>
+          <w:lang w:eastAsia="en-IN"/>
+        </w:rPr>
+        <w:t>Yes, custom class loaders can break it.</w:t>
       </w:r>
     </w:p>
     <w:p>
@@ -5445,7 +5493,7 @@
           <w:lang w:eastAsia="en-IN"/>
         </w:rPr>
         <w:pict>
-          <v:rect id="_x0000_i1041" style="width:0;height:1.5pt" o:hralign="center" o:hrstd="t" o:hr="t" fillcolor="#a0a0a0" stroked="f"/>
+          <v:rect id="_x0000_i1040" style="width:0;height:1.5pt" o:hralign="center" o:hrstd="t" o:hr="t" fillcolor="#a0a0a0" stroked="f"/>
         </w:pict>
       </w:r>
     </w:p>
@@ -5474,7 +5522,7 @@
           <w:lang w:eastAsia="en-IN"/>
         </w:rPr>
         <w:lastRenderedPageBreak/>
-        <w:t xml:space="preserve">18. </w:t>
+        <w:t xml:space="preserve">17. </w:t>
       </w:r>
       <w:proofErr w:type="spellStart"/>
       <w:r>
@@ -5487,7 +5535,7 @@
           <w:szCs w:val="48"/>
           <w:lang w:eastAsia="en-IN"/>
         </w:rPr>
-        <w:t>NoClassDefFoundError</w:t>
+        <w:t>ClassNotFoundException</w:t>
       </w:r>
       <w:proofErr w:type="spellEnd"/>
     </w:p>
@@ -5526,15 +5574,17 @@
           <w:lang w:eastAsia="en-IN"/>
         </w:rPr>
       </w:pPr>
-      <w:r>
-        <w:rPr>
-          <w:rFonts w:ascii="Times New Roman" w:eastAsia="Times New Roman" w:hAnsi="Times New Roman" w:cs="Times New Roman"/>
-          <w:sz w:val="24"/>
-          <w:szCs w:val="24"/>
-          <w:lang w:eastAsia="en-IN"/>
-        </w:rPr>
-        <w:t>Class was available during compilation but missing during runtime.</w:t>
-      </w:r>
+      <w:proofErr w:type="gramStart"/>
+      <w:r>
+        <w:rPr>
+          <w:rFonts w:ascii="Times New Roman" w:eastAsia="Times New Roman" w:hAnsi="Times New Roman" w:cs="Times New Roman"/>
+          <w:sz w:val="24"/>
+          <w:szCs w:val="24"/>
+          <w:lang w:eastAsia="en-IN"/>
+        </w:rPr>
+        <w:t>Occurs when JVM cannot find the specified class at runtime.</w:t>
+      </w:r>
+      <w:proofErr w:type="gramEnd"/>
     </w:p>
     <w:p>
       <w:pPr>
@@ -5559,51 +5609,6 @@
           <w:lang w:eastAsia="en-IN"/>
         </w:rPr>
         <w:t>Example</w:t>
-      </w:r>
-    </w:p>
-    <w:p>
-      <w:pPr>
-        <w:spacing w:before="100" w:beforeAutospacing="1" w:after="100" w:afterAutospacing="1" w:line="240" w:lineRule="auto"/>
-        <w:rPr>
-          <w:rFonts w:ascii="Times New Roman" w:eastAsia="Times New Roman" w:hAnsi="Times New Roman" w:cs="Times New Roman"/>
-          <w:sz w:val="24"/>
-          <w:szCs w:val="24"/>
-          <w:lang w:eastAsia="en-IN"/>
-        </w:rPr>
-      </w:pPr>
-      <w:r>
-        <w:rPr>
-          <w:rFonts w:ascii="Times New Roman" w:eastAsia="Times New Roman" w:hAnsi="Times New Roman" w:cs="Times New Roman"/>
-          <w:sz w:val="24"/>
-          <w:szCs w:val="24"/>
-          <w:lang w:eastAsia="en-IN"/>
-        </w:rPr>
-        <w:t>Class deleted after compilation.</w:t>
-      </w:r>
-    </w:p>
-    <w:p>
-      <w:pPr>
-        <w:spacing w:before="100" w:beforeAutospacing="1" w:after="100" w:afterAutospacing="1" w:line="240" w:lineRule="auto"/>
-        <w:outlineLvl w:val="2"/>
-        <w:rPr>
-          <w:rFonts w:ascii="Times New Roman" w:eastAsia="Times New Roman" w:hAnsi="Times New Roman" w:cs="Times New Roman"/>
-          <w:b/>
-          <w:bCs/>
-          <w:sz w:val="27"/>
-          <w:szCs w:val="27"/>
-          <w:lang w:eastAsia="en-IN"/>
-        </w:rPr>
-      </w:pPr>
-      <w:r>
-        <w:rPr>
-          <w:rFonts w:ascii="Times New Roman" w:eastAsia="Times New Roman" w:hAnsi="Times New Roman" w:cs="Times New Roman"/>
-          <w:b/>
-          <w:bCs/>
-          <w:sz w:val="27"/>
-          <w:szCs w:val="27"/>
-          <w:lang w:eastAsia="en-IN"/>
-        </w:rPr>
-        <w:t>One-Liner</w:t>
       </w:r>
     </w:p>
     <w:p>
@@ -5634,6 +5639,7 @@
           <w:lang w:eastAsia="en-IN"/>
         </w:rPr>
       </w:pPr>
+      <w:proofErr w:type="spellStart"/>
       <w:proofErr w:type="gramStart"/>
       <w:r>
         <w:rPr>
@@ -5642,33 +5648,47 @@
           <w:szCs w:val="20"/>
           <w:lang w:eastAsia="en-IN"/>
         </w:rPr>
-        <w:t>Compiled successfully but class unavailable during execution.</w:t>
+        <w:t>Class.forName</w:t>
+      </w:r>
+      <w:proofErr w:type="spellEnd"/>
+      <w:r>
+        <w:rPr>
+          <w:rFonts w:ascii="Courier New" w:eastAsia="Times New Roman" w:hAnsi="Courier New" w:cs="Courier New"/>
+          <w:sz w:val="20"/>
+          <w:szCs w:val="20"/>
+          <w:lang w:eastAsia="en-IN"/>
+        </w:rPr>
+        <w:t>(</w:t>
       </w:r>
       <w:proofErr w:type="gramEnd"/>
-    </w:p>
-    <w:p>
-      <w:pPr>
-        <w:spacing w:before="100" w:beforeAutospacing="1" w:after="100" w:afterAutospacing="1" w:line="240" w:lineRule="auto"/>
-        <w:outlineLvl w:val="2"/>
-        <w:rPr>
-          <w:rFonts w:ascii="Times New Roman" w:eastAsia="Times New Roman" w:hAnsi="Times New Roman" w:cs="Times New Roman"/>
-          <w:b/>
-          <w:bCs/>
-          <w:sz w:val="27"/>
-          <w:szCs w:val="27"/>
-          <w:lang w:eastAsia="en-IN"/>
-        </w:rPr>
-      </w:pPr>
-      <w:r>
-        <w:rPr>
-          <w:rFonts w:ascii="Times New Roman" w:eastAsia="Times New Roman" w:hAnsi="Times New Roman" w:cs="Times New Roman"/>
-          <w:b/>
-          <w:bCs/>
-          <w:sz w:val="27"/>
-          <w:szCs w:val="27"/>
-          <w:lang w:eastAsia="en-IN"/>
-        </w:rPr>
-        <w:t>Important Follow-Up</w:t>
+      <w:r>
+        <w:rPr>
+          <w:rFonts w:ascii="Courier New" w:eastAsia="Times New Roman" w:hAnsi="Courier New" w:cs="Courier New"/>
+          <w:sz w:val="20"/>
+          <w:szCs w:val="20"/>
+          <w:lang w:eastAsia="en-IN"/>
+        </w:rPr>
+        <w:t>"Employee");</w:t>
+      </w:r>
+    </w:p>
+    <w:p>
+      <w:pPr>
+        <w:spacing w:before="100" w:beforeAutospacing="1" w:after="100" w:afterAutospacing="1" w:line="240" w:lineRule="auto"/>
+        <w:rPr>
+          <w:rFonts w:ascii="Times New Roman" w:eastAsia="Times New Roman" w:hAnsi="Times New Roman" w:cs="Times New Roman"/>
+          <w:sz w:val="24"/>
+          <w:szCs w:val="24"/>
+          <w:lang w:eastAsia="en-IN"/>
+        </w:rPr>
+      </w:pPr>
+      <w:r>
+        <w:rPr>
+          <w:rFonts w:ascii="Times New Roman" w:eastAsia="Times New Roman" w:hAnsi="Times New Roman" w:cs="Times New Roman"/>
+          <w:sz w:val="24"/>
+          <w:szCs w:val="24"/>
+          <w:lang w:eastAsia="en-IN"/>
+        </w:rPr>
+        <w:t>If class not found:</w:t>
       </w:r>
     </w:p>
     <w:p>
@@ -5700,7 +5720,6 @@
         </w:rPr>
       </w:pPr>
       <w:proofErr w:type="spellStart"/>
-      <w:proofErr w:type="gramStart"/>
       <w:r>
         <w:rPr>
           <w:rFonts w:ascii="Courier New" w:eastAsia="Times New Roman" w:hAnsi="Courier New" w:cs="Courier New"/>
@@ -5711,191 +5730,6 @@
         <w:t>ClassNotFoundException</w:t>
       </w:r>
       <w:proofErr w:type="spellEnd"/>
-      <w:r>
-        <w:rPr>
-          <w:rFonts w:ascii="Courier New" w:eastAsia="Times New Roman" w:hAnsi="Courier New" w:cs="Courier New"/>
-          <w:sz w:val="20"/>
-          <w:szCs w:val="20"/>
-          <w:lang w:eastAsia="en-IN"/>
-        </w:rPr>
-        <w:t xml:space="preserve"> vs </w:t>
-      </w:r>
-      <w:proofErr w:type="spellStart"/>
-      <w:r>
-        <w:rPr>
-          <w:rFonts w:ascii="Courier New" w:eastAsia="Times New Roman" w:hAnsi="Courier New" w:cs="Courier New"/>
-          <w:sz w:val="20"/>
-          <w:szCs w:val="20"/>
-          <w:lang w:eastAsia="en-IN"/>
-        </w:rPr>
-        <w:t>NoClassDefFoundError</w:t>
-      </w:r>
-      <w:proofErr w:type="spellEnd"/>
-      <w:r>
-        <w:rPr>
-          <w:rFonts w:ascii="Courier New" w:eastAsia="Times New Roman" w:hAnsi="Courier New" w:cs="Courier New"/>
-          <w:sz w:val="20"/>
-          <w:szCs w:val="20"/>
-          <w:lang w:eastAsia="en-IN"/>
-        </w:rPr>
-        <w:t>?</w:t>
-      </w:r>
-      <w:proofErr w:type="gramEnd"/>
-    </w:p>
-    <w:p>
-      <w:pPr>
-        <w:spacing w:before="100" w:beforeAutospacing="1" w:after="100" w:afterAutospacing="1" w:line="240" w:lineRule="auto"/>
-        <w:rPr>
-          <w:rFonts w:ascii="Times New Roman" w:eastAsia="Times New Roman" w:hAnsi="Times New Roman" w:cs="Times New Roman"/>
-          <w:sz w:val="24"/>
-          <w:szCs w:val="24"/>
-          <w:lang w:eastAsia="en-IN"/>
-        </w:rPr>
-      </w:pPr>
-      <w:r>
-        <w:rPr>
-          <w:rFonts w:ascii="Times New Roman" w:eastAsia="Times New Roman" w:hAnsi="Times New Roman" w:cs="Times New Roman"/>
-          <w:sz w:val="24"/>
-          <w:szCs w:val="24"/>
-          <w:lang w:eastAsia="en-IN"/>
-        </w:rPr>
-        <w:t>CNFE = Checked Exception</w:t>
-      </w:r>
-    </w:p>
-    <w:p>
-      <w:pPr>
-        <w:spacing w:before="100" w:beforeAutospacing="1" w:after="100" w:afterAutospacing="1" w:line="240" w:lineRule="auto"/>
-        <w:rPr>
-          <w:rFonts w:ascii="Times New Roman" w:eastAsia="Times New Roman" w:hAnsi="Times New Roman" w:cs="Times New Roman"/>
-          <w:sz w:val="24"/>
-          <w:szCs w:val="24"/>
-          <w:lang w:eastAsia="en-IN"/>
-        </w:rPr>
-      </w:pPr>
-      <w:r>
-        <w:rPr>
-          <w:rFonts w:ascii="Times New Roman" w:eastAsia="Times New Roman" w:hAnsi="Times New Roman" w:cs="Times New Roman"/>
-          <w:sz w:val="24"/>
-          <w:szCs w:val="24"/>
-          <w:lang w:eastAsia="en-IN"/>
-        </w:rPr>
-        <w:t>NCDFE = Error</w:t>
-      </w:r>
-    </w:p>
-    <w:p>
-      <w:pPr>
-        <w:spacing w:after="0" w:line="240" w:lineRule="auto"/>
-        <w:rPr>
-          <w:rFonts w:ascii="Times New Roman" w:eastAsia="Times New Roman" w:hAnsi="Times New Roman" w:cs="Times New Roman"/>
-          <w:sz w:val="24"/>
-          <w:szCs w:val="24"/>
-          <w:lang w:eastAsia="en-IN"/>
-        </w:rPr>
-      </w:pPr>
-      <w:r>
-        <w:rPr>
-          <w:rFonts w:ascii="Times New Roman" w:eastAsia="Times New Roman" w:hAnsi="Times New Roman" w:cs="Times New Roman"/>
-          <w:sz w:val="24"/>
-          <w:szCs w:val="24"/>
-          <w:lang w:eastAsia="en-IN"/>
-        </w:rPr>
-        <w:pict>
-          <v:rect id="_x0000_i1042" style="width:0;height:1.5pt" o:hralign="center" o:hrstd="t" o:hr="t" fillcolor="#a0a0a0" stroked="f"/>
-        </w:pict>
-      </w:r>
-    </w:p>
-    <w:p>
-      <w:pPr>
-        <w:spacing w:before="100" w:beforeAutospacing="1" w:after="100" w:afterAutospacing="1" w:line="240" w:lineRule="auto"/>
-        <w:outlineLvl w:val="0"/>
-        <w:rPr>
-          <w:rFonts w:ascii="Times New Roman" w:eastAsia="Times New Roman" w:hAnsi="Times New Roman" w:cs="Times New Roman"/>
-          <w:b/>
-          <w:bCs/>
-          <w:kern w:val="36"/>
-          <w:sz w:val="48"/>
-          <w:szCs w:val="48"/>
-          <w:lang w:eastAsia="en-IN"/>
-        </w:rPr>
-      </w:pPr>
-      <w:r>
-        <w:rPr>
-          <w:rFonts w:ascii="Times New Roman" w:eastAsia="Times New Roman" w:hAnsi="Times New Roman" w:cs="Times New Roman"/>
-          <w:b/>
-          <w:bCs/>
-          <w:kern w:val="36"/>
-          <w:sz w:val="48"/>
-          <w:szCs w:val="48"/>
-          <w:lang w:eastAsia="en-IN"/>
-        </w:rPr>
-        <w:lastRenderedPageBreak/>
-        <w:t>19. JIT Compiler</w:t>
-      </w:r>
-    </w:p>
-    <w:p>
-      <w:pPr>
-        <w:spacing w:before="100" w:beforeAutospacing="1" w:after="100" w:afterAutospacing="1" w:line="240" w:lineRule="auto"/>
-        <w:outlineLvl w:val="2"/>
-        <w:rPr>
-          <w:rFonts w:ascii="Times New Roman" w:eastAsia="Times New Roman" w:hAnsi="Times New Roman" w:cs="Times New Roman"/>
-          <w:b/>
-          <w:bCs/>
-          <w:sz w:val="27"/>
-          <w:szCs w:val="27"/>
-          <w:lang w:eastAsia="en-IN"/>
-        </w:rPr>
-      </w:pPr>
-      <w:r>
-        <w:rPr>
-          <w:rFonts w:ascii="Times New Roman" w:eastAsia="Times New Roman" w:hAnsi="Times New Roman" w:cs="Times New Roman"/>
-          <w:b/>
-          <w:bCs/>
-          <w:sz w:val="27"/>
-          <w:szCs w:val="27"/>
-          <w:lang w:eastAsia="en-IN"/>
-        </w:rPr>
-        <w:t>Interview Answer</w:t>
-      </w:r>
-    </w:p>
-    <w:p>
-      <w:pPr>
-        <w:spacing w:before="100" w:beforeAutospacing="1" w:after="100" w:afterAutospacing="1" w:line="240" w:lineRule="auto"/>
-        <w:rPr>
-          <w:rFonts w:ascii="Times New Roman" w:eastAsia="Times New Roman" w:hAnsi="Times New Roman" w:cs="Times New Roman"/>
-          <w:sz w:val="24"/>
-          <w:szCs w:val="24"/>
-          <w:lang w:eastAsia="en-IN"/>
-        </w:rPr>
-      </w:pPr>
-      <w:r>
-        <w:rPr>
-          <w:rFonts w:ascii="Times New Roman" w:eastAsia="Times New Roman" w:hAnsi="Times New Roman" w:cs="Times New Roman"/>
-          <w:sz w:val="24"/>
-          <w:szCs w:val="24"/>
-          <w:lang w:eastAsia="en-IN"/>
-        </w:rPr>
-        <w:t>JIT (Just-In-Time) Compiler converts frequently executed bytecode into native machine code.</w:t>
-      </w:r>
-    </w:p>
-    <w:p>
-      <w:pPr>
-        <w:spacing w:before="100" w:beforeAutospacing="1" w:after="100" w:afterAutospacing="1" w:line="240" w:lineRule="auto"/>
-        <w:rPr>
-          <w:rFonts w:ascii="Times New Roman" w:eastAsia="Times New Roman" w:hAnsi="Times New Roman" w:cs="Times New Roman"/>
-          <w:sz w:val="24"/>
-          <w:szCs w:val="24"/>
-          <w:lang w:eastAsia="en-IN"/>
-        </w:rPr>
-      </w:pPr>
-      <w:r>
-        <w:rPr>
-          <w:rFonts w:ascii="Times New Roman" w:eastAsia="Times New Roman" w:hAnsi="Times New Roman" w:cs="Times New Roman"/>
-          <w:sz w:val="24"/>
-          <w:szCs w:val="24"/>
-          <w:lang w:eastAsia="en-IN"/>
-        </w:rPr>
-        <w:t>This improves performance by avoiding repeated interpretation.</w:t>
-      </w:r>
     </w:p>
     <w:p>
       <w:pPr>
@@ -5957,7 +5791,56 @@
           <w:szCs w:val="20"/>
           <w:lang w:eastAsia="en-IN"/>
         </w:rPr>
-        <w:t>JIT converts hot bytecode into machine code.</w:t>
+        <w:t>Class exists in code but JVM cannot locate it.</w:t>
+      </w:r>
+    </w:p>
+    <w:p>
+      <w:pPr>
+        <w:spacing w:after="0" w:line="240" w:lineRule="auto"/>
+        <w:rPr>
+          <w:rFonts w:ascii="Times New Roman" w:eastAsia="Times New Roman" w:hAnsi="Times New Roman" w:cs="Times New Roman"/>
+          <w:sz w:val="24"/>
+          <w:szCs w:val="24"/>
+          <w:lang w:eastAsia="en-IN"/>
+        </w:rPr>
+      </w:pPr>
+      <w:r>
+        <w:rPr>
+          <w:rFonts w:ascii="Times New Roman" w:eastAsia="Times New Roman" w:hAnsi="Times New Roman" w:cs="Times New Roman"/>
+          <w:sz w:val="24"/>
+          <w:szCs w:val="24"/>
+          <w:lang w:eastAsia="en-IN"/>
+        </w:rPr>
+        <w:pict>
+          <v:rect id="_x0000_i1041" style="width:0;height:1.5pt" o:hralign="center" o:hrstd="t" o:hr="t" fillcolor="#a0a0a0" stroked="f"/>
+        </w:pict>
+      </w:r>
+    </w:p>
+    <w:p>
+      <w:pPr>
+        <w:spacing w:before="100" w:beforeAutospacing="1" w:after="100" w:afterAutospacing="1" w:line="240" w:lineRule="auto"/>
+        <w:outlineLvl w:val="0"/>
+        <w:rPr>
+          <w:rFonts w:ascii="Times New Roman" w:eastAsia="Times New Roman" w:hAnsi="Times New Roman" w:cs="Times New Roman"/>
+          <w:b/>
+          <w:bCs/>
+          <w:kern w:val="36"/>
+          <w:sz w:val="48"/>
+          <w:szCs w:val="48"/>
+          <w:lang w:eastAsia="en-IN"/>
+        </w:rPr>
+      </w:pPr>
+      <w:r>
+        <w:rPr>
+          <w:rFonts w:ascii="Times New Roman" w:eastAsia="Times New Roman" w:hAnsi="Times New Roman" w:cs="Times New Roman"/>
+          <w:b/>
+          <w:bCs/>
+          <w:kern w:val="36"/>
+          <w:sz w:val="48"/>
+          <w:szCs w:val="48"/>
+          <w:lang w:eastAsia="en-IN"/>
+        </w:rPr>
+        <w:t>18. NoClassDefFoundError</w:t>
       </w:r>
     </w:p>
     <w:p>
@@ -5982,7 +5865,98 @@
           <w:szCs w:val="27"/>
           <w:lang w:eastAsia="en-IN"/>
         </w:rPr>
-        <w:t>Important Follow-Up</w:t>
+        <w:t>Interview Answer</w:t>
+      </w:r>
+    </w:p>
+    <w:p>
+      <w:pPr>
+        <w:spacing w:before="100" w:beforeAutospacing="1" w:after="100" w:afterAutospacing="1" w:line="240" w:lineRule="auto"/>
+        <w:rPr>
+          <w:rFonts w:ascii="Times New Roman" w:eastAsia="Times New Roman" w:hAnsi="Times New Roman" w:cs="Times New Roman"/>
+          <w:sz w:val="24"/>
+          <w:szCs w:val="24"/>
+          <w:lang w:eastAsia="en-IN"/>
+        </w:rPr>
+      </w:pPr>
+      <w:r>
+        <w:rPr>
+          <w:rFonts w:ascii="Times New Roman" w:eastAsia="Times New Roman" w:hAnsi="Times New Roman" w:cs="Times New Roman"/>
+          <w:sz w:val="24"/>
+          <w:szCs w:val="24"/>
+          <w:lang w:eastAsia="en-IN"/>
+        </w:rPr>
+        <w:lastRenderedPageBreak/>
+        <w:t>Class was available during compilation but missing during runtime.</w:t>
+      </w:r>
+    </w:p>
+    <w:p>
+      <w:pPr>
+        <w:spacing w:before="100" w:beforeAutospacing="1" w:after="100" w:afterAutospacing="1" w:line="240" w:lineRule="auto"/>
+        <w:outlineLvl w:val="2"/>
+        <w:rPr>
+          <w:rFonts w:ascii="Times New Roman" w:eastAsia="Times New Roman" w:hAnsi="Times New Roman" w:cs="Times New Roman"/>
+          <w:b/>
+          <w:bCs/>
+          <w:sz w:val="27"/>
+          <w:szCs w:val="27"/>
+          <w:lang w:eastAsia="en-IN"/>
+        </w:rPr>
+      </w:pPr>
+      <w:r>
+        <w:rPr>
+          <w:rFonts w:ascii="Times New Roman" w:eastAsia="Times New Roman" w:hAnsi="Times New Roman" w:cs="Times New Roman"/>
+          <w:b/>
+          <w:bCs/>
+          <w:sz w:val="27"/>
+          <w:szCs w:val="27"/>
+          <w:lang w:eastAsia="en-IN"/>
+        </w:rPr>
+        <w:t>Example</w:t>
+      </w:r>
+    </w:p>
+    <w:p>
+      <w:pPr>
+        <w:spacing w:before="100" w:beforeAutospacing="1" w:after="100" w:afterAutospacing="1" w:line="240" w:lineRule="auto"/>
+        <w:rPr>
+          <w:rFonts w:ascii="Times New Roman" w:eastAsia="Times New Roman" w:hAnsi="Times New Roman" w:cs="Times New Roman"/>
+          <w:sz w:val="24"/>
+          <w:szCs w:val="24"/>
+          <w:lang w:eastAsia="en-IN"/>
+        </w:rPr>
+      </w:pPr>
+      <w:r>
+        <w:rPr>
+          <w:rFonts w:ascii="Times New Roman" w:eastAsia="Times New Roman" w:hAnsi="Times New Roman" w:cs="Times New Roman"/>
+          <w:sz w:val="24"/>
+          <w:szCs w:val="24"/>
+          <w:lang w:eastAsia="en-IN"/>
+        </w:rPr>
+        <w:t>Class deleted after compilation.</w:t>
+      </w:r>
+    </w:p>
+    <w:p>
+      <w:pPr>
+        <w:spacing w:before="100" w:beforeAutospacing="1" w:after="100" w:afterAutospacing="1" w:line="240" w:lineRule="auto"/>
+        <w:outlineLvl w:val="2"/>
+        <w:rPr>
+          <w:rFonts w:ascii="Times New Roman" w:eastAsia="Times New Roman" w:hAnsi="Times New Roman" w:cs="Times New Roman"/>
+          <w:b/>
+          <w:bCs/>
+          <w:sz w:val="27"/>
+          <w:szCs w:val="27"/>
+          <w:lang w:eastAsia="en-IN"/>
+        </w:rPr>
+      </w:pPr>
+      <w:r>
+        <w:rPr>
+          <w:rFonts w:ascii="Times New Roman" w:eastAsia="Times New Roman" w:hAnsi="Times New Roman" w:cs="Times New Roman"/>
+          <w:b/>
+          <w:bCs/>
+          <w:sz w:val="27"/>
+          <w:szCs w:val="27"/>
+          <w:lang w:eastAsia="en-IN"/>
+        </w:rPr>
+        <w:t>One-Liner</w:t>
       </w:r>
     </w:p>
     <w:p>
@@ -6013,84 +5987,17 @@
           <w:lang w:eastAsia="en-IN"/>
         </w:rPr>
       </w:pPr>
-      <w:r>
-        <w:rPr>
-          <w:rFonts w:ascii="Courier New" w:eastAsia="Times New Roman" w:hAnsi="Courier New" w:cs="Courier New"/>
-          <w:sz w:val="20"/>
-          <w:szCs w:val="20"/>
-          <w:lang w:eastAsia="en-IN"/>
-        </w:rPr>
-        <w:t>How does JIT improve performance?</w:t>
-      </w:r>
-    </w:p>
-    <w:p>
-      <w:pPr>
-        <w:spacing w:before="100" w:beforeAutospacing="1" w:after="100" w:afterAutospacing="1" w:line="240" w:lineRule="auto"/>
-        <w:rPr>
-          <w:rFonts w:ascii="Times New Roman" w:eastAsia="Times New Roman" w:hAnsi="Times New Roman" w:cs="Times New Roman"/>
-          <w:sz w:val="24"/>
-          <w:szCs w:val="24"/>
-          <w:lang w:eastAsia="en-IN"/>
-        </w:rPr>
-      </w:pPr>
-      <w:r>
-        <w:rPr>
-          <w:rFonts w:ascii="Times New Roman" w:eastAsia="Times New Roman" w:hAnsi="Times New Roman" w:cs="Times New Roman"/>
-          <w:sz w:val="24"/>
-          <w:szCs w:val="24"/>
-          <w:lang w:eastAsia="en-IN"/>
-        </w:rPr>
-        <w:t>By compiling frequently executed code once and reusing it.</w:t>
-      </w:r>
-    </w:p>
-    <w:p>
-      <w:pPr>
-        <w:spacing w:after="0" w:line="240" w:lineRule="auto"/>
-        <w:rPr>
-          <w:rFonts w:ascii="Times New Roman" w:eastAsia="Times New Roman" w:hAnsi="Times New Roman" w:cs="Times New Roman"/>
-          <w:sz w:val="24"/>
-          <w:szCs w:val="24"/>
-          <w:lang w:eastAsia="en-IN"/>
-        </w:rPr>
-      </w:pPr>
-      <w:r>
-        <w:rPr>
-          <w:rFonts w:ascii="Times New Roman" w:eastAsia="Times New Roman" w:hAnsi="Times New Roman" w:cs="Times New Roman"/>
-          <w:sz w:val="24"/>
-          <w:szCs w:val="24"/>
-          <w:lang w:eastAsia="en-IN"/>
-        </w:rPr>
-        <w:pict>
-          <v:rect id="_x0000_i1043" style="width:0;height:1.5pt" o:hralign="center" o:hrstd="t" o:hr="t" fillcolor="#a0a0a0" stroked="f"/>
-        </w:pict>
-      </w:r>
-    </w:p>
-    <w:p>
-      <w:pPr>
-        <w:spacing w:before="100" w:beforeAutospacing="1" w:after="100" w:afterAutospacing="1" w:line="240" w:lineRule="auto"/>
-        <w:outlineLvl w:val="0"/>
-        <w:rPr>
-          <w:rFonts w:ascii="Times New Roman" w:eastAsia="Times New Roman" w:hAnsi="Times New Roman" w:cs="Times New Roman"/>
-          <w:b/>
-          <w:bCs/>
-          <w:kern w:val="36"/>
-          <w:sz w:val="48"/>
-          <w:szCs w:val="48"/>
-          <w:lang w:eastAsia="en-IN"/>
-        </w:rPr>
-      </w:pPr>
-      <w:r>
-        <w:rPr>
-          <w:rFonts w:ascii="Times New Roman" w:eastAsia="Times New Roman" w:hAnsi="Times New Roman" w:cs="Times New Roman"/>
-          <w:b/>
-          <w:bCs/>
-          <w:kern w:val="36"/>
-          <w:sz w:val="48"/>
-          <w:szCs w:val="48"/>
-          <w:lang w:eastAsia="en-IN"/>
-        </w:rPr>
-        <w:t>20. Escape Analysis</w:t>
-      </w:r>
+      <w:proofErr w:type="gramStart"/>
+      <w:r>
+        <w:rPr>
+          <w:rFonts w:ascii="Courier New" w:eastAsia="Times New Roman" w:hAnsi="Courier New" w:cs="Courier New"/>
+          <w:sz w:val="20"/>
+          <w:szCs w:val="20"/>
+          <w:lang w:eastAsia="en-IN"/>
+        </w:rPr>
+        <w:t>Compiled successfully but class unavailable during execution.</w:t>
+      </w:r>
+      <w:proofErr w:type="gramEnd"/>
     </w:p>
     <w:p>
       <w:pPr>
@@ -6114,93 +6021,7 @@
           <w:szCs w:val="27"/>
           <w:lang w:eastAsia="en-IN"/>
         </w:rPr>
-        <w:lastRenderedPageBreak/>
-        <w:t>Interview Answer</w:t>
-      </w:r>
-    </w:p>
-    <w:p>
-      <w:pPr>
-        <w:spacing w:before="100" w:beforeAutospacing="1" w:after="100" w:afterAutospacing="1" w:line="240" w:lineRule="auto"/>
-        <w:rPr>
-          <w:rFonts w:ascii="Times New Roman" w:eastAsia="Times New Roman" w:hAnsi="Times New Roman" w:cs="Times New Roman"/>
-          <w:sz w:val="24"/>
-          <w:szCs w:val="24"/>
-          <w:lang w:eastAsia="en-IN"/>
-        </w:rPr>
-      </w:pPr>
-      <w:r>
-        <w:rPr>
-          <w:rFonts w:ascii="Times New Roman" w:eastAsia="Times New Roman" w:hAnsi="Times New Roman" w:cs="Times New Roman"/>
-          <w:sz w:val="24"/>
-          <w:szCs w:val="24"/>
-          <w:lang w:eastAsia="en-IN"/>
-        </w:rPr>
-        <w:t>Escape Analysis checks whether an object is accessible outside a method.</w:t>
-      </w:r>
-    </w:p>
-    <w:p>
-      <w:pPr>
-        <w:spacing w:before="100" w:beforeAutospacing="1" w:after="100" w:afterAutospacing="1" w:line="240" w:lineRule="auto"/>
-        <w:rPr>
-          <w:rFonts w:ascii="Times New Roman" w:eastAsia="Times New Roman" w:hAnsi="Times New Roman" w:cs="Times New Roman"/>
-          <w:sz w:val="24"/>
-          <w:szCs w:val="24"/>
-          <w:lang w:eastAsia="en-IN"/>
-        </w:rPr>
-      </w:pPr>
-      <w:r>
-        <w:rPr>
-          <w:rFonts w:ascii="Times New Roman" w:eastAsia="Times New Roman" w:hAnsi="Times New Roman" w:cs="Times New Roman"/>
-          <w:sz w:val="24"/>
-          <w:szCs w:val="24"/>
-          <w:lang w:eastAsia="en-IN"/>
-        </w:rPr>
-        <w:t>If object does not escape, JVM may allocate it on Stack instead of Heap.</w:t>
-      </w:r>
-    </w:p>
-    <w:p>
-      <w:pPr>
-        <w:spacing w:before="100" w:beforeAutospacing="1" w:after="100" w:afterAutospacing="1" w:line="240" w:lineRule="auto"/>
-        <w:rPr>
-          <w:rFonts w:ascii="Times New Roman" w:eastAsia="Times New Roman" w:hAnsi="Times New Roman" w:cs="Times New Roman"/>
-          <w:sz w:val="24"/>
-          <w:szCs w:val="24"/>
-          <w:lang w:eastAsia="en-IN"/>
-        </w:rPr>
-      </w:pPr>
-      <w:r>
-        <w:rPr>
-          <w:rFonts w:ascii="Times New Roman" w:eastAsia="Times New Roman" w:hAnsi="Times New Roman" w:cs="Times New Roman"/>
-          <w:sz w:val="24"/>
-          <w:szCs w:val="24"/>
-          <w:lang w:eastAsia="en-IN"/>
-        </w:rPr>
-        <w:t>This reduces GC pressure.</w:t>
-      </w:r>
-    </w:p>
-    <w:p>
-      <w:pPr>
-        <w:spacing w:before="100" w:beforeAutospacing="1" w:after="100" w:afterAutospacing="1" w:line="240" w:lineRule="auto"/>
-        <w:outlineLvl w:val="2"/>
-        <w:rPr>
-          <w:rFonts w:ascii="Times New Roman" w:eastAsia="Times New Roman" w:hAnsi="Times New Roman" w:cs="Times New Roman"/>
-          <w:b/>
-          <w:bCs/>
-          <w:sz w:val="27"/>
-          <w:szCs w:val="27"/>
-          <w:lang w:eastAsia="en-IN"/>
-        </w:rPr>
-      </w:pPr>
-      <w:r>
-        <w:rPr>
-          <w:rFonts w:ascii="Times New Roman" w:eastAsia="Times New Roman" w:hAnsi="Times New Roman" w:cs="Times New Roman"/>
-          <w:b/>
-          <w:bCs/>
-          <w:sz w:val="27"/>
-          <w:szCs w:val="27"/>
-          <w:lang w:eastAsia="en-IN"/>
-        </w:rPr>
-        <w:t>Example</w:t>
+        <w:t>Important Follow-Up</w:t>
       </w:r>
     </w:p>
     <w:p>
@@ -6231,6 +6052,7 @@
           <w:lang w:eastAsia="en-IN"/>
         </w:rPr>
       </w:pPr>
+      <w:proofErr w:type="spellStart"/>
       <w:proofErr w:type="gramStart"/>
       <w:r>
         <w:rPr>
@@ -6239,17 +6061,198 @@
           <w:szCs w:val="20"/>
           <w:lang w:eastAsia="en-IN"/>
         </w:rPr>
-        <w:t>public</w:t>
+        <w:t>ClassNotFoundException</w:t>
+      </w:r>
+      <w:proofErr w:type="spellEnd"/>
+      <w:r>
+        <w:rPr>
+          <w:rFonts w:ascii="Courier New" w:eastAsia="Times New Roman" w:hAnsi="Courier New" w:cs="Courier New"/>
+          <w:sz w:val="20"/>
+          <w:szCs w:val="20"/>
+          <w:lang w:eastAsia="en-IN"/>
+        </w:rPr>
+        <w:t xml:space="preserve"> vs NoClassDefFoundError?</w:t>
       </w:r>
       <w:proofErr w:type="gramEnd"/>
-      <w:r>
-        <w:rPr>
-          <w:rFonts w:ascii="Courier New" w:eastAsia="Times New Roman" w:hAnsi="Courier New" w:cs="Courier New"/>
-          <w:sz w:val="20"/>
-          <w:szCs w:val="20"/>
-          <w:lang w:eastAsia="en-IN"/>
-        </w:rPr>
-        <w:t xml:space="preserve"> void test(){</w:t>
+    </w:p>
+    <w:p>
+      <w:pPr>
+        <w:spacing w:before="100" w:beforeAutospacing="1" w:after="100" w:afterAutospacing="1" w:line="240" w:lineRule="auto"/>
+        <w:rPr>
+          <w:rFonts w:ascii="Times New Roman" w:eastAsia="Times New Roman" w:hAnsi="Times New Roman" w:cs="Times New Roman"/>
+          <w:sz w:val="24"/>
+          <w:szCs w:val="24"/>
+          <w:lang w:eastAsia="en-IN"/>
+        </w:rPr>
+      </w:pPr>
+      <w:r>
+        <w:rPr>
+          <w:rFonts w:ascii="Times New Roman" w:eastAsia="Times New Roman" w:hAnsi="Times New Roman" w:cs="Times New Roman"/>
+          <w:sz w:val="24"/>
+          <w:szCs w:val="24"/>
+          <w:lang w:eastAsia="en-IN"/>
+        </w:rPr>
+        <w:t>CNFE = Checked Exception</w:t>
+      </w:r>
+    </w:p>
+    <w:p>
+      <w:pPr>
+        <w:spacing w:before="100" w:beforeAutospacing="1" w:after="100" w:afterAutospacing="1" w:line="240" w:lineRule="auto"/>
+        <w:rPr>
+          <w:rFonts w:ascii="Times New Roman" w:eastAsia="Times New Roman" w:hAnsi="Times New Roman" w:cs="Times New Roman"/>
+          <w:sz w:val="24"/>
+          <w:szCs w:val="24"/>
+          <w:lang w:eastAsia="en-IN"/>
+        </w:rPr>
+      </w:pPr>
+      <w:r>
+        <w:rPr>
+          <w:rFonts w:ascii="Times New Roman" w:eastAsia="Times New Roman" w:hAnsi="Times New Roman" w:cs="Times New Roman"/>
+          <w:sz w:val="24"/>
+          <w:szCs w:val="24"/>
+          <w:lang w:eastAsia="en-IN"/>
+        </w:rPr>
+        <w:t>NCDFE = Error</w:t>
+      </w:r>
+    </w:p>
+    <w:p>
+      <w:pPr>
+        <w:spacing w:after="0" w:line="240" w:lineRule="auto"/>
+        <w:rPr>
+          <w:rFonts w:ascii="Times New Roman" w:eastAsia="Times New Roman" w:hAnsi="Times New Roman" w:cs="Times New Roman"/>
+          <w:sz w:val="24"/>
+          <w:szCs w:val="24"/>
+          <w:lang w:eastAsia="en-IN"/>
+        </w:rPr>
+      </w:pPr>
+      <w:r>
+        <w:rPr>
+          <w:rFonts w:ascii="Times New Roman" w:eastAsia="Times New Roman" w:hAnsi="Times New Roman" w:cs="Times New Roman"/>
+          <w:sz w:val="24"/>
+          <w:szCs w:val="24"/>
+          <w:lang w:eastAsia="en-IN"/>
+        </w:rPr>
+        <w:pict>
+          <v:rect id="_x0000_i1042" style="width:0;height:1.5pt" o:hralign="center" o:hrstd="t" o:hr="t" fillcolor="#a0a0a0" stroked="f"/>
+        </w:pict>
+      </w:r>
+    </w:p>
+    <w:p>
+      <w:pPr>
+        <w:spacing w:before="100" w:beforeAutospacing="1" w:after="100" w:afterAutospacing="1" w:line="240" w:lineRule="auto"/>
+        <w:outlineLvl w:val="0"/>
+        <w:rPr>
+          <w:rFonts w:ascii="Times New Roman" w:eastAsia="Times New Roman" w:hAnsi="Times New Roman" w:cs="Times New Roman"/>
+          <w:b/>
+          <w:bCs/>
+          <w:kern w:val="36"/>
+          <w:sz w:val="48"/>
+          <w:szCs w:val="48"/>
+          <w:lang w:eastAsia="en-IN"/>
+        </w:rPr>
+      </w:pPr>
+      <w:r>
+        <w:rPr>
+          <w:rFonts w:ascii="Times New Roman" w:eastAsia="Times New Roman" w:hAnsi="Times New Roman" w:cs="Times New Roman"/>
+          <w:b/>
+          <w:bCs/>
+          <w:kern w:val="36"/>
+          <w:sz w:val="48"/>
+          <w:szCs w:val="48"/>
+          <w:lang w:eastAsia="en-IN"/>
+        </w:rPr>
+        <w:t>19. JIT Compiler</w:t>
+      </w:r>
+    </w:p>
+    <w:p>
+      <w:pPr>
+        <w:spacing w:before="100" w:beforeAutospacing="1" w:after="100" w:afterAutospacing="1" w:line="240" w:lineRule="auto"/>
+        <w:outlineLvl w:val="2"/>
+        <w:rPr>
+          <w:rFonts w:ascii="Times New Roman" w:eastAsia="Times New Roman" w:hAnsi="Times New Roman" w:cs="Times New Roman"/>
+          <w:b/>
+          <w:bCs/>
+          <w:sz w:val="27"/>
+          <w:szCs w:val="27"/>
+          <w:lang w:eastAsia="en-IN"/>
+        </w:rPr>
+      </w:pPr>
+      <w:r>
+        <w:rPr>
+          <w:rFonts w:ascii="Times New Roman" w:eastAsia="Times New Roman" w:hAnsi="Times New Roman" w:cs="Times New Roman"/>
+          <w:b/>
+          <w:bCs/>
+          <w:sz w:val="27"/>
+          <w:szCs w:val="27"/>
+          <w:lang w:eastAsia="en-IN"/>
+        </w:rPr>
+        <w:t>Interview Answer</w:t>
+      </w:r>
+    </w:p>
+    <w:p>
+      <w:pPr>
+        <w:spacing w:before="100" w:beforeAutospacing="1" w:after="100" w:afterAutospacing="1" w:line="240" w:lineRule="auto"/>
+        <w:rPr>
+          <w:rFonts w:ascii="Times New Roman" w:eastAsia="Times New Roman" w:hAnsi="Times New Roman" w:cs="Times New Roman"/>
+          <w:sz w:val="24"/>
+          <w:szCs w:val="24"/>
+          <w:lang w:eastAsia="en-IN"/>
+        </w:rPr>
+      </w:pPr>
+      <w:r>
+        <w:rPr>
+          <w:rFonts w:ascii="Times New Roman" w:eastAsia="Times New Roman" w:hAnsi="Times New Roman" w:cs="Times New Roman"/>
+          <w:sz w:val="24"/>
+          <w:szCs w:val="24"/>
+          <w:lang w:eastAsia="en-IN"/>
+        </w:rPr>
+        <w:lastRenderedPageBreak/>
+        <w:t>JIT (Just-In-Time) Compiler converts frequently executed bytecode into native machine code.</w:t>
+      </w:r>
+    </w:p>
+    <w:p>
+      <w:pPr>
+        <w:spacing w:before="100" w:beforeAutospacing="1" w:after="100" w:afterAutospacing="1" w:line="240" w:lineRule="auto"/>
+        <w:rPr>
+          <w:rFonts w:ascii="Times New Roman" w:eastAsia="Times New Roman" w:hAnsi="Times New Roman" w:cs="Times New Roman"/>
+          <w:sz w:val="24"/>
+          <w:szCs w:val="24"/>
+          <w:lang w:eastAsia="en-IN"/>
+        </w:rPr>
+      </w:pPr>
+      <w:r>
+        <w:rPr>
+          <w:rFonts w:ascii="Times New Roman" w:eastAsia="Times New Roman" w:hAnsi="Times New Roman" w:cs="Times New Roman"/>
+          <w:sz w:val="24"/>
+          <w:szCs w:val="24"/>
+          <w:lang w:eastAsia="en-IN"/>
+        </w:rPr>
+        <w:t>This improves performance by avoiding repeated interpretation.</w:t>
+      </w:r>
+    </w:p>
+    <w:p>
+      <w:pPr>
+        <w:spacing w:before="100" w:beforeAutospacing="1" w:after="100" w:afterAutospacing="1" w:line="240" w:lineRule="auto"/>
+        <w:outlineLvl w:val="2"/>
+        <w:rPr>
+          <w:rFonts w:ascii="Times New Roman" w:eastAsia="Times New Roman" w:hAnsi="Times New Roman" w:cs="Times New Roman"/>
+          <w:b/>
+          <w:bCs/>
+          <w:sz w:val="27"/>
+          <w:szCs w:val="27"/>
+          <w:lang w:eastAsia="en-IN"/>
+        </w:rPr>
+      </w:pPr>
+      <w:r>
+        <w:rPr>
+          <w:rFonts w:ascii="Times New Roman" w:eastAsia="Times New Roman" w:hAnsi="Times New Roman" w:cs="Times New Roman"/>
+          <w:b/>
+          <w:bCs/>
+          <w:sz w:val="27"/>
+          <w:szCs w:val="27"/>
+          <w:lang w:eastAsia="en-IN"/>
+        </w:rPr>
+        <w:t>One-Liner</w:t>
       </w:r>
     </w:p>
     <w:p>
@@ -6287,27 +6290,32 @@
           <w:szCs w:val="20"/>
           <w:lang w:eastAsia="en-IN"/>
         </w:rPr>
-        <w:t xml:space="preserve">   Employee e = new </w:t>
-      </w:r>
-      <w:proofErr w:type="gramStart"/>
-      <w:r>
-        <w:rPr>
-          <w:rFonts w:ascii="Courier New" w:eastAsia="Times New Roman" w:hAnsi="Courier New" w:cs="Courier New"/>
-          <w:sz w:val="20"/>
-          <w:szCs w:val="20"/>
-          <w:lang w:eastAsia="en-IN"/>
-        </w:rPr>
-        <w:t>Employee(</w:t>
-      </w:r>
-      <w:proofErr w:type="gramEnd"/>
-      <w:r>
-        <w:rPr>
-          <w:rFonts w:ascii="Courier New" w:eastAsia="Times New Roman" w:hAnsi="Courier New" w:cs="Courier New"/>
-          <w:sz w:val="20"/>
-          <w:szCs w:val="20"/>
-          <w:lang w:eastAsia="en-IN"/>
-        </w:rPr>
-        <w:t>);</w:t>
+        <w:t>JIT converts hot bytecode into machine code.</w:t>
+      </w:r>
+    </w:p>
+    <w:p>
+      <w:pPr>
+        <w:spacing w:before="100" w:beforeAutospacing="1" w:after="100" w:afterAutospacing="1" w:line="240" w:lineRule="auto"/>
+        <w:outlineLvl w:val="2"/>
+        <w:rPr>
+          <w:rFonts w:ascii="Times New Roman" w:eastAsia="Times New Roman" w:hAnsi="Times New Roman" w:cs="Times New Roman"/>
+          <w:b/>
+          <w:bCs/>
+          <w:sz w:val="27"/>
+          <w:szCs w:val="27"/>
+          <w:lang w:eastAsia="en-IN"/>
+        </w:rPr>
+      </w:pPr>
+      <w:r>
+        <w:rPr>
+          <w:rFonts w:ascii="Times New Roman" w:eastAsia="Times New Roman" w:hAnsi="Times New Roman" w:cs="Times New Roman"/>
+          <w:b/>
+          <w:bCs/>
+          <w:sz w:val="27"/>
+          <w:szCs w:val="27"/>
+          <w:lang w:eastAsia="en-IN"/>
+        </w:rPr>
+        <w:t>Important Follow-Up</w:t>
       </w:r>
     </w:p>
     <w:p>
@@ -6345,27 +6353,76 @@
           <w:szCs w:val="20"/>
           <w:lang w:eastAsia="en-IN"/>
         </w:rPr>
-        <w:t>}</w:t>
-      </w:r>
-    </w:p>
-    <w:p>
-      <w:pPr>
-        <w:spacing w:before="100" w:beforeAutospacing="1" w:after="100" w:afterAutospacing="1" w:line="240" w:lineRule="auto"/>
-        <w:rPr>
-          <w:rFonts w:ascii="Times New Roman" w:eastAsia="Times New Roman" w:hAnsi="Times New Roman" w:cs="Times New Roman"/>
-          <w:sz w:val="24"/>
-          <w:szCs w:val="24"/>
-          <w:lang w:eastAsia="en-IN"/>
-        </w:rPr>
-      </w:pPr>
-      <w:r>
-        <w:rPr>
-          <w:rFonts w:ascii="Times New Roman" w:eastAsia="Times New Roman" w:hAnsi="Times New Roman" w:cs="Times New Roman"/>
-          <w:sz w:val="24"/>
-          <w:szCs w:val="24"/>
-          <w:lang w:eastAsia="en-IN"/>
-        </w:rPr>
-        <w:t>Object may remain within method scope.</w:t>
+        <w:t>How does JIT improve performance?</w:t>
+      </w:r>
+    </w:p>
+    <w:p>
+      <w:pPr>
+        <w:spacing w:before="100" w:beforeAutospacing="1" w:after="100" w:afterAutospacing="1" w:line="240" w:lineRule="auto"/>
+        <w:rPr>
+          <w:rFonts w:ascii="Times New Roman" w:eastAsia="Times New Roman" w:hAnsi="Times New Roman" w:cs="Times New Roman"/>
+          <w:sz w:val="24"/>
+          <w:szCs w:val="24"/>
+          <w:lang w:eastAsia="en-IN"/>
+        </w:rPr>
+      </w:pPr>
+      <w:r>
+        <w:rPr>
+          <w:rFonts w:ascii="Times New Roman" w:eastAsia="Times New Roman" w:hAnsi="Times New Roman" w:cs="Times New Roman"/>
+          <w:sz w:val="24"/>
+          <w:szCs w:val="24"/>
+          <w:lang w:eastAsia="en-IN"/>
+        </w:rPr>
+        <w:t>By compiling frequently executed code once and reusing it.</w:t>
+      </w:r>
+    </w:p>
+    <w:p>
+      <w:pPr>
+        <w:spacing w:after="0" w:line="240" w:lineRule="auto"/>
+        <w:rPr>
+          <w:rFonts w:ascii="Times New Roman" w:eastAsia="Times New Roman" w:hAnsi="Times New Roman" w:cs="Times New Roman"/>
+          <w:sz w:val="24"/>
+          <w:szCs w:val="24"/>
+          <w:lang w:eastAsia="en-IN"/>
+        </w:rPr>
+      </w:pPr>
+      <w:r>
+        <w:rPr>
+          <w:rFonts w:ascii="Times New Roman" w:eastAsia="Times New Roman" w:hAnsi="Times New Roman" w:cs="Times New Roman"/>
+          <w:sz w:val="24"/>
+          <w:szCs w:val="24"/>
+          <w:lang w:eastAsia="en-IN"/>
+        </w:rPr>
+        <w:pict>
+          <v:rect id="_x0000_i1043" style="width:0;height:1.5pt" o:hralign="center" o:hrstd="t" o:hr="t" fillcolor="#a0a0a0" stroked="f"/>
+        </w:pict>
+      </w:r>
+    </w:p>
+    <w:p>
+      <w:pPr>
+        <w:spacing w:before="100" w:beforeAutospacing="1" w:after="100" w:afterAutospacing="1" w:line="240" w:lineRule="auto"/>
+        <w:outlineLvl w:val="0"/>
+        <w:rPr>
+          <w:rFonts w:ascii="Times New Roman" w:eastAsia="Times New Roman" w:hAnsi="Times New Roman" w:cs="Times New Roman"/>
+          <w:b/>
+          <w:bCs/>
+          <w:kern w:val="36"/>
+          <w:sz w:val="48"/>
+          <w:szCs w:val="48"/>
+          <w:lang w:eastAsia="en-IN"/>
+        </w:rPr>
+      </w:pPr>
+      <w:r>
+        <w:rPr>
+          <w:rFonts w:ascii="Times New Roman" w:eastAsia="Times New Roman" w:hAnsi="Times New Roman" w:cs="Times New Roman"/>
+          <w:b/>
+          <w:bCs/>
+          <w:kern w:val="36"/>
+          <w:sz w:val="48"/>
+          <w:szCs w:val="48"/>
+          <w:lang w:eastAsia="en-IN"/>
+        </w:rPr>
+        <w:t>20. Escape Analysis</w:t>
       </w:r>
     </w:p>
     <w:p>
@@ -6390,7 +6447,93 @@
           <w:szCs w:val="27"/>
           <w:lang w:eastAsia="en-IN"/>
         </w:rPr>
-        <w:t>One-Liner</w:t>
+        <w:t>Interview Answer</w:t>
+      </w:r>
+    </w:p>
+    <w:p>
+      <w:pPr>
+        <w:spacing w:before="100" w:beforeAutospacing="1" w:after="100" w:afterAutospacing="1" w:line="240" w:lineRule="auto"/>
+        <w:rPr>
+          <w:rFonts w:ascii="Times New Roman" w:eastAsia="Times New Roman" w:hAnsi="Times New Roman" w:cs="Times New Roman"/>
+          <w:sz w:val="24"/>
+          <w:szCs w:val="24"/>
+          <w:lang w:eastAsia="en-IN"/>
+        </w:rPr>
+      </w:pPr>
+      <w:r>
+        <w:rPr>
+          <w:rFonts w:ascii="Times New Roman" w:eastAsia="Times New Roman" w:hAnsi="Times New Roman" w:cs="Times New Roman"/>
+          <w:sz w:val="24"/>
+          <w:szCs w:val="24"/>
+          <w:lang w:eastAsia="en-IN"/>
+        </w:rPr>
+        <w:t>Escape Analysis checks whether an object is accessible outside a method.</w:t>
+      </w:r>
+    </w:p>
+    <w:p>
+      <w:pPr>
+        <w:spacing w:before="100" w:beforeAutospacing="1" w:after="100" w:afterAutospacing="1" w:line="240" w:lineRule="auto"/>
+        <w:rPr>
+          <w:rFonts w:ascii="Times New Roman" w:eastAsia="Times New Roman" w:hAnsi="Times New Roman" w:cs="Times New Roman"/>
+          <w:sz w:val="24"/>
+          <w:szCs w:val="24"/>
+          <w:lang w:eastAsia="en-IN"/>
+        </w:rPr>
+      </w:pPr>
+      <w:r>
+        <w:rPr>
+          <w:rFonts w:ascii="Times New Roman" w:eastAsia="Times New Roman" w:hAnsi="Times New Roman" w:cs="Times New Roman"/>
+          <w:sz w:val="24"/>
+          <w:szCs w:val="24"/>
+          <w:lang w:eastAsia="en-IN"/>
+        </w:rPr>
+        <w:t>If object does not escape, JVM may allocate it on Stack instead of Heap.</w:t>
+      </w:r>
+    </w:p>
+    <w:p>
+      <w:pPr>
+        <w:spacing w:before="100" w:beforeAutospacing="1" w:after="100" w:afterAutospacing="1" w:line="240" w:lineRule="auto"/>
+        <w:rPr>
+          <w:rFonts w:ascii="Times New Roman" w:eastAsia="Times New Roman" w:hAnsi="Times New Roman" w:cs="Times New Roman"/>
+          <w:sz w:val="24"/>
+          <w:szCs w:val="24"/>
+          <w:lang w:eastAsia="en-IN"/>
+        </w:rPr>
+      </w:pPr>
+      <w:r>
+        <w:rPr>
+          <w:rFonts w:ascii="Times New Roman" w:eastAsia="Times New Roman" w:hAnsi="Times New Roman" w:cs="Times New Roman"/>
+          <w:sz w:val="24"/>
+          <w:szCs w:val="24"/>
+          <w:lang w:eastAsia="en-IN"/>
+        </w:rPr>
+        <w:lastRenderedPageBreak/>
+        <w:t>This reduces GC pressure.</w:t>
+      </w:r>
+    </w:p>
+    <w:p>
+      <w:pPr>
+        <w:spacing w:before="100" w:beforeAutospacing="1" w:after="100" w:afterAutospacing="1" w:line="240" w:lineRule="auto"/>
+        <w:outlineLvl w:val="2"/>
+        <w:rPr>
+          <w:rFonts w:ascii="Times New Roman" w:eastAsia="Times New Roman" w:hAnsi="Times New Roman" w:cs="Times New Roman"/>
+          <w:b/>
+          <w:bCs/>
+          <w:sz w:val="27"/>
+          <w:szCs w:val="27"/>
+          <w:lang w:eastAsia="en-IN"/>
+        </w:rPr>
+      </w:pPr>
+      <w:r>
+        <w:rPr>
+          <w:rFonts w:ascii="Times New Roman" w:eastAsia="Times New Roman" w:hAnsi="Times New Roman" w:cs="Times New Roman"/>
+          <w:b/>
+          <w:bCs/>
+          <w:sz w:val="27"/>
+          <w:szCs w:val="27"/>
+          <w:lang w:eastAsia="en-IN"/>
+        </w:rPr>
+        <w:t>Example</w:t>
       </w:r>
     </w:p>
     <w:p>
@@ -6421,204 +6564,25 @@
           <w:lang w:eastAsia="en-IN"/>
         </w:rPr>
       </w:pPr>
-      <w:r>
-        <w:rPr>
-          <w:rFonts w:ascii="Courier New" w:eastAsia="Times New Roman" w:hAnsi="Courier New" w:cs="Courier New"/>
-          <w:sz w:val="20"/>
-          <w:szCs w:val="20"/>
-          <w:lang w:eastAsia="en-IN"/>
-        </w:rPr>
-        <w:t>Escape Analysis reduces object allocation and GC overhead.</w:t>
-      </w:r>
-    </w:p>
-    <w:p>
-      <w:pPr>
-        <w:spacing w:after="0" w:line="240" w:lineRule="auto"/>
-        <w:rPr>
-          <w:rFonts w:ascii="Times New Roman" w:eastAsia="Times New Roman" w:hAnsi="Times New Roman" w:cs="Times New Roman"/>
-          <w:sz w:val="24"/>
-          <w:szCs w:val="24"/>
-          <w:lang w:eastAsia="en-IN"/>
-        </w:rPr>
-      </w:pPr>
-      <w:r>
-        <w:rPr>
-          <w:rFonts w:ascii="Times New Roman" w:eastAsia="Times New Roman" w:hAnsi="Times New Roman" w:cs="Times New Roman"/>
-          <w:sz w:val="24"/>
-          <w:szCs w:val="24"/>
-          <w:lang w:eastAsia="en-IN"/>
-        </w:rPr>
-        <w:pict>
-          <v:rect id="_x0000_i1044" style="width:0;height:1.5pt" o:hralign="center" o:hrstd="t" o:hr="t" fillcolor="#a0a0a0" stroked="f"/>
-        </w:pict>
-      </w:r>
-    </w:p>
-    <w:p>
-      <w:pPr>
-        <w:spacing w:before="100" w:beforeAutospacing="1" w:after="100" w:afterAutospacing="1" w:line="240" w:lineRule="auto"/>
-        <w:outlineLvl w:val="0"/>
-        <w:rPr>
-          <w:rFonts w:ascii="Times New Roman" w:eastAsia="Times New Roman" w:hAnsi="Times New Roman" w:cs="Times New Roman"/>
-          <w:b/>
-          <w:bCs/>
-          <w:kern w:val="36"/>
-          <w:sz w:val="48"/>
-          <w:szCs w:val="48"/>
-          <w:lang w:eastAsia="en-IN"/>
-        </w:rPr>
-      </w:pPr>
-      <w:r>
-        <w:rPr>
-          <w:rFonts w:ascii="Times New Roman" w:eastAsia="Times New Roman" w:hAnsi="Times New Roman" w:cs="Times New Roman"/>
-          <w:b/>
-          <w:bCs/>
-          <w:kern w:val="36"/>
-          <w:sz w:val="48"/>
-          <w:szCs w:val="48"/>
-          <w:lang w:eastAsia="en-IN"/>
-        </w:rPr>
-        <w:t xml:space="preserve">21. </w:t>
-      </w:r>
-      <w:proofErr w:type="spellStart"/>
-      <w:r>
-        <w:rPr>
-          <w:rFonts w:ascii="Times New Roman" w:eastAsia="Times New Roman" w:hAnsi="Times New Roman" w:cs="Times New Roman"/>
-          <w:b/>
-          <w:bCs/>
-          <w:kern w:val="36"/>
-          <w:sz w:val="48"/>
-          <w:szCs w:val="48"/>
-          <w:lang w:eastAsia="en-IN"/>
-        </w:rPr>
-        <w:t>Metaspace</w:t>
-      </w:r>
-      <w:proofErr w:type="spellEnd"/>
-      <w:r>
-        <w:rPr>
-          <w:rFonts w:ascii="Times New Roman" w:eastAsia="Times New Roman" w:hAnsi="Times New Roman" w:cs="Times New Roman"/>
-          <w:b/>
-          <w:bCs/>
-          <w:kern w:val="36"/>
-          <w:sz w:val="48"/>
-          <w:szCs w:val="48"/>
-          <w:lang w:eastAsia="en-IN"/>
-        </w:rPr>
-        <w:t xml:space="preserve"> vs </w:t>
-      </w:r>
-      <w:proofErr w:type="spellStart"/>
-      <w:r>
-        <w:rPr>
-          <w:rFonts w:ascii="Times New Roman" w:eastAsia="Times New Roman" w:hAnsi="Times New Roman" w:cs="Times New Roman"/>
-          <w:b/>
-          <w:bCs/>
-          <w:kern w:val="36"/>
-          <w:sz w:val="48"/>
-          <w:szCs w:val="48"/>
-          <w:lang w:eastAsia="en-IN"/>
-        </w:rPr>
-        <w:t>PermGen</w:t>
-      </w:r>
-      <w:proofErr w:type="spellEnd"/>
-    </w:p>
-    <w:p>
-      <w:pPr>
-        <w:spacing w:before="100" w:beforeAutospacing="1" w:after="100" w:afterAutospacing="1" w:line="240" w:lineRule="auto"/>
-        <w:outlineLvl w:val="2"/>
-        <w:rPr>
-          <w:rFonts w:ascii="Times New Roman" w:eastAsia="Times New Roman" w:hAnsi="Times New Roman" w:cs="Times New Roman"/>
-          <w:b/>
-          <w:bCs/>
-          <w:sz w:val="27"/>
-          <w:szCs w:val="27"/>
-          <w:lang w:eastAsia="en-IN"/>
-        </w:rPr>
-      </w:pPr>
-      <w:proofErr w:type="spellStart"/>
-      <w:r>
-        <w:rPr>
-          <w:rFonts w:ascii="Times New Roman" w:eastAsia="Times New Roman" w:hAnsi="Times New Roman" w:cs="Times New Roman"/>
-          <w:b/>
-          <w:bCs/>
-          <w:sz w:val="27"/>
-          <w:szCs w:val="27"/>
-          <w:lang w:eastAsia="en-IN"/>
-        </w:rPr>
-        <w:t>PermGen</w:t>
-      </w:r>
-      <w:proofErr w:type="spellEnd"/>
-      <w:r>
-        <w:rPr>
-          <w:rFonts w:ascii="Times New Roman" w:eastAsia="Times New Roman" w:hAnsi="Times New Roman" w:cs="Times New Roman"/>
-          <w:b/>
-          <w:bCs/>
-          <w:sz w:val="27"/>
-          <w:szCs w:val="27"/>
-          <w:lang w:eastAsia="en-IN"/>
-        </w:rPr>
-        <w:t xml:space="preserve"> (Java 7)</w:t>
-      </w:r>
-    </w:p>
-    <w:p>
-      <w:pPr>
-        <w:spacing w:before="100" w:beforeAutospacing="1" w:after="100" w:afterAutospacing="1" w:line="240" w:lineRule="auto"/>
-        <w:rPr>
-          <w:rFonts w:ascii="Times New Roman" w:eastAsia="Times New Roman" w:hAnsi="Times New Roman" w:cs="Times New Roman"/>
-          <w:sz w:val="24"/>
-          <w:szCs w:val="24"/>
-          <w:lang w:eastAsia="en-IN"/>
-        </w:rPr>
-      </w:pPr>
-      <w:r>
-        <w:rPr>
-          <w:rFonts w:ascii="Times New Roman" w:eastAsia="Times New Roman" w:hAnsi="Times New Roman" w:cs="Times New Roman"/>
-          <w:sz w:val="24"/>
-          <w:szCs w:val="24"/>
-          <w:lang w:eastAsia="en-IN"/>
-        </w:rPr>
-        <w:lastRenderedPageBreak/>
-        <w:t>Stores class metadata inside JVM memory.</w:t>
-      </w:r>
-    </w:p>
-    <w:p>
-      <w:pPr>
-        <w:spacing w:before="100" w:beforeAutospacing="1" w:after="100" w:afterAutospacing="1" w:line="240" w:lineRule="auto"/>
-        <w:rPr>
-          <w:rFonts w:ascii="Times New Roman" w:eastAsia="Times New Roman" w:hAnsi="Times New Roman" w:cs="Times New Roman"/>
-          <w:sz w:val="24"/>
-          <w:szCs w:val="24"/>
-          <w:lang w:eastAsia="en-IN"/>
-        </w:rPr>
-      </w:pPr>
       <w:proofErr w:type="gramStart"/>
       <w:r>
         <w:rPr>
-          <w:rFonts w:ascii="Times New Roman" w:eastAsia="Times New Roman" w:hAnsi="Times New Roman" w:cs="Times New Roman"/>
-          <w:sz w:val="24"/>
-          <w:szCs w:val="24"/>
-          <w:lang w:eastAsia="en-IN"/>
-        </w:rPr>
-        <w:t>Fixed size.</w:t>
+          <w:rFonts w:ascii="Courier New" w:eastAsia="Times New Roman" w:hAnsi="Courier New" w:cs="Courier New"/>
+          <w:sz w:val="20"/>
+          <w:szCs w:val="20"/>
+          <w:lang w:eastAsia="en-IN"/>
+        </w:rPr>
+        <w:t>public</w:t>
       </w:r>
       <w:proofErr w:type="gramEnd"/>
-    </w:p>
-    <w:p>
-      <w:pPr>
-        <w:spacing w:before="100" w:beforeAutospacing="1" w:after="100" w:afterAutospacing="1" w:line="240" w:lineRule="auto"/>
-        <w:rPr>
-          <w:rFonts w:ascii="Times New Roman" w:eastAsia="Times New Roman" w:hAnsi="Times New Roman" w:cs="Times New Roman"/>
-          <w:sz w:val="24"/>
-          <w:szCs w:val="24"/>
-          <w:lang w:eastAsia="en-IN"/>
-        </w:rPr>
-      </w:pPr>
-      <w:r>
-        <w:rPr>
-          <w:rFonts w:ascii="Times New Roman" w:eastAsia="Times New Roman" w:hAnsi="Times New Roman" w:cs="Times New Roman"/>
-          <w:sz w:val="24"/>
-          <w:szCs w:val="24"/>
-          <w:lang w:eastAsia="en-IN"/>
-        </w:rPr>
-        <w:t>Often caused:</w:t>
+      <w:r>
+        <w:rPr>
+          <w:rFonts w:ascii="Courier New" w:eastAsia="Times New Roman" w:hAnsi="Courier New" w:cs="Courier New"/>
+          <w:sz w:val="20"/>
+          <w:szCs w:val="20"/>
+          <w:lang w:eastAsia="en-IN"/>
+        </w:rPr>
+        <w:t xml:space="preserve"> void test(){</w:t>
       </w:r>
     </w:p>
     <w:p>
@@ -6649,190 +6613,34 @@
           <w:lang w:eastAsia="en-IN"/>
         </w:rPr>
       </w:pPr>
-      <w:proofErr w:type="spellStart"/>
-      <w:r>
-        <w:rPr>
-          <w:rFonts w:ascii="Courier New" w:eastAsia="Times New Roman" w:hAnsi="Courier New" w:cs="Courier New"/>
-          <w:sz w:val="20"/>
-          <w:szCs w:val="20"/>
-          <w:lang w:eastAsia="en-IN"/>
-        </w:rPr>
-        <w:t>OutOfMemoryError</w:t>
-      </w:r>
-      <w:proofErr w:type="spellEnd"/>
-      <w:r>
-        <w:rPr>
-          <w:rFonts w:ascii="Courier New" w:eastAsia="Times New Roman" w:hAnsi="Courier New" w:cs="Courier New"/>
-          <w:sz w:val="20"/>
-          <w:szCs w:val="20"/>
-          <w:lang w:eastAsia="en-IN"/>
-        </w:rPr>
-        <w:t xml:space="preserve">: </w:t>
-      </w:r>
-      <w:proofErr w:type="spellStart"/>
-      <w:r>
-        <w:rPr>
-          <w:rFonts w:ascii="Courier New" w:eastAsia="Times New Roman" w:hAnsi="Courier New" w:cs="Courier New"/>
-          <w:sz w:val="20"/>
-          <w:szCs w:val="20"/>
-          <w:lang w:eastAsia="en-IN"/>
-        </w:rPr>
-        <w:t>PermGen</w:t>
-      </w:r>
-      <w:proofErr w:type="spellEnd"/>
-      <w:r>
-        <w:rPr>
-          <w:rFonts w:ascii="Courier New" w:eastAsia="Times New Roman" w:hAnsi="Courier New" w:cs="Courier New"/>
-          <w:sz w:val="20"/>
-          <w:szCs w:val="20"/>
-          <w:lang w:eastAsia="en-IN"/>
-        </w:rPr>
-        <w:t xml:space="preserve"> Space</w:t>
-      </w:r>
-    </w:p>
-    <w:p>
-      <w:pPr>
-        <w:spacing w:after="0" w:line="240" w:lineRule="auto"/>
-        <w:rPr>
-          <w:rFonts w:ascii="Times New Roman" w:eastAsia="Times New Roman" w:hAnsi="Times New Roman" w:cs="Times New Roman"/>
-          <w:sz w:val="24"/>
-          <w:szCs w:val="24"/>
-          <w:lang w:eastAsia="en-IN"/>
-        </w:rPr>
-      </w:pPr>
-      <w:r>
-        <w:rPr>
-          <w:rFonts w:ascii="Times New Roman" w:eastAsia="Times New Roman" w:hAnsi="Times New Roman" w:cs="Times New Roman"/>
-          <w:sz w:val="24"/>
-          <w:szCs w:val="24"/>
-          <w:lang w:eastAsia="en-IN"/>
-        </w:rPr>
-        <w:pict>
-          <v:rect id="_x0000_i1045" style="width:0;height:1.5pt" o:hralign="center" o:hrstd="t" o:hr="t" fillcolor="#a0a0a0" stroked="f"/>
-        </w:pict>
-      </w:r>
-    </w:p>
-    <w:p>
-      <w:pPr>
-        <w:spacing w:before="100" w:beforeAutospacing="1" w:after="100" w:afterAutospacing="1" w:line="240" w:lineRule="auto"/>
-        <w:outlineLvl w:val="2"/>
-        <w:rPr>
-          <w:rFonts w:ascii="Times New Roman" w:eastAsia="Times New Roman" w:hAnsi="Times New Roman" w:cs="Times New Roman"/>
-          <w:b/>
-          <w:bCs/>
-          <w:sz w:val="27"/>
-          <w:szCs w:val="27"/>
-          <w:lang w:eastAsia="en-IN"/>
-        </w:rPr>
-      </w:pPr>
-      <w:proofErr w:type="spellStart"/>
-      <w:r>
-        <w:rPr>
-          <w:rFonts w:ascii="Times New Roman" w:eastAsia="Times New Roman" w:hAnsi="Times New Roman" w:cs="Times New Roman"/>
-          <w:b/>
-          <w:bCs/>
-          <w:sz w:val="27"/>
-          <w:szCs w:val="27"/>
-          <w:lang w:eastAsia="en-IN"/>
-        </w:rPr>
-        <w:t>Metaspace</w:t>
-      </w:r>
-      <w:proofErr w:type="spellEnd"/>
-      <w:r>
-        <w:rPr>
-          <w:rFonts w:ascii="Times New Roman" w:eastAsia="Times New Roman" w:hAnsi="Times New Roman" w:cs="Times New Roman"/>
-          <w:b/>
-          <w:bCs/>
-          <w:sz w:val="27"/>
-          <w:szCs w:val="27"/>
-          <w:lang w:eastAsia="en-IN"/>
-        </w:rPr>
-        <w:t xml:space="preserve"> (Java 8+)</w:t>
-      </w:r>
-    </w:p>
-    <w:p>
-      <w:pPr>
-        <w:spacing w:before="100" w:beforeAutospacing="1" w:after="100" w:afterAutospacing="1" w:line="240" w:lineRule="auto"/>
-        <w:rPr>
-          <w:rFonts w:ascii="Times New Roman" w:eastAsia="Times New Roman" w:hAnsi="Times New Roman" w:cs="Times New Roman"/>
-          <w:sz w:val="24"/>
-          <w:szCs w:val="24"/>
-          <w:lang w:eastAsia="en-IN"/>
-        </w:rPr>
-      </w:pPr>
-      <w:r>
-        <w:rPr>
-          <w:rFonts w:ascii="Times New Roman" w:eastAsia="Times New Roman" w:hAnsi="Times New Roman" w:cs="Times New Roman"/>
-          <w:sz w:val="24"/>
-          <w:szCs w:val="24"/>
-          <w:lang w:eastAsia="en-IN"/>
-        </w:rPr>
-        <w:t>Stores class metadata in native memory.</w:t>
-      </w:r>
-    </w:p>
-    <w:p>
-      <w:pPr>
-        <w:spacing w:before="100" w:beforeAutospacing="1" w:after="100" w:afterAutospacing="1" w:line="240" w:lineRule="auto"/>
-        <w:rPr>
-          <w:rFonts w:ascii="Times New Roman" w:eastAsia="Times New Roman" w:hAnsi="Times New Roman" w:cs="Times New Roman"/>
-          <w:sz w:val="24"/>
-          <w:szCs w:val="24"/>
-          <w:lang w:eastAsia="en-IN"/>
-        </w:rPr>
-      </w:pPr>
-      <w:r>
-        <w:rPr>
-          <w:rFonts w:ascii="Times New Roman" w:eastAsia="Times New Roman" w:hAnsi="Times New Roman" w:cs="Times New Roman"/>
-          <w:sz w:val="24"/>
-          <w:szCs w:val="24"/>
-          <w:lang w:eastAsia="en-IN"/>
-        </w:rPr>
-        <w:t>Dynamically grows.</w:t>
-      </w:r>
-    </w:p>
-    <w:p>
-      <w:pPr>
-        <w:spacing w:before="100" w:beforeAutospacing="1" w:after="100" w:afterAutospacing="1" w:line="240" w:lineRule="auto"/>
-        <w:rPr>
-          <w:rFonts w:ascii="Times New Roman" w:eastAsia="Times New Roman" w:hAnsi="Times New Roman" w:cs="Times New Roman"/>
-          <w:sz w:val="24"/>
-          <w:szCs w:val="24"/>
-          <w:lang w:eastAsia="en-IN"/>
-        </w:rPr>
-      </w:pPr>
-      <w:r>
-        <w:rPr>
-          <w:rFonts w:ascii="Times New Roman" w:eastAsia="Times New Roman" w:hAnsi="Times New Roman" w:cs="Times New Roman"/>
-          <w:sz w:val="24"/>
-          <w:szCs w:val="24"/>
-          <w:lang w:eastAsia="en-IN"/>
-        </w:rPr>
-        <w:t>Better memory management.</w:t>
-      </w:r>
-    </w:p>
-    <w:p>
-      <w:pPr>
-        <w:spacing w:before="100" w:beforeAutospacing="1" w:after="100" w:afterAutospacing="1" w:line="240" w:lineRule="auto"/>
-        <w:outlineLvl w:val="2"/>
-        <w:rPr>
-          <w:rFonts w:ascii="Times New Roman" w:eastAsia="Times New Roman" w:hAnsi="Times New Roman" w:cs="Times New Roman"/>
-          <w:b/>
-          <w:bCs/>
-          <w:sz w:val="27"/>
-          <w:szCs w:val="27"/>
-          <w:lang w:eastAsia="en-IN"/>
-        </w:rPr>
-      </w:pPr>
-      <w:r>
-        <w:rPr>
-          <w:rFonts w:ascii="Times New Roman" w:eastAsia="Times New Roman" w:hAnsi="Times New Roman" w:cs="Times New Roman"/>
-          <w:b/>
-          <w:bCs/>
-          <w:sz w:val="27"/>
-          <w:szCs w:val="27"/>
-          <w:lang w:eastAsia="en-IN"/>
-        </w:rPr>
-        <w:t>One-Liner</w:t>
+      <w:r>
+        <w:rPr>
+          <w:rFonts w:ascii="Courier New" w:eastAsia="Times New Roman" w:hAnsi="Courier New" w:cs="Courier New"/>
+          <w:sz w:val="20"/>
+          <w:szCs w:val="20"/>
+          <w:lang w:eastAsia="en-IN"/>
+        </w:rPr>
+        <w:t xml:space="preserve">   Employee e = new </w:t>
+      </w:r>
+      <w:proofErr w:type="gramStart"/>
+      <w:r>
+        <w:rPr>
+          <w:rFonts w:ascii="Courier New" w:eastAsia="Times New Roman" w:hAnsi="Courier New" w:cs="Courier New"/>
+          <w:sz w:val="20"/>
+          <w:szCs w:val="20"/>
+          <w:lang w:eastAsia="en-IN"/>
+        </w:rPr>
+        <w:t>Employee(</w:t>
+      </w:r>
+      <w:proofErr w:type="gramEnd"/>
+      <w:r>
+        <w:rPr>
+          <w:rFonts w:ascii="Courier New" w:eastAsia="Times New Roman" w:hAnsi="Courier New" w:cs="Courier New"/>
+          <w:sz w:val="20"/>
+          <w:szCs w:val="20"/>
+          <w:lang w:eastAsia="en-IN"/>
+        </w:rPr>
+        <w:t>);</w:t>
       </w:r>
     </w:p>
     <w:p>
@@ -6863,25 +6671,59 @@
           <w:lang w:eastAsia="en-IN"/>
         </w:rPr>
       </w:pPr>
-      <w:proofErr w:type="spellStart"/>
-      <w:r>
-        <w:rPr>
-          <w:rFonts w:ascii="Courier New" w:eastAsia="Times New Roman" w:hAnsi="Courier New" w:cs="Courier New"/>
-          <w:sz w:val="20"/>
-          <w:szCs w:val="20"/>
-          <w:lang w:eastAsia="en-IN"/>
-        </w:rPr>
-        <w:t>PermGen</w:t>
-      </w:r>
-      <w:proofErr w:type="spellEnd"/>
-      <w:r>
-        <w:rPr>
-          <w:rFonts w:ascii="Courier New" w:eastAsia="Times New Roman" w:hAnsi="Courier New" w:cs="Courier New"/>
-          <w:sz w:val="20"/>
-          <w:szCs w:val="20"/>
-          <w:lang w:eastAsia="en-IN"/>
-        </w:rPr>
-        <w:t xml:space="preserve"> = Fixed JVM Memory</w:t>
+      <w:r>
+        <w:rPr>
+          <w:rFonts w:ascii="Courier New" w:eastAsia="Times New Roman" w:hAnsi="Courier New" w:cs="Courier New"/>
+          <w:sz w:val="20"/>
+          <w:szCs w:val="20"/>
+          <w:lang w:eastAsia="en-IN"/>
+        </w:rPr>
+        <w:t>}</w:t>
+      </w:r>
+    </w:p>
+    <w:p>
+      <w:pPr>
+        <w:spacing w:before="100" w:beforeAutospacing="1" w:after="100" w:afterAutospacing="1" w:line="240" w:lineRule="auto"/>
+        <w:rPr>
+          <w:rFonts w:ascii="Times New Roman" w:eastAsia="Times New Roman" w:hAnsi="Times New Roman" w:cs="Times New Roman"/>
+          <w:sz w:val="24"/>
+          <w:szCs w:val="24"/>
+          <w:lang w:eastAsia="en-IN"/>
+        </w:rPr>
+      </w:pPr>
+      <w:r>
+        <w:rPr>
+          <w:rFonts w:ascii="Times New Roman" w:eastAsia="Times New Roman" w:hAnsi="Times New Roman" w:cs="Times New Roman"/>
+          <w:sz w:val="24"/>
+          <w:szCs w:val="24"/>
+          <w:lang w:eastAsia="en-IN"/>
+        </w:rPr>
+        <w:t>Object may remain within method scope.</w:t>
+      </w:r>
+    </w:p>
+    <w:p>
+      <w:pPr>
+        <w:spacing w:before="100" w:beforeAutospacing="1" w:after="100" w:afterAutospacing="1" w:line="240" w:lineRule="auto"/>
+        <w:outlineLvl w:val="2"/>
+        <w:rPr>
+          <w:rFonts w:ascii="Times New Roman" w:eastAsia="Times New Roman" w:hAnsi="Times New Roman" w:cs="Times New Roman"/>
+          <w:b/>
+          <w:bCs/>
+          <w:sz w:val="27"/>
+          <w:szCs w:val="27"/>
+          <w:lang w:eastAsia="en-IN"/>
+        </w:rPr>
+      </w:pPr>
+      <w:r>
+        <w:rPr>
+          <w:rFonts w:ascii="Times New Roman" w:eastAsia="Times New Roman" w:hAnsi="Times New Roman" w:cs="Times New Roman"/>
+          <w:b/>
+          <w:bCs/>
+          <w:sz w:val="27"/>
+          <w:szCs w:val="27"/>
+          <w:lang w:eastAsia="en-IN"/>
+        </w:rPr>
+        <w:t>One-Liner</w:t>
       </w:r>
     </w:p>
     <w:p>
@@ -6912,6 +6754,204 @@
           <w:lang w:eastAsia="en-IN"/>
         </w:rPr>
       </w:pPr>
+      <w:r>
+        <w:rPr>
+          <w:rFonts w:ascii="Courier New" w:eastAsia="Times New Roman" w:hAnsi="Courier New" w:cs="Courier New"/>
+          <w:sz w:val="20"/>
+          <w:szCs w:val="20"/>
+          <w:lang w:eastAsia="en-IN"/>
+        </w:rPr>
+        <w:t>Escape Analysis reduces object allocation and GC overhead.</w:t>
+      </w:r>
+    </w:p>
+    <w:p>
+      <w:pPr>
+        <w:spacing w:after="0" w:line="240" w:lineRule="auto"/>
+        <w:rPr>
+          <w:rFonts w:ascii="Times New Roman" w:eastAsia="Times New Roman" w:hAnsi="Times New Roman" w:cs="Times New Roman"/>
+          <w:sz w:val="24"/>
+          <w:szCs w:val="24"/>
+          <w:lang w:eastAsia="en-IN"/>
+        </w:rPr>
+      </w:pPr>
+      <w:r>
+        <w:rPr>
+          <w:rFonts w:ascii="Times New Roman" w:eastAsia="Times New Roman" w:hAnsi="Times New Roman" w:cs="Times New Roman"/>
+          <w:sz w:val="24"/>
+          <w:szCs w:val="24"/>
+          <w:lang w:eastAsia="en-IN"/>
+        </w:rPr>
+        <w:pict>
+          <v:rect id="_x0000_i1044" style="width:0;height:1.5pt" o:hralign="center" o:hrstd="t" o:hr="t" fillcolor="#a0a0a0" stroked="f"/>
+        </w:pict>
+      </w:r>
+    </w:p>
+    <w:p>
+      <w:pPr>
+        <w:spacing w:before="100" w:beforeAutospacing="1" w:after="100" w:afterAutospacing="1" w:line="240" w:lineRule="auto"/>
+        <w:outlineLvl w:val="0"/>
+        <w:rPr>
+          <w:rFonts w:ascii="Times New Roman" w:eastAsia="Times New Roman" w:hAnsi="Times New Roman" w:cs="Times New Roman"/>
+          <w:b/>
+          <w:bCs/>
+          <w:kern w:val="36"/>
+          <w:sz w:val="48"/>
+          <w:szCs w:val="48"/>
+          <w:lang w:eastAsia="en-IN"/>
+        </w:rPr>
+      </w:pPr>
+      <w:r>
+        <w:rPr>
+          <w:rFonts w:ascii="Times New Roman" w:eastAsia="Times New Roman" w:hAnsi="Times New Roman" w:cs="Times New Roman"/>
+          <w:b/>
+          <w:bCs/>
+          <w:kern w:val="36"/>
+          <w:sz w:val="48"/>
+          <w:szCs w:val="48"/>
+          <w:lang w:eastAsia="en-IN"/>
+        </w:rPr>
+        <w:t xml:space="preserve">21. </w:t>
+      </w:r>
+      <w:proofErr w:type="spellStart"/>
+      <w:r>
+        <w:rPr>
+          <w:rFonts w:ascii="Times New Roman" w:eastAsia="Times New Roman" w:hAnsi="Times New Roman" w:cs="Times New Roman"/>
+          <w:b/>
+          <w:bCs/>
+          <w:kern w:val="36"/>
+          <w:sz w:val="48"/>
+          <w:szCs w:val="48"/>
+          <w:lang w:eastAsia="en-IN"/>
+        </w:rPr>
+        <w:t>Metaspace</w:t>
+      </w:r>
+      <w:proofErr w:type="spellEnd"/>
+      <w:r>
+        <w:rPr>
+          <w:rFonts w:ascii="Times New Roman" w:eastAsia="Times New Roman" w:hAnsi="Times New Roman" w:cs="Times New Roman"/>
+          <w:b/>
+          <w:bCs/>
+          <w:kern w:val="36"/>
+          <w:sz w:val="48"/>
+          <w:szCs w:val="48"/>
+          <w:lang w:eastAsia="en-IN"/>
+        </w:rPr>
+        <w:t xml:space="preserve"> vs </w:t>
+      </w:r>
+      <w:proofErr w:type="spellStart"/>
+      <w:r>
+        <w:rPr>
+          <w:rFonts w:ascii="Times New Roman" w:eastAsia="Times New Roman" w:hAnsi="Times New Roman" w:cs="Times New Roman"/>
+          <w:b/>
+          <w:bCs/>
+          <w:kern w:val="36"/>
+          <w:sz w:val="48"/>
+          <w:szCs w:val="48"/>
+          <w:lang w:eastAsia="en-IN"/>
+        </w:rPr>
+        <w:t>PermGen</w:t>
+      </w:r>
+      <w:proofErr w:type="spellEnd"/>
+    </w:p>
+    <w:p>
+      <w:pPr>
+        <w:spacing w:before="100" w:beforeAutospacing="1" w:after="100" w:afterAutospacing="1" w:line="240" w:lineRule="auto"/>
+        <w:outlineLvl w:val="2"/>
+        <w:rPr>
+          <w:rFonts w:ascii="Times New Roman" w:eastAsia="Times New Roman" w:hAnsi="Times New Roman" w:cs="Times New Roman"/>
+          <w:b/>
+          <w:bCs/>
+          <w:sz w:val="27"/>
+          <w:szCs w:val="27"/>
+          <w:lang w:eastAsia="en-IN"/>
+        </w:rPr>
+      </w:pPr>
+      <w:proofErr w:type="spellStart"/>
+      <w:r>
+        <w:rPr>
+          <w:rFonts w:ascii="Times New Roman" w:eastAsia="Times New Roman" w:hAnsi="Times New Roman" w:cs="Times New Roman"/>
+          <w:b/>
+          <w:bCs/>
+          <w:sz w:val="27"/>
+          <w:szCs w:val="27"/>
+          <w:lang w:eastAsia="en-IN"/>
+        </w:rPr>
+        <w:t>PermGen</w:t>
+      </w:r>
+      <w:proofErr w:type="spellEnd"/>
+      <w:r>
+        <w:rPr>
+          <w:rFonts w:ascii="Times New Roman" w:eastAsia="Times New Roman" w:hAnsi="Times New Roman" w:cs="Times New Roman"/>
+          <w:b/>
+          <w:bCs/>
+          <w:sz w:val="27"/>
+          <w:szCs w:val="27"/>
+          <w:lang w:eastAsia="en-IN"/>
+        </w:rPr>
+        <w:t xml:space="preserve"> (Java 7)</w:t>
+      </w:r>
+    </w:p>
+    <w:p>
+      <w:pPr>
+        <w:spacing w:before="100" w:beforeAutospacing="1" w:after="100" w:afterAutospacing="1" w:line="240" w:lineRule="auto"/>
+        <w:rPr>
+          <w:rFonts w:ascii="Times New Roman" w:eastAsia="Times New Roman" w:hAnsi="Times New Roman" w:cs="Times New Roman"/>
+          <w:sz w:val="24"/>
+          <w:szCs w:val="24"/>
+          <w:lang w:eastAsia="en-IN"/>
+        </w:rPr>
+      </w:pPr>
+      <w:r>
+        <w:rPr>
+          <w:rFonts w:ascii="Times New Roman" w:eastAsia="Times New Roman" w:hAnsi="Times New Roman" w:cs="Times New Roman"/>
+          <w:sz w:val="24"/>
+          <w:szCs w:val="24"/>
+          <w:lang w:eastAsia="en-IN"/>
+        </w:rPr>
+        <w:t>Stores class metadata inside JVM memory.</w:t>
+      </w:r>
+    </w:p>
+    <w:p>
+      <w:pPr>
+        <w:spacing w:before="100" w:beforeAutospacing="1" w:after="100" w:afterAutospacing="1" w:line="240" w:lineRule="auto"/>
+        <w:rPr>
+          <w:rFonts w:ascii="Times New Roman" w:eastAsia="Times New Roman" w:hAnsi="Times New Roman" w:cs="Times New Roman"/>
+          <w:sz w:val="24"/>
+          <w:szCs w:val="24"/>
+          <w:lang w:eastAsia="en-IN"/>
+        </w:rPr>
+      </w:pPr>
+      <w:proofErr w:type="gramStart"/>
+      <w:r>
+        <w:rPr>
+          <w:rFonts w:ascii="Times New Roman" w:eastAsia="Times New Roman" w:hAnsi="Times New Roman" w:cs="Times New Roman"/>
+          <w:sz w:val="24"/>
+          <w:szCs w:val="24"/>
+          <w:lang w:eastAsia="en-IN"/>
+        </w:rPr>
+        <w:t>Fixed size.</w:t>
+      </w:r>
+      <w:proofErr w:type="gramEnd"/>
+    </w:p>
+    <w:p>
+      <w:pPr>
+        <w:spacing w:before="100" w:beforeAutospacing="1" w:after="100" w:afterAutospacing="1" w:line="240" w:lineRule="auto"/>
+        <w:rPr>
+          <w:rFonts w:ascii="Times New Roman" w:eastAsia="Times New Roman" w:hAnsi="Times New Roman" w:cs="Times New Roman"/>
+          <w:sz w:val="24"/>
+          <w:szCs w:val="24"/>
+          <w:lang w:eastAsia="en-IN"/>
+        </w:rPr>
+      </w:pPr>
+      <w:r>
+        <w:rPr>
+          <w:rFonts w:ascii="Times New Roman" w:eastAsia="Times New Roman" w:hAnsi="Times New Roman" w:cs="Times New Roman"/>
+          <w:sz w:val="24"/>
+          <w:szCs w:val="24"/>
+          <w:lang w:eastAsia="en-IN"/>
+        </w:rPr>
+        <w:t>Often caused:</w:t>
+      </w:r>
     </w:p>
     <w:p>
       <w:pPr>
@@ -6949,17 +6989,158 @@
           <w:szCs w:val="20"/>
           <w:lang w:eastAsia="en-IN"/>
         </w:rPr>
+        <w:lastRenderedPageBreak/>
+        <w:t>OutOfMemoryError</w:t>
+      </w:r>
+      <w:proofErr w:type="spellEnd"/>
+      <w:r>
+        <w:rPr>
+          <w:rFonts w:ascii="Courier New" w:eastAsia="Times New Roman" w:hAnsi="Courier New" w:cs="Courier New"/>
+          <w:sz w:val="20"/>
+          <w:szCs w:val="20"/>
+          <w:lang w:eastAsia="en-IN"/>
+        </w:rPr>
+        <w:t xml:space="preserve">: </w:t>
+      </w:r>
+      <w:proofErr w:type="spellStart"/>
+      <w:r>
+        <w:rPr>
+          <w:rFonts w:ascii="Courier New" w:eastAsia="Times New Roman" w:hAnsi="Courier New" w:cs="Courier New"/>
+          <w:sz w:val="20"/>
+          <w:szCs w:val="20"/>
+          <w:lang w:eastAsia="en-IN"/>
+        </w:rPr>
+        <w:t>PermGen</w:t>
+      </w:r>
+      <w:proofErr w:type="spellEnd"/>
+      <w:r>
+        <w:rPr>
+          <w:rFonts w:ascii="Courier New" w:eastAsia="Times New Roman" w:hAnsi="Courier New" w:cs="Courier New"/>
+          <w:sz w:val="20"/>
+          <w:szCs w:val="20"/>
+          <w:lang w:eastAsia="en-IN"/>
+        </w:rPr>
+        <w:t xml:space="preserve"> Space</w:t>
+      </w:r>
+    </w:p>
+    <w:p>
+      <w:pPr>
+        <w:spacing w:after="0" w:line="240" w:lineRule="auto"/>
+        <w:rPr>
+          <w:rFonts w:ascii="Times New Roman" w:eastAsia="Times New Roman" w:hAnsi="Times New Roman" w:cs="Times New Roman"/>
+          <w:sz w:val="24"/>
+          <w:szCs w:val="24"/>
+          <w:lang w:eastAsia="en-IN"/>
+        </w:rPr>
+      </w:pPr>
+      <w:r>
+        <w:rPr>
+          <w:rFonts w:ascii="Times New Roman" w:eastAsia="Times New Roman" w:hAnsi="Times New Roman" w:cs="Times New Roman"/>
+          <w:sz w:val="24"/>
+          <w:szCs w:val="24"/>
+          <w:lang w:eastAsia="en-IN"/>
+        </w:rPr>
+        <w:pict>
+          <v:rect id="_x0000_i1045" style="width:0;height:1.5pt" o:hralign="center" o:hrstd="t" o:hr="t" fillcolor="#a0a0a0" stroked="f"/>
+        </w:pict>
+      </w:r>
+    </w:p>
+    <w:p>
+      <w:pPr>
+        <w:spacing w:before="100" w:beforeAutospacing="1" w:after="100" w:afterAutospacing="1" w:line="240" w:lineRule="auto"/>
+        <w:outlineLvl w:val="2"/>
+        <w:rPr>
+          <w:rFonts w:ascii="Times New Roman" w:eastAsia="Times New Roman" w:hAnsi="Times New Roman" w:cs="Times New Roman"/>
+          <w:b/>
+          <w:bCs/>
+          <w:sz w:val="27"/>
+          <w:szCs w:val="27"/>
+          <w:lang w:eastAsia="en-IN"/>
+        </w:rPr>
+      </w:pPr>
+      <w:proofErr w:type="spellStart"/>
+      <w:r>
+        <w:rPr>
+          <w:rFonts w:ascii="Times New Roman" w:eastAsia="Times New Roman" w:hAnsi="Times New Roman" w:cs="Times New Roman"/>
+          <w:b/>
+          <w:bCs/>
+          <w:sz w:val="27"/>
+          <w:szCs w:val="27"/>
+          <w:lang w:eastAsia="en-IN"/>
+        </w:rPr>
         <w:t>Metaspace</w:t>
       </w:r>
       <w:proofErr w:type="spellEnd"/>
       <w:r>
         <w:rPr>
-          <w:rFonts w:ascii="Courier New" w:eastAsia="Times New Roman" w:hAnsi="Courier New" w:cs="Courier New"/>
-          <w:sz w:val="20"/>
-          <w:szCs w:val="20"/>
-          <w:lang w:eastAsia="en-IN"/>
-        </w:rPr>
-        <w:t xml:space="preserve"> = Dynamic Native Memory</w:t>
+          <w:rFonts w:ascii="Times New Roman" w:eastAsia="Times New Roman" w:hAnsi="Times New Roman" w:cs="Times New Roman"/>
+          <w:b/>
+          <w:bCs/>
+          <w:sz w:val="27"/>
+          <w:szCs w:val="27"/>
+          <w:lang w:eastAsia="en-IN"/>
+        </w:rPr>
+        <w:t xml:space="preserve"> (Java 8+)</w:t>
+      </w:r>
+    </w:p>
+    <w:p>
+      <w:pPr>
+        <w:spacing w:before="100" w:beforeAutospacing="1" w:after="100" w:afterAutospacing="1" w:line="240" w:lineRule="auto"/>
+        <w:rPr>
+          <w:rFonts w:ascii="Times New Roman" w:eastAsia="Times New Roman" w:hAnsi="Times New Roman" w:cs="Times New Roman"/>
+          <w:sz w:val="24"/>
+          <w:szCs w:val="24"/>
+          <w:lang w:eastAsia="en-IN"/>
+        </w:rPr>
+      </w:pPr>
+      <w:r>
+        <w:rPr>
+          <w:rFonts w:ascii="Times New Roman" w:eastAsia="Times New Roman" w:hAnsi="Times New Roman" w:cs="Times New Roman"/>
+          <w:sz w:val="24"/>
+          <w:szCs w:val="24"/>
+          <w:lang w:eastAsia="en-IN"/>
+        </w:rPr>
+        <w:t>Stores class metadata in native memory.</w:t>
+      </w:r>
+    </w:p>
+    <w:p>
+      <w:pPr>
+        <w:spacing w:before="100" w:beforeAutospacing="1" w:after="100" w:afterAutospacing="1" w:line="240" w:lineRule="auto"/>
+        <w:rPr>
+          <w:rFonts w:ascii="Times New Roman" w:eastAsia="Times New Roman" w:hAnsi="Times New Roman" w:cs="Times New Roman"/>
+          <w:sz w:val="24"/>
+          <w:szCs w:val="24"/>
+          <w:lang w:eastAsia="en-IN"/>
+        </w:rPr>
+      </w:pPr>
+      <w:r>
+        <w:rPr>
+          <w:rFonts w:ascii="Times New Roman" w:eastAsia="Times New Roman" w:hAnsi="Times New Roman" w:cs="Times New Roman"/>
+          <w:sz w:val="24"/>
+          <w:szCs w:val="24"/>
+          <w:lang w:eastAsia="en-IN"/>
+        </w:rPr>
+        <w:t>Dynamically grows.</w:t>
+      </w:r>
+    </w:p>
+    <w:p>
+      <w:pPr>
+        <w:spacing w:before="100" w:beforeAutospacing="1" w:after="100" w:afterAutospacing="1" w:line="240" w:lineRule="auto"/>
+        <w:rPr>
+          <w:rFonts w:ascii="Times New Roman" w:eastAsia="Times New Roman" w:hAnsi="Times New Roman" w:cs="Times New Roman"/>
+          <w:sz w:val="24"/>
+          <w:szCs w:val="24"/>
+          <w:lang w:eastAsia="en-IN"/>
+        </w:rPr>
+      </w:pPr>
+      <w:r>
+        <w:rPr>
+          <w:rFonts w:ascii="Times New Roman" w:eastAsia="Times New Roman" w:hAnsi="Times New Roman" w:cs="Times New Roman"/>
+          <w:sz w:val="24"/>
+          <w:szCs w:val="24"/>
+          <w:lang w:eastAsia="en-IN"/>
+        </w:rPr>
+        <w:t>Better memory management.</w:t>
       </w:r>
     </w:p>
     <w:p>
@@ -6984,7 +7165,7 @@
           <w:szCs w:val="27"/>
           <w:lang w:eastAsia="en-IN"/>
         </w:rPr>
-        <w:t>Important Follow-Up</w:t>
+        <w:t>One-Liner</w:t>
       </w:r>
     </w:p>
     <w:p>
@@ -7015,14 +7196,165 @@
           <w:lang w:eastAsia="en-IN"/>
         </w:rPr>
       </w:pPr>
-      <w:r>
-        <w:rPr>
-          <w:rFonts w:ascii="Courier New" w:eastAsia="Times New Roman" w:hAnsi="Courier New" w:cs="Courier New"/>
-          <w:sz w:val="20"/>
-          <w:szCs w:val="20"/>
-          <w:lang w:eastAsia="en-IN"/>
-        </w:rPr>
-        <w:lastRenderedPageBreak/>
+      <w:proofErr w:type="spellStart"/>
+      <w:r>
+        <w:rPr>
+          <w:rFonts w:ascii="Courier New" w:eastAsia="Times New Roman" w:hAnsi="Courier New" w:cs="Courier New"/>
+          <w:sz w:val="20"/>
+          <w:szCs w:val="20"/>
+          <w:lang w:eastAsia="en-IN"/>
+        </w:rPr>
+        <w:t>PermGen</w:t>
+      </w:r>
+      <w:proofErr w:type="spellEnd"/>
+      <w:r>
+        <w:rPr>
+          <w:rFonts w:ascii="Courier New" w:eastAsia="Times New Roman" w:hAnsi="Courier New" w:cs="Courier New"/>
+          <w:sz w:val="20"/>
+          <w:szCs w:val="20"/>
+          <w:lang w:eastAsia="en-IN"/>
+        </w:rPr>
+        <w:t xml:space="preserve"> = Fixed JVM Memory</w:t>
+      </w:r>
+    </w:p>
+    <w:p>
+      <w:pPr>
+        <w:tabs>
+          <w:tab w:val="left" w:pos="916"/>
+          <w:tab w:val="left" w:pos="1832"/>
+          <w:tab w:val="left" w:pos="2748"/>
+          <w:tab w:val="left" w:pos="3664"/>
+          <w:tab w:val="left" w:pos="4580"/>
+          <w:tab w:val="left" w:pos="5496"/>
+          <w:tab w:val="left" w:pos="6412"/>
+          <w:tab w:val="left" w:pos="7328"/>
+          <w:tab w:val="left" w:pos="8244"/>
+          <w:tab w:val="left" w:pos="9160"/>
+          <w:tab w:val="left" w:pos="10076"/>
+          <w:tab w:val="left" w:pos="10992"/>
+          <w:tab w:val="left" w:pos="11908"/>
+          <w:tab w:val="left" w:pos="12824"/>
+          <w:tab w:val="left" w:pos="13740"/>
+          <w:tab w:val="left" w:pos="14656"/>
+        </w:tabs>
+        <w:spacing w:after="0" w:line="240" w:lineRule="auto"/>
+        <w:rPr>
+          <w:rFonts w:ascii="Courier New" w:eastAsia="Times New Roman" w:hAnsi="Courier New" w:cs="Courier New"/>
+          <w:sz w:val="20"/>
+          <w:szCs w:val="20"/>
+          <w:lang w:eastAsia="en-IN"/>
+        </w:rPr>
+      </w:pPr>
+    </w:p>
+    <w:p>
+      <w:pPr>
+        <w:tabs>
+          <w:tab w:val="left" w:pos="916"/>
+          <w:tab w:val="left" w:pos="1832"/>
+          <w:tab w:val="left" w:pos="2748"/>
+          <w:tab w:val="left" w:pos="3664"/>
+          <w:tab w:val="left" w:pos="4580"/>
+          <w:tab w:val="left" w:pos="5496"/>
+          <w:tab w:val="left" w:pos="6412"/>
+          <w:tab w:val="left" w:pos="7328"/>
+          <w:tab w:val="left" w:pos="8244"/>
+          <w:tab w:val="left" w:pos="9160"/>
+          <w:tab w:val="left" w:pos="10076"/>
+          <w:tab w:val="left" w:pos="10992"/>
+          <w:tab w:val="left" w:pos="11908"/>
+          <w:tab w:val="left" w:pos="12824"/>
+          <w:tab w:val="left" w:pos="13740"/>
+          <w:tab w:val="left" w:pos="14656"/>
+        </w:tabs>
+        <w:spacing w:after="0" w:line="240" w:lineRule="auto"/>
+        <w:rPr>
+          <w:rFonts w:ascii="Courier New" w:eastAsia="Times New Roman" w:hAnsi="Courier New" w:cs="Courier New"/>
+          <w:sz w:val="20"/>
+          <w:szCs w:val="20"/>
+          <w:lang w:eastAsia="en-IN"/>
+        </w:rPr>
+      </w:pPr>
+      <w:proofErr w:type="spellStart"/>
+      <w:r>
+        <w:rPr>
+          <w:rFonts w:ascii="Courier New" w:eastAsia="Times New Roman" w:hAnsi="Courier New" w:cs="Courier New"/>
+          <w:sz w:val="20"/>
+          <w:szCs w:val="20"/>
+          <w:lang w:eastAsia="en-IN"/>
+        </w:rPr>
+        <w:t>Metaspace</w:t>
+      </w:r>
+      <w:proofErr w:type="spellEnd"/>
+      <w:r>
+        <w:rPr>
+          <w:rFonts w:ascii="Courier New" w:eastAsia="Times New Roman" w:hAnsi="Courier New" w:cs="Courier New"/>
+          <w:sz w:val="20"/>
+          <w:szCs w:val="20"/>
+          <w:lang w:eastAsia="en-IN"/>
+        </w:rPr>
+        <w:t xml:space="preserve"> = Dynamic Native Memory</w:t>
+      </w:r>
+    </w:p>
+    <w:p>
+      <w:pPr>
+        <w:spacing w:before="100" w:beforeAutospacing="1" w:after="100" w:afterAutospacing="1" w:line="240" w:lineRule="auto"/>
+        <w:outlineLvl w:val="2"/>
+        <w:rPr>
+          <w:rFonts w:ascii="Times New Roman" w:eastAsia="Times New Roman" w:hAnsi="Times New Roman" w:cs="Times New Roman"/>
+          <w:b/>
+          <w:bCs/>
+          <w:sz w:val="27"/>
+          <w:szCs w:val="27"/>
+          <w:lang w:eastAsia="en-IN"/>
+        </w:rPr>
+      </w:pPr>
+      <w:r>
+        <w:rPr>
+          <w:rFonts w:ascii="Times New Roman" w:eastAsia="Times New Roman" w:hAnsi="Times New Roman" w:cs="Times New Roman"/>
+          <w:b/>
+          <w:bCs/>
+          <w:sz w:val="27"/>
+          <w:szCs w:val="27"/>
+          <w:lang w:eastAsia="en-IN"/>
+        </w:rPr>
+        <w:t>Important Follow-Up</w:t>
+      </w:r>
+    </w:p>
+    <w:p>
+      <w:pPr>
+        <w:tabs>
+          <w:tab w:val="left" w:pos="916"/>
+          <w:tab w:val="left" w:pos="1832"/>
+          <w:tab w:val="left" w:pos="2748"/>
+          <w:tab w:val="left" w:pos="3664"/>
+          <w:tab w:val="left" w:pos="4580"/>
+          <w:tab w:val="left" w:pos="5496"/>
+          <w:tab w:val="left" w:pos="6412"/>
+          <w:tab w:val="left" w:pos="7328"/>
+          <w:tab w:val="left" w:pos="8244"/>
+          <w:tab w:val="left" w:pos="9160"/>
+          <w:tab w:val="left" w:pos="10076"/>
+          <w:tab w:val="left" w:pos="10992"/>
+          <w:tab w:val="left" w:pos="11908"/>
+          <w:tab w:val="left" w:pos="12824"/>
+          <w:tab w:val="left" w:pos="13740"/>
+          <w:tab w:val="left" w:pos="14656"/>
+        </w:tabs>
+        <w:spacing w:after="0" w:line="240" w:lineRule="auto"/>
+        <w:rPr>
+          <w:rFonts w:ascii="Courier New" w:eastAsia="Times New Roman" w:hAnsi="Courier New" w:cs="Courier New"/>
+          <w:sz w:val="20"/>
+          <w:szCs w:val="20"/>
+          <w:lang w:eastAsia="en-IN"/>
+        </w:rPr>
+      </w:pPr>
+      <w:r>
+        <w:rPr>
+          <w:rFonts w:ascii="Courier New" w:eastAsia="Times New Roman" w:hAnsi="Courier New" w:cs="Courier New"/>
+          <w:sz w:val="20"/>
+          <w:szCs w:val="20"/>
+          <w:lang w:eastAsia="en-IN"/>
+        </w:rPr>
         <w:t xml:space="preserve">Why </w:t>
       </w:r>
       <w:proofErr w:type="spellStart"/>
@@ -7106,10 +7438,7 @@
         <w:t xml:space="preserve"> issues.</w:t>
       </w:r>
     </w:p>
-    <w:p>
-      <w:bookmarkStart w:id="0" w:name="_GoBack"/>
-      <w:bookmarkEnd w:id="0"/>
-    </w:p>
+    <w:p/>
     <w:sectPr>
       <w:pgSz w:w="12962" w:h="8641" w:orient="landscape" w:code="1"/>
       <w:pgMar w:top="864" w:right="1077" w:bottom="864" w:left="1077" w:header="709" w:footer="709" w:gutter="0"/>
@@ -7301,6 +7630,31 @@
       <w:lang w:eastAsia="en-IN"/>
     </w:rPr>
   </w:style>
+  <w:style w:type="paragraph" w:styleId="Heading2">
+    <w:name w:val="heading 2"/>
+    <w:basedOn w:val="Normal"/>
+    <w:next w:val="Normal"/>
+    <w:link w:val="Heading2Char"/>
+    <w:uiPriority w:val="9"/>
+    <w:semiHidden/>
+    <w:unhideWhenUsed/>
+    <w:qFormat/>
+    <w:rsid w:val="00F03A36"/>
+    <w:pPr>
+      <w:keepNext/>
+      <w:keepLines/>
+      <w:spacing w:before="200" w:after="0"/>
+      <w:outlineLvl w:val="1"/>
+    </w:pPr>
+    <w:rPr>
+      <w:rFonts w:asciiTheme="majorHAnsi" w:eastAsiaTheme="majorEastAsia" w:hAnsiTheme="majorHAnsi" w:cstheme="majorBidi"/>
+      <w:b/>
+      <w:bCs/>
+      <w:color w:val="4F81BD" w:themeColor="accent1"/>
+      <w:sz w:val="26"/>
+      <w:szCs w:val="26"/>
+    </w:rPr>
+  </w:style>
   <w:style w:type="paragraph" w:styleId="Heading3">
     <w:name w:val="heading 3"/>
     <w:basedOn w:val="Normal"/>
@@ -7458,6 +7812,48 @@
       <w:sz w:val="20"/>
       <w:szCs w:val="20"/>
     </w:rPr>
+  </w:style>
+  <w:style w:type="character" w:customStyle="1" w:styleId="Heading2Char">
+    <w:name w:val="Heading 2 Char"/>
+    <w:basedOn w:val="DefaultParagraphFont"/>
+    <w:link w:val="Heading2"/>
+    <w:uiPriority w:val="9"/>
+    <w:semiHidden/>
+    <w:rsid w:val="00F03A36"/>
+    <w:rPr>
+      <w:rFonts w:asciiTheme="majorHAnsi" w:eastAsiaTheme="majorEastAsia" w:hAnsiTheme="majorHAnsi" w:cstheme="majorBidi"/>
+      <w:b/>
+      <w:bCs/>
+      <w:color w:val="4F81BD" w:themeColor="accent1"/>
+      <w:sz w:val="26"/>
+      <w:szCs w:val="26"/>
+    </w:rPr>
+  </w:style>
+  <w:style w:type="character" w:styleId="Strong">
+    <w:name w:val="Strong"/>
+    <w:basedOn w:val="DefaultParagraphFont"/>
+    <w:uiPriority w:val="22"/>
+    <w:qFormat/>
+    <w:rsid w:val="00F03A36"/>
+    <w:rPr>
+      <w:b/>
+      <w:bCs/>
+    </w:rPr>
+  </w:style>
+  <w:style w:type="character" w:customStyle="1" w:styleId="m">
+    <w:name w:val="ͼm"/>
+    <w:basedOn w:val="DefaultParagraphFont"/>
+    <w:rsid w:val="00F03A36"/>
+  </w:style>
+  <w:style w:type="character" w:customStyle="1" w:styleId="g">
+    <w:name w:val="ͼg"/>
+    <w:basedOn w:val="DefaultParagraphFont"/>
+    <w:rsid w:val="00F03A36"/>
+  </w:style>
+  <w:style w:type="character" w:customStyle="1" w:styleId="k">
+    <w:name w:val="ͼk"/>
+    <w:basedOn w:val="DefaultParagraphFont"/>
+    <w:rsid w:val="00F03A36"/>
   </w:style>
 </w:styles>
 </file>
@@ -7643,6 +8039,31 @@
       <w:lang w:eastAsia="en-IN"/>
     </w:rPr>
   </w:style>
+  <w:style w:type="paragraph" w:styleId="Heading2">
+    <w:name w:val="heading 2"/>
+    <w:basedOn w:val="Normal"/>
+    <w:next w:val="Normal"/>
+    <w:link w:val="Heading2Char"/>
+    <w:uiPriority w:val="9"/>
+    <w:semiHidden/>
+    <w:unhideWhenUsed/>
+    <w:qFormat/>
+    <w:rsid w:val="00F03A36"/>
+    <w:pPr>
+      <w:keepNext/>
+      <w:keepLines/>
+      <w:spacing w:before="200" w:after="0"/>
+      <w:outlineLvl w:val="1"/>
+    </w:pPr>
+    <w:rPr>
+      <w:rFonts w:asciiTheme="majorHAnsi" w:eastAsiaTheme="majorEastAsia" w:hAnsiTheme="majorHAnsi" w:cstheme="majorBidi"/>
+      <w:b/>
+      <w:bCs/>
+      <w:color w:val="4F81BD" w:themeColor="accent1"/>
+      <w:sz w:val="26"/>
+      <w:szCs w:val="26"/>
+    </w:rPr>
+  </w:style>
   <w:style w:type="paragraph" w:styleId="Heading3">
     <w:name w:val="heading 3"/>
     <w:basedOn w:val="Normal"/>
@@ -7800,6 +8221,48 @@
       <w:sz w:val="20"/>
       <w:szCs w:val="20"/>
     </w:rPr>
+  </w:style>
+  <w:style w:type="character" w:customStyle="1" w:styleId="Heading2Char">
+    <w:name w:val="Heading 2 Char"/>
+    <w:basedOn w:val="DefaultParagraphFont"/>
+    <w:link w:val="Heading2"/>
+    <w:uiPriority w:val="9"/>
+    <w:semiHidden/>
+    <w:rsid w:val="00F03A36"/>
+    <w:rPr>
+      <w:rFonts w:asciiTheme="majorHAnsi" w:eastAsiaTheme="majorEastAsia" w:hAnsiTheme="majorHAnsi" w:cstheme="majorBidi"/>
+      <w:b/>
+      <w:bCs/>
+      <w:color w:val="4F81BD" w:themeColor="accent1"/>
+      <w:sz w:val="26"/>
+      <w:szCs w:val="26"/>
+    </w:rPr>
+  </w:style>
+  <w:style w:type="character" w:styleId="Strong">
+    <w:name w:val="Strong"/>
+    <w:basedOn w:val="DefaultParagraphFont"/>
+    <w:uiPriority w:val="22"/>
+    <w:qFormat/>
+    <w:rsid w:val="00F03A36"/>
+    <w:rPr>
+      <w:b/>
+      <w:bCs/>
+    </w:rPr>
+  </w:style>
+  <w:style w:type="character" w:customStyle="1" w:styleId="m">
+    <w:name w:val="ͼm"/>
+    <w:basedOn w:val="DefaultParagraphFont"/>
+    <w:rsid w:val="00F03A36"/>
+  </w:style>
+  <w:style w:type="character" w:customStyle="1" w:styleId="g">
+    <w:name w:val="ͼg"/>
+    <w:basedOn w:val="DefaultParagraphFont"/>
+    <w:rsid w:val="00F03A36"/>
+  </w:style>
+  <w:style w:type="character" w:customStyle="1" w:styleId="k">
+    <w:name w:val="ͼk"/>
+    <w:basedOn w:val="DefaultParagraphFont"/>
+    <w:rsid w:val="00F03A36"/>
   </w:style>
 </w:styles>
 </file>
